--- a/06-学生侧材料/讲义/学生专用版/5-无机化学/钛钒铬锰-超级充实版（学生专用版）.docx
+++ b/06-学生侧材料/讲义/学生专用版/5-无机化学/钛钒铬锰-超级充实版（学生专用版）.docx
@@ -45211,73 +45211,73 @@
         <w:rPr>
           <w:rFonts w:hint="eastAsia" w:ascii="Times New Roman" w:hAnsi="Times New Roman" w:eastAsia="Times New Roman" w:cs="Times New Roman"/>
         </w:rPr>
+        <w:t>，</w:t>
+      </w:r>
+      <w:r>
+        <w:rPr>
+          <w:rFonts w:hint="eastAsia" w:ascii="Times New Roman" w:hAnsi="Times New Roman" w:eastAsia="FangSong" w:cs="Times New Roman"/>
+        </w:rPr>
+        <w:t>并说明其聚合度随</w:t>
+      </w:r>
+      <w:r>
+        <w:rPr>
+          <w:rFonts w:ascii="Times New Roman" w:hAnsi="Times New Roman" w:eastAsia="Times New Roman" w:cs="Times New Roman"/>
+        </w:rPr>
+        <w:t xml:space="preserve"> pH </w:t>
+      </w:r>
+      <w:r>
+        <w:rPr>
+          <w:rFonts w:hint="eastAsia" w:ascii="Times New Roman" w:hAnsi="Times New Roman" w:eastAsia="FangSong" w:cs="Times New Roman"/>
+        </w:rPr>
+        <w:t>降低而增大的规律</w:t>
+      </w:r>
+      <w:r>
+        <w:rPr>
+          <w:rFonts w:hint="eastAsia" w:ascii="Times New Roman" w:hAnsi="Times New Roman" w:eastAsia="Times New Roman" w:cs="Times New Roman"/>
+        </w:rPr>
         <w:t>。（3）</w:t>
       </w:r>
       <w:r>
         <w:rPr>
           <w:rFonts w:hint="eastAsia" w:ascii="Times New Roman" w:hAnsi="Times New Roman" w:eastAsia="FangSong" w:cs="Times New Roman"/>
         </w:rPr>
-        <w:t>已知金属钒晶体属于立方晶系</w:t>
-      </w:r>
-      <w:r>
-        <w:rPr>
-          <w:rFonts w:hint="eastAsia" w:ascii="Times New Roman" w:hAnsi="Times New Roman" w:eastAsia="Times New Roman" w:cs="Times New Roman"/>
-        </w:rPr>
-        <w:t>，</w:t>
-      </w:r>
-      <w:r>
-        <w:rPr>
-          <w:rFonts w:hint="eastAsia" w:ascii="Times New Roman" w:hAnsi="Times New Roman" w:eastAsia="FangSong" w:cs="Times New Roman"/>
-        </w:rPr>
-        <w:t>与该金属原子最近的原子核间距离为</w:t>
-      </w:r>
-      <w:r>
-        <w:rPr>
-          <w:rFonts w:ascii="Times New Roman" w:hAnsi="Times New Roman" w:eastAsia="Times New Roman" w:cs="Times New Roman"/>
-        </w:rPr>
-        <w:t xml:space="preserve"> 262.0 </w:t>
-      </w:r>
-      <w:r>
-        <w:rPr>
-          <w:rFonts w:hint="eastAsia" w:ascii="Times New Roman" w:hAnsi="Times New Roman" w:eastAsia="Times New Roman" w:cs="Times New Roman"/>
-        </w:rPr>
-        <w:t>pm，</w:t>
-      </w:r>
-      <w:r>
-        <w:rPr>
-          <w:rFonts w:hint="eastAsia" w:ascii="Times New Roman" w:hAnsi="Times New Roman" w:eastAsia="FangSong" w:cs="Times New Roman"/>
-        </w:rPr>
-        <w:t>次近距离为</w:t>
-      </w:r>
-      <w:r>
-        <w:rPr>
-          <w:rFonts w:ascii="Times New Roman" w:hAnsi="Times New Roman" w:eastAsia="Times New Roman" w:cs="Times New Roman"/>
-        </w:rPr>
-        <w:t xml:space="preserve"> 302.5 </w:t>
-      </w:r>
-      <w:r>
-        <w:rPr>
-          <w:rFonts w:hint="eastAsia" w:ascii="Times New Roman" w:hAnsi="Times New Roman" w:eastAsia="Times New Roman" w:cs="Times New Roman"/>
-        </w:rPr>
-        <w:t>pm。</w:t>
-      </w:r>
-      <w:r>
-        <w:rPr>
-          <w:rFonts w:hint="eastAsia" w:ascii="Times New Roman" w:hAnsi="Times New Roman" w:eastAsia="FangSong" w:cs="Times New Roman"/>
-        </w:rPr>
-        <w:t>试判断其堆积方式</w:t>
-      </w:r>
-      <w:r>
-        <w:rPr>
-          <w:rFonts w:hint="eastAsia" w:ascii="Times New Roman" w:hAnsi="Times New Roman" w:eastAsia="Times New Roman" w:cs="Times New Roman"/>
-        </w:rPr>
-        <w:t>，</w:t>
-      </w:r>
-      <w:r>
-        <w:rPr>
-          <w:rFonts w:hint="eastAsia" w:ascii="Times New Roman" w:hAnsi="Times New Roman" w:eastAsia="FangSong" w:cs="Times New Roman"/>
-        </w:rPr>
-        <w:t>并计算能放入该晶体空隙中的最大原子半径</w:t>
+        <w:t>说明钒酸根溶液的颜色随</w:t>
+      </w:r>
+      <w:r>
+        <w:rPr>
+          <w:rFonts w:ascii="Times New Roman" w:hAnsi="Times New Roman" w:eastAsia="Times New Roman" w:cs="Times New Roman"/>
+        </w:rPr>
+        <w:t xml:space="preserve"> pH </w:t>
+      </w:r>
+      <w:r>
+        <w:rPr>
+          <w:rFonts w:hint="eastAsia" w:ascii="Times New Roman" w:hAnsi="Times New Roman" w:eastAsia="FangSong" w:cs="Times New Roman"/>
+        </w:rPr>
+        <w:t>降低</w:t>
+      </w:r>
+      <w:r>
+        <w:rPr>
+          <w:rFonts w:hint="eastAsia" w:ascii="Times New Roman" w:hAnsi="Times New Roman" w:eastAsia="Times New Roman" w:cs="Times New Roman"/>
+        </w:rPr>
+        <w:t>（</w:t>
+      </w:r>
+      <w:r>
+        <w:rPr>
+          <w:rFonts w:hint="eastAsia" w:ascii="Times New Roman" w:hAnsi="Times New Roman" w:eastAsia="FangSong" w:cs="Times New Roman"/>
+        </w:rPr>
+        <w:t>由无色经淡黄到深红</w:t>
+      </w:r>
+      <w:r>
+        <w:rPr>
+          <w:rFonts w:hint="eastAsia" w:ascii="Times New Roman" w:hAnsi="Times New Roman" w:eastAsia="Times New Roman" w:cs="Times New Roman"/>
+        </w:rPr>
+        <w:t>）</w:t>
+      </w:r>
+      <w:r>
+        <w:rPr>
+          <w:rFonts w:hint="eastAsia" w:ascii="Times New Roman" w:hAnsi="Times New Roman" w:eastAsia="FangSong" w:cs="Times New Roman"/>
+        </w:rPr>
+        <w:t>而变化的原因</w:t>
       </w:r>
       <w:r>
         <w:rPr>

--- a/06-学生侧材料/讲义/学生专用版/5-无机化学/钛钒铬锰-超级充实版（学生专用版）.docx
+++ b/06-学生侧材料/讲义/学生专用版/5-无机化学/钛钒铬锰-超级充实版（学生专用版）.docx
@@ -2730,7 +2730,7 @@
         <w:rPr>
           <w:rFonts w:hint="eastAsia" w:ascii="Times New Roman" w:hAnsi="Times New Roman" w:eastAsia="FangSong" w:cs="Times New Roman"/>
         </w:rPr>
-        <w:t>其一是热力学上的极度活泼</w:t>
+        <w:t>其一是热力学上的活泼</w:t>
       </w:r>
       <w:r>
         <w:rPr>
@@ -2936,7 +2936,7 @@
         <w:rPr>
           <w:rFonts w:hint="eastAsia" w:ascii="Times New Roman" w:hAnsi="Times New Roman" w:eastAsia="FangSong" w:cs="Times New Roman"/>
         </w:rPr>
-        <w:t>其二是实际使用中的极度稳定</w:t>
+        <w:t>其二是实际使用中的稳定</w:t>
       </w:r>
       <w:r>
         <w:rPr>

--- a/06-学生侧材料/讲义/学生专用版/5-无机化学/钛钒铬锰-超级充实版（学生专用版）.docx
+++ b/06-学生侧材料/讲义/学生专用版/5-无机化学/钛钒铬锰-超级充实版（学生专用版）.docx
@@ -9001,7 +9001,7 @@
                     <a:graphicData uri="http://schemas.openxmlformats.org/drawingml/2006/picture">
                       <pic:pic>
                         <pic:nvPicPr>
-                          <pic:cNvPr descr="bc1691164978e033769dd51e0cffe8e4d29c303eb471a03b6076adc4ae14f5c3.jpg" id="28" name="Picture"/>
+                          <pic:cNvPr descr="bff2c0172c08ccb8be764d461b2fef1a1c1512ba31cbaec324cd711576cc9766.jpg" id="28" name="Picture"/>
                           <pic:cNvPicPr>
                             <a:picLocks noChangeArrowheads="1" noChangeAspect="1"/>
                           </pic:cNvPicPr>

--- a/06-学生侧材料/讲义/学生专用版/5-无机化学/钛钒铬锰-超级充实版（学生专用版）.docx
+++ b/06-学生侧材料/讲义/学生专用版/5-无机化学/钛钒铬锰-超级充实版（学生专用版）.docx
@@ -6291,9 +6291,9 @@
         </w:tblBorders>
       </w:tblPr>
       <w:tblGrid>
-        <w:gridCol w:w="3046"/>
-        <w:gridCol w:w="2436"/>
-        <w:gridCol w:w="2436"/>
+        <w:gridCol w:w="792"/>
+        <w:gridCol w:w="3762"/>
+        <w:gridCol w:w="3366"/>
       </w:tblGrid>
       <w:tr>
         <w:trPr>
@@ -11556,9 +11556,9 @@
         </w:tblBorders>
       </w:tblPr>
       <w:tblGrid>
-        <w:gridCol w:w="3046"/>
-        <w:gridCol w:w="2436"/>
-        <w:gridCol w:w="2436"/>
+        <w:gridCol w:w="726"/>
+        <w:gridCol w:w="4554"/>
+        <w:gridCol w:w="2640"/>
       </w:tblGrid>
       <w:tr>
         <w:trPr>
@@ -22112,10 +22112,10 @@
         </w:tblBorders>
       </w:tblPr>
       <w:tblGrid>
-        <w:gridCol w:w="2200"/>
-        <w:gridCol w:w="1760"/>
-        <w:gridCol w:w="2200"/>
-        <w:gridCol w:w="1760"/>
+        <w:gridCol w:w="792"/>
+        <w:gridCol w:w="924"/>
+        <w:gridCol w:w="1188"/>
+        <w:gridCol w:w="5016"/>
       </w:tblGrid>
       <w:tr>
         <w:trPr>
@@ -28830,9 +28830,9 @@
         </w:tblBorders>
       </w:tblPr>
       <w:tblGrid>
-        <w:gridCol w:w="3046"/>
-        <w:gridCol w:w="2436"/>
-        <w:gridCol w:w="2436"/>
+        <w:gridCol w:w="726"/>
+        <w:gridCol w:w="6204"/>
+        <w:gridCol w:w="990"/>
       </w:tblGrid>
       <w:tr>
         <w:trPr>

--- a/06-学生侧材料/讲义/学生专用版/5-无机化学/钛钒铬锰-超级充实版（学生专用版）.docx
+++ b/06-学生侧材料/讲义/学生专用版/5-无机化学/钛钒铬锰-超级充实版（学生专用版）.docx
@@ -20010,9 +20010,9 @@
         </w:tblBorders>
       </w:tblPr>
       <w:tblGrid>
-        <w:gridCol w:w="3046"/>
-        <w:gridCol w:w="2436"/>
-        <w:gridCol w:w="2436"/>
+        <w:gridCol w:w="792"/>
+        <w:gridCol w:w="5940"/>
+        <w:gridCol w:w="1188"/>
       </w:tblGrid>
       <w:tr>
         <w:trPr>
@@ -30317,11 +30317,11 @@
         </w:tblBorders>
       </w:tblPr>
       <w:tblGrid>
-        <w:gridCol w:w="1584"/>
-        <w:gridCol w:w="1584"/>
-        <w:gridCol w:w="1584"/>
-        <w:gridCol w:w="1584"/>
-        <w:gridCol w:w="1584"/>
+        <w:gridCol w:w="2178"/>
+        <w:gridCol w:w="1254"/>
+        <w:gridCol w:w="1980"/>
+        <w:gridCol w:w="1254"/>
+        <w:gridCol w:w="1254"/>
       </w:tblGrid>
       <w:tr>
         <w:trPr>

--- a/06-学生侧材料/讲义/学生专用版/5-无机化学/钛钒铬锰-超级充实版（学生专用版）.docx
+++ b/06-学生侧材料/讲义/学生专用版/5-无机化学/钛钒铬锰-超级充实版（学生专用版）.docx
@@ -22251,25 +22251,7 @@
               <w:rPr>
                 <w:rFonts w:hint="eastAsia" w:ascii="Times New Roman" w:hAnsi="Times New Roman" w:eastAsia="FangSong" w:cs="Times New Roman"/>
               </w:rPr>
-              <w:t>淡粉</w:t>
-            </w:r>
-            <w:r>
-              <w:rPr>
-                <w:rFonts w:hint="eastAsia" w:ascii="Times New Roman" w:hAnsi="Times New Roman" w:eastAsia="Times New Roman" w:cs="Times New Roman"/>
-              </w:rPr>
-              <w:t>（</w:t>
-            </w:r>
-            <w:r>
-              <w:rPr>
-                <w:rFonts w:hint="eastAsia" w:ascii="Times New Roman" w:hAnsi="Times New Roman" w:eastAsia="FangSong" w:cs="Times New Roman"/>
-              </w:rPr>
-              <w:t>近无色</w:t>
-            </w:r>
-            <w:r>
-              <w:rPr>
-                <w:rFonts w:hint="eastAsia" w:ascii="Times New Roman" w:hAnsi="Times New Roman" w:eastAsia="Times New Roman" w:cs="Times New Roman"/>
-              </w:rPr>
-              <w:t>）</w:t>
+              <w:t xml:space="preserve">淡粉近无色</w:t>
             </w:r>
           </w:p>
         </w:tc>
@@ -34501,11 +34483,10 @@
         </w:tblBorders>
       </w:tblPr>
       <w:tblGrid>
-        <w:gridCol w:w="1584"/>
-        <w:gridCol w:w="1584"/>
-        <w:gridCol w:w="1584"/>
-        <w:gridCol w:w="1584"/>
-        <w:gridCol w:w="1584"/>
+        <w:gridCol w:w="1980"/>
+        <w:gridCol w:w="1980"/>
+        <w:gridCol w:w="1980"/>
+        <w:gridCol w:w="1980"/>
       </w:tblGrid>
       <w:tr>
         <w:trPr>
@@ -34605,23 +34586,121 @@
             </w:r>
           </w:p>
         </w:tc>
+      </w:tr>
+      <w:tr>
         <w:tc>
-          <w:tcPr>
-            <w:tcBorders>
-              <w:bottom w:val="single" w:sz="6" w:space="0" w:color="333333"/>
-            </w:tcBorders>
-          </w:tcPr>
+          <w:tcPr/>
           <w:p>
             <w:pPr>
               <w:pStyle w:val="Compact"/>
               <w:jc w:val="center"/>
             </w:pPr>
-            <w:r>
-              <w:rPr>
-                <w:rFonts w:hint="eastAsia" w:ascii="Times New Roman" w:hAnsi="Times New Roman" w:eastAsia="SimHei" w:cs="Times New Roman"/>
-                <w:b/>
-              </w:rPr>
-              <w:t xml:space="preserve">特征反应</w:t>
+            <m:oMath>
+              <m:r>
+                <m:rPr>
+                  <m:sty m:val="p"/>
+                </m:rPr>
+                <m:t>T</m:t>
+              </m:r>
+              <m:r>
+                <m:rPr>
+                  <m:sty m:val="p"/>
+                </m:rPr>
+                <m:t>i</m:t>
+              </m:r>
+              <m:sSub>
+                <m:e>
+                  <m:r>
+                    <m:rPr>
+                      <m:sty m:val="p"/>
+                    </m:rPr>
+                    <m:t>O</m:t>
+                  </m:r>
+                </m:e>
+                <m:sub>
+                  <m:r>
+                    <m:rPr>
+                      <m:sty m:val="p"/>
+                    </m:rPr>
+                    <m:t>2</m:t>
+                  </m:r>
+                </m:sub>
+              </m:sSub>
+            </m:oMath>
+            <w:r>
+              <w:rPr>
+                <w:rFonts w:ascii="Times New Roman" w:hAnsi="Times New Roman" w:eastAsia="Times New Roman" w:cs="Times New Roman"/>
+              </w:rPr>
+              <w:t xml:space="preserve">​</w:t>
+            </w:r>
+          </w:p>
+        </w:tc>
+        <w:tc>
+          <w:tcPr/>
+          <w:p>
+            <w:pPr>
+              <w:pStyle w:val="Compact"/>
+              <w:jc w:val="center"/>
+            </w:pPr>
+            <w:r>
+              <w:rPr>
+                <w:rFonts w:hint="eastAsia" w:ascii="Times New Roman" w:hAnsi="Times New Roman" w:eastAsia="FangSong" w:cs="Times New Roman"/>
+              </w:rPr>
+              <w:t xml:space="preserve">钛白粉</w:t>
+            </w:r>
+          </w:p>
+        </w:tc>
+        <w:tc>
+          <w:tcPr/>
+          <w:p>
+            <w:pPr>
+              <w:pStyle w:val="Compact"/>
+              <w:jc w:val="center"/>
+            </w:pPr>
+            <w:r>
+              <w:rPr>
+                <w:rFonts w:hint="eastAsia" w:ascii="Times New Roman" w:hAnsi="Times New Roman" w:eastAsia="FangSong" w:cs="Times New Roman"/>
+              </w:rPr>
+              <w:t xml:space="preserve">白色粉末</w:t>
+            </w:r>
+          </w:p>
+        </w:tc>
+        <w:tc>
+          <w:tcPr/>
+          <w:p>
+            <w:pPr>
+              <w:pStyle w:val="Compact"/>
+              <w:jc w:val="center"/>
+            </w:pPr>
+            <w:r>
+              <w:rPr>
+                <w:rFonts w:hint="eastAsia" w:ascii="Times New Roman" w:hAnsi="Times New Roman" w:eastAsia="FangSong" w:cs="Times New Roman"/>
+              </w:rPr>
+              <w:t>两性偏碱</w:t>
+            </w:r>
+            <w:r>
+              <w:rPr>
+                <w:rFonts w:hint="eastAsia" w:ascii="Times New Roman" w:hAnsi="Times New Roman" w:eastAsia="Times New Roman" w:cs="Times New Roman"/>
+              </w:rPr>
+              <w:t>，</w:t>
+            </w:r>
+            <w:r>
+              <w:rPr>
+                <w:rFonts w:hint="eastAsia" w:ascii="Times New Roman" w:hAnsi="Times New Roman" w:eastAsia="FangSong" w:cs="Times New Roman"/>
+              </w:rPr>
+              <w:t>化学惰性</w:t>
+            </w:r>
+            <w:r>
+              <w:rPr>
+                <w:rFonts w:hint="eastAsia" w:ascii="Times New Roman" w:hAnsi="Times New Roman" w:eastAsia="Times New Roman" w:cs="Times New Roman"/>
+              </w:rPr>
+              <w:t>，</w:t>
+            </w:r>
+            <w:r>
+              <w:rPr>
+                <w:rFonts w:hint="eastAsia" w:ascii="Times New Roman" w:hAnsi="Times New Roman" w:eastAsia="FangSong" w:cs="Times New Roman"/>
+              </w:rPr>
+              <w:t>折射率高</w:t>
             </w:r>
           </w:p>
         </w:tc>
@@ -34647,13 +34726,19 @@
                 </m:rPr>
                 <m:t>i</m:t>
               </m:r>
+              <m:r>
+                <m:rPr>
+                  <m:sty m:val="p"/>
+                </m:rPr>
+                <m:t>C</m:t>
+              </m:r>
               <m:sSub>
                 <m:e>
                   <m:r>
                     <m:rPr>
                       <m:sty m:val="p"/>
                     </m:rPr>
-                    <m:t>O</m:t>
+                    <m:t>l</m:t>
                   </m:r>
                 </m:e>
                 <m:sub>
@@ -34661,7 +34746,7 @@
                     <m:rPr>
                       <m:sty m:val="p"/>
                     </m:rPr>
-                    <m:t>2</m:t>
+                    <m:t>4</m:t>
                   </m:r>
                 </m:sub>
               </m:sSub>
@@ -34683,9 +34768,9 @@
             </w:pPr>
             <w:r>
               <w:rPr>
-                <w:rFonts w:hint="eastAsia" w:ascii="Times New Roman" w:hAnsi="Times New Roman" w:eastAsia="FangSong" w:cs="Times New Roman"/>
-              </w:rPr>
-              <w:t xml:space="preserve">钛白粉</w:t>
+                <w:rFonts w:ascii="Times New Roman" w:hAnsi="Times New Roman" w:eastAsia="Times New Roman" w:cs="Times New Roman"/>
+              </w:rPr>
+              <w:t xml:space="preserve">—</w:t>
             </w:r>
           </w:p>
         </w:tc>
@@ -34700,8 +34785,52 @@
               <w:rPr>
                 <w:rFonts w:hint="eastAsia" w:ascii="Times New Roman" w:hAnsi="Times New Roman" w:eastAsia="FangSong" w:cs="Times New Roman"/>
               </w:rPr>
-              <w:t xml:space="preserve">白色粉末</w:t>
-            </w:r>
+              <w:t>无色液体</w:t>
+            </w:r>
+            <w:r>
+              <w:rPr>
+                <w:rFonts w:hint="eastAsia" w:ascii="Times New Roman" w:hAnsi="Times New Roman" w:eastAsia="Times New Roman" w:cs="Times New Roman"/>
+              </w:rPr>
+              <w:t>，</w:t>
+            </w:r>
+            <w:r>
+              <w:rPr>
+                <w:rFonts w:hint="eastAsia" w:ascii="Times New Roman" w:hAnsi="Times New Roman" w:eastAsia="FangSong" w:cs="Times New Roman"/>
+              </w:rPr>
+              <w:t>沸点</w:t>
+            </w:r>
+            <w:r>
+              <w:rPr>
+                <w:rFonts w:ascii="Times New Roman" w:hAnsi="Times New Roman" w:eastAsia="Times New Roman" w:cs="Times New Roman"/>
+              </w:rPr>
+              <w:t xml:space="preserve"> </w:t>
+            </w:r>
+            <m:oMath>
+              <m:r>
+                <m:t>136</m:t>
+              </m:r>
+              <m:sSup>
+                <m:e>
+                  <m:r>
+                    <m:t> </m:t>
+                  </m:r>
+                </m:e>
+                <m:sup>
+                  <m:r>
+                    <m:rPr>
+                      <m:sty m:val="p"/>
+                    </m:rPr>
+                    <m:t>∘</m:t>
+                  </m:r>
+                </m:sup>
+              </m:sSup>
+              <m:r>
+                <m:rPr>
+                  <m:sty m:val="p"/>
+                </m:rPr>
+                <m:t>C</m:t>
+              </m:r>
+            </m:oMath>
           </w:p>
         </w:tc>
         <w:tc>
@@ -34715,7 +34844,7 @@
               <w:rPr>
                 <w:rFonts w:hint="eastAsia" w:ascii="Times New Roman" w:hAnsi="Times New Roman" w:eastAsia="FangSong" w:cs="Times New Roman"/>
               </w:rPr>
-              <w:t>两性偏碱</w:t>
+              <w:t>强路易斯酸</w:t>
             </w:r>
             <w:r>
               <w:rPr>
@@ -34727,237 +34856,7 @@
               <w:rPr>
                 <w:rFonts w:hint="eastAsia" w:ascii="Times New Roman" w:hAnsi="Times New Roman" w:eastAsia="FangSong" w:cs="Times New Roman"/>
               </w:rPr>
-              <w:t>化学惰性</w:t>
-            </w:r>
-            <w:r>
-              <w:rPr>
-                <w:rFonts w:hint="eastAsia" w:ascii="Times New Roman" w:hAnsi="Times New Roman" w:eastAsia="Times New Roman" w:cs="Times New Roman"/>
-              </w:rPr>
-              <w:t>，</w:t>
-            </w:r>
-            <w:r>
-              <w:rPr>
-                <w:rFonts w:hint="eastAsia" w:ascii="Times New Roman" w:hAnsi="Times New Roman" w:eastAsia="FangSong" w:cs="Times New Roman"/>
-              </w:rPr>
-              <w:t>折射率高</w:t>
-            </w:r>
-          </w:p>
-        </w:tc>
-        <w:tc>
-          <w:tcPr/>
-          <w:p>
-            <w:pPr>
-              <w:pStyle w:val="Compact"/>
-              <w:jc w:val="center"/>
-            </w:pPr>
-            <m:oMath>
-              <m:r>
-                <m:rPr>
-                  <m:sty m:val="p"/>
-                </m:rPr>
-                <m:t>T</m:t>
-              </m:r>
-              <m:r>
-                <m:rPr>
-                  <m:sty m:val="p"/>
-                </m:rPr>
-                <m:t>i</m:t>
-              </m:r>
-              <m:sSub>
-                <m:e>
-                  <m:r>
-                    <m:rPr>
-                      <m:sty m:val="p"/>
-                    </m:rPr>
-                    <m:t>O</m:t>
-                  </m:r>
-                </m:e>
-                <m:sub>
-                  <m:r>
-                    <m:rPr>
-                      <m:sty m:val="p"/>
-                    </m:rPr>
-                    <m:t>2</m:t>
-                  </m:r>
-                </m:sub>
-              </m:sSub>
-              <m:r>
-                <m:rPr>
-                  <m:sty m:val="p"/>
-                </m:rPr>
-                <m:t>+</m:t>
-              </m:r>
-              <m:sSub>
-                <m:e>
-                  <m:r>
-                    <m:rPr>
-                      <m:sty m:val="p"/>
-                    </m:rPr>
-                    <m:t>H</m:t>
-                  </m:r>
-                </m:e>
-                <m:sub>
-                  <m:r>
-                    <m:rPr>
-                      <m:sty m:val="p"/>
-                    </m:rPr>
-                    <m:t>2</m:t>
-                  </m:r>
-                </m:sub>
-              </m:sSub>
-              <m:r>
-                <m:rPr>
-                  <m:sty m:val="p"/>
-                </m:rPr>
-                <m:t>S</m:t>
-              </m:r>
-              <m:sSub>
-                <m:e>
-                  <m:r>
-                    <m:rPr>
-                      <m:sty m:val="p"/>
-                    </m:rPr>
-                    <m:t>O</m:t>
-                  </m:r>
-                </m:e>
-                <m:sub>
-                  <m:r>
-                    <m:rPr>
-                      <m:sty m:val="p"/>
-                    </m:rPr>
-                    <m:t>4</m:t>
-                  </m:r>
-                </m:sub>
-              </m:sSub>
-              <m:limUpp>
-                <m:e>
-                  <m:r>
-                    <m:rPr>
-                      <m:sty m:val="p"/>
-                    </m:rPr>
-                    <m:t>→</m:t>
-                  </m:r>
-                </m:e>
-                <m:lim>
-                  <m:r>
-                    <m:rPr>
-                      <m:sty m:val="p"/>
-                    </m:rPr>
-                    <m:t>Δ</m:t>
-                  </m:r>
-                </m:lim>
-              </m:limUpp>
-              <m:r>
-                <m:rPr>
-                  <m:sty m:val="p"/>
-                </m:rPr>
-                <m:t>T</m:t>
-              </m:r>
-              <m:r>
-                <m:rPr>
-                  <m:sty m:val="p"/>
-                </m:rPr>
-                <m:t>i</m:t>
-              </m:r>
-              <m:r>
-                <m:rPr>
-                  <m:sty m:val="p"/>
-                </m:rPr>
-                <m:t>(</m:t>
-              </m:r>
-              <m:r>
-                <m:rPr>
-                  <m:sty m:val="p"/>
-                </m:rPr>
-                <m:t>S</m:t>
-              </m:r>
-              <m:sSub>
-                <m:e>
-                  <m:r>
-                    <m:rPr>
-                      <m:sty m:val="p"/>
-                    </m:rPr>
-                    <m:t>O</m:t>
-                  </m:r>
-                </m:e>
-                <m:sub>
-                  <m:r>
-                    <m:rPr>
-                      <m:sty m:val="p"/>
-                    </m:rPr>
-                    <m:t>4</m:t>
-                  </m:r>
-                </m:sub>
-              </m:sSub>
-              <m:sSub>
-                <m:e>
-                  <m:r>
-                    <m:rPr>
-                      <m:sty m:val="p"/>
-                    </m:rPr>
-                    <m:t>)</m:t>
-                  </m:r>
-                </m:e>
-                <m:sub>
-                  <m:r>
-                    <m:rPr>
-                      <m:sty m:val="p"/>
-                    </m:rPr>
-                    <m:t>2</m:t>
-                  </m:r>
-                </m:sub>
-              </m:sSub>
-              <m:r>
-                <m:rPr>
-                  <m:sty m:val="p"/>
-                </m:rPr>
-                <m:t>+</m:t>
-              </m:r>
-              <m:r>
-                <m:t>2</m:t>
-              </m:r>
-              <m:sSub>
-                <m:e>
-                  <m:r>
-                    <m:rPr>
-                      <m:sty m:val="p"/>
-                    </m:rPr>
-                    <m:t>H</m:t>
-                  </m:r>
-                </m:e>
-                <m:sub>
-                  <m:r>
-                    <m:rPr>
-                      <m:sty m:val="p"/>
-                    </m:rPr>
-                    <m:t>2</m:t>
-                  </m:r>
-                </m:sub>
-              </m:sSub>
-              <m:r>
-                <m:rPr>
-                  <m:sty m:val="p"/>
-                </m:rPr>
-                <m:t>O</m:t>
-              </m:r>
-            </m:oMath>
-            <w:r>
-              <w:rPr>
-                <w:rFonts w:hint="eastAsia" w:ascii="Times New Roman" w:hAnsi="Times New Roman" w:eastAsia="Times New Roman" w:cs="Times New Roman"/>
-              </w:rPr>
-              <w:t>（</w:t>
-            </w:r>
-            <w:r>
-              <w:rPr>
-                <w:rFonts w:hint="eastAsia" w:ascii="Times New Roman" w:hAnsi="Times New Roman" w:eastAsia="FangSong" w:cs="Times New Roman"/>
-              </w:rPr>
-              <w:t>只溶于热浓硫酸</w:t>
-            </w:r>
-            <w:r>
-              <w:rPr>
-                <w:rFonts w:hint="eastAsia" w:ascii="Times New Roman" w:hAnsi="Times New Roman" w:eastAsia="Times New Roman" w:cs="Times New Roman"/>
-              </w:rPr>
-              <w:t>）</w:t>
+              <w:t>遇水剧烈水解</w:t>
             </w:r>
           </w:p>
         </w:tc>
@@ -35003,7 +34902,7 @@
                     <m:rPr>
                       <m:sty m:val="p"/>
                     </m:rPr>
-                    <m:t>4</m:t>
+                    <m:t>3</m:t>
                   </m:r>
                 </m:sub>
               </m:sSub>
@@ -35042,52 +34941,26 @@
               <w:rPr>
                 <w:rFonts w:hint="eastAsia" w:ascii="Times New Roman" w:hAnsi="Times New Roman" w:eastAsia="FangSong" w:cs="Times New Roman"/>
               </w:rPr>
-              <w:t>无色液体</w:t>
+              <w:t>紫色晶体</w:t>
             </w:r>
             <w:r>
               <w:rPr>
                 <w:rFonts w:hint="eastAsia" w:ascii="Times New Roman" w:hAnsi="Times New Roman" w:eastAsia="Times New Roman" w:cs="Times New Roman"/>
               </w:rPr>
-              <w:t>，</w:t>
+              <w:t>（</w:t>
             </w:r>
             <w:r>
               <w:rPr>
                 <w:rFonts w:hint="eastAsia" w:ascii="Times New Roman" w:hAnsi="Times New Roman" w:eastAsia="FangSong" w:cs="Times New Roman"/>
               </w:rPr>
-              <w:t>沸点</w:t>
-            </w:r>
-            <w:r>
-              <w:rPr>
-                <w:rFonts w:ascii="Times New Roman" w:hAnsi="Times New Roman" w:eastAsia="Times New Roman" w:cs="Times New Roman"/>
-              </w:rPr>
-              <w:t xml:space="preserve"> </w:t>
-            </w:r>
-            <m:oMath>
-              <m:r>
-                <m:t>136</m:t>
-              </m:r>
-              <m:sSup>
-                <m:e>
-                  <m:r>
-                    <m:t> </m:t>
-                  </m:r>
-                </m:e>
-                <m:sup>
-                  <m:r>
-                    <m:rPr>
-                      <m:sty m:val="p"/>
-                    </m:rPr>
-                    <m:t>∘</m:t>
-                  </m:r>
-                </m:sup>
-              </m:sSup>
-              <m:r>
-                <m:rPr>
-                  <m:sty m:val="p"/>
-                </m:rPr>
-                <m:t>C</m:t>
-              </m:r>
-            </m:oMath>
+              <w:t>三价钛</w:t>
+            </w:r>
+            <w:r>
+              <w:rPr>
+                <w:rFonts w:hint="eastAsia" w:ascii="Times New Roman" w:hAnsi="Times New Roman" w:eastAsia="Times New Roman" w:cs="Times New Roman"/>
+              </w:rPr>
+              <w:t>）</w:t>
+            </w:r>
           </w:p>
         </w:tc>
         <w:tc>
@@ -35101,7 +34974,7 @@
               <w:rPr>
                 <w:rFonts w:hint="eastAsia" w:ascii="Times New Roman" w:hAnsi="Times New Roman" w:eastAsia="FangSong" w:cs="Times New Roman"/>
               </w:rPr>
-              <w:t>强路易斯酸</w:t>
+              <w:t>强还原性</w:t>
             </w:r>
             <w:r>
               <w:rPr>
@@ -35113,528 +34986,7 @@
               <w:rPr>
                 <w:rFonts w:hint="eastAsia" w:ascii="Times New Roman" w:hAnsi="Times New Roman" w:eastAsia="FangSong" w:cs="Times New Roman"/>
               </w:rPr>
-              <w:t>遇水剧烈水解</w:t>
-            </w:r>
-          </w:p>
-        </w:tc>
-        <w:tc>
-          <w:tcPr/>
-          <w:p>
-            <w:pPr>
-              <w:pStyle w:val="Compact"/>
-              <w:jc w:val="center"/>
-            </w:pPr>
-            <m:oMath>
-              <m:r>
-                <m:rPr>
-                  <m:sty m:val="p"/>
-                </m:rPr>
-                <m:t>T</m:t>
-              </m:r>
-              <m:r>
-                <m:rPr>
-                  <m:sty m:val="p"/>
-                </m:rPr>
-                <m:t>i</m:t>
-              </m:r>
-              <m:r>
-                <m:rPr>
-                  <m:sty m:val="p"/>
-                </m:rPr>
-                <m:t>C</m:t>
-              </m:r>
-              <m:sSub>
-                <m:e>
-                  <m:r>
-                    <m:rPr>
-                      <m:sty m:val="p"/>
-                    </m:rPr>
-                    <m:t>l</m:t>
-                  </m:r>
-                </m:e>
-                <m:sub>
-                  <m:r>
-                    <m:rPr>
-                      <m:sty m:val="p"/>
-                    </m:rPr>
-                    <m:t>4</m:t>
-                  </m:r>
-                </m:sub>
-              </m:sSub>
-              <m:r>
-                <m:rPr>
-                  <m:sty m:val="p"/>
-                </m:rPr>
-                <m:t>+</m:t>
-              </m:r>
-              <m:r>
-                <m:t>2</m:t>
-              </m:r>
-              <m:sSub>
-                <m:e>
-                  <m:r>
-                    <m:rPr>
-                      <m:sty m:val="p"/>
-                    </m:rPr>
-                    <m:t>H</m:t>
-                  </m:r>
-                </m:e>
-                <m:sub>
-                  <m:r>
-                    <m:rPr>
-                      <m:sty m:val="p"/>
-                    </m:rPr>
-                    <m:t>2</m:t>
-                  </m:r>
-                </m:sub>
-              </m:sSub>
-              <m:r>
-                <m:rPr>
-                  <m:sty m:val="p"/>
-                </m:rPr>
-                <m:t>O</m:t>
-              </m:r>
-              <m:r>
-                <m:rPr>
-                  <m:sty m:val="p"/>
-                </m:rPr>
-                <m:t>→</m:t>
-              </m:r>
-              <m:r>
-                <m:rPr>
-                  <m:sty m:val="p"/>
-                </m:rPr>
-                <m:t>T</m:t>
-              </m:r>
-              <m:r>
-                <m:rPr>
-                  <m:sty m:val="p"/>
-                </m:rPr>
-                <m:t>i</m:t>
-              </m:r>
-              <m:sSub>
-                <m:e>
-                  <m:r>
-                    <m:rPr>
-                      <m:sty m:val="p"/>
-                    </m:rPr>
-                    <m:t>O</m:t>
-                  </m:r>
-                </m:e>
-                <m:sub>
-                  <m:r>
-                    <m:rPr>
-                      <m:sty m:val="p"/>
-                    </m:rPr>
-                    <m:t>2</m:t>
-                  </m:r>
-                </m:sub>
-              </m:sSub>
-              <m:r>
-                <m:rPr>
-                  <m:sty m:val="p"/>
-                </m:rPr>
-                <m:t>↓</m:t>
-              </m:r>
-              <m:r>
-                <m:rPr>
-                  <m:sty m:val="p"/>
-                </m:rPr>
-                <m:t>+</m:t>
-              </m:r>
-              <m:r>
-                <m:t>4</m:t>
-              </m:r>
-              <m:r>
-                <m:rPr>
-                  <m:sty m:val="p"/>
-                </m:rPr>
-                <m:t>H</m:t>
-              </m:r>
-              <m:r>
-                <m:rPr>
-                  <m:sty m:val="p"/>
-                </m:rPr>
-                <m:t>C</m:t>
-              </m:r>
-              <m:r>
-                <m:rPr>
-                  <m:sty m:val="p"/>
-                </m:rPr>
-                <m:t>l</m:t>
-              </m:r>
-              <m:r>
-                <m:rPr>
-                  <m:sty m:val="p"/>
-                </m:rPr>
-                <m:t>↑</m:t>
-              </m:r>
-            </m:oMath>
-            <w:r>
-              <w:rPr>
-                <w:rFonts w:hint="eastAsia" w:ascii="Times New Roman" w:hAnsi="Times New Roman" w:eastAsia="Times New Roman" w:cs="Times New Roman"/>
-              </w:rPr>
-              <w:t>（</w:t>
-            </w:r>
-            <w:r>
-              <w:rPr>
-                <w:rFonts w:hint="eastAsia" w:ascii="Times New Roman" w:hAnsi="Times New Roman" w:eastAsia="FangSong" w:cs="Times New Roman"/>
-              </w:rPr>
-              <w:t>白色烟雾</w:t>
-            </w:r>
-            <w:r>
-              <w:rPr>
-                <w:rFonts w:hint="eastAsia" w:ascii="Times New Roman" w:hAnsi="Times New Roman" w:eastAsia="Times New Roman" w:cs="Times New Roman"/>
-              </w:rPr>
-              <w:t>）</w:t>
-            </w:r>
-          </w:p>
-        </w:tc>
-      </w:tr>
-      <w:tr>
-        <w:tc>
-          <w:tcPr/>
-          <w:p>
-            <w:pPr>
-              <w:pStyle w:val="Compact"/>
-              <w:jc w:val="center"/>
-            </w:pPr>
-            <m:oMath>
-              <m:r>
-                <m:rPr>
-                  <m:sty m:val="p"/>
-                </m:rPr>
-                <m:t>T</m:t>
-              </m:r>
-              <m:r>
-                <m:rPr>
-                  <m:sty m:val="p"/>
-                </m:rPr>
-                <m:t>i</m:t>
-              </m:r>
-              <m:r>
-                <m:rPr>
-                  <m:sty m:val="p"/>
-                </m:rPr>
-                <m:t>C</m:t>
-              </m:r>
-              <m:sSub>
-                <m:e>
-                  <m:r>
-                    <m:rPr>
-                      <m:sty m:val="p"/>
-                    </m:rPr>
-                    <m:t>l</m:t>
-                  </m:r>
-                </m:e>
-                <m:sub>
-                  <m:r>
-                    <m:rPr>
-                      <m:sty m:val="p"/>
-                    </m:rPr>
-                    <m:t>3</m:t>
-                  </m:r>
-                </m:sub>
-              </m:sSub>
-            </m:oMath>
-            <w:r>
-              <w:rPr>
-                <w:rFonts w:ascii="Times New Roman" w:hAnsi="Times New Roman" w:eastAsia="Times New Roman" w:cs="Times New Roman"/>
-              </w:rPr>
-              <w:t xml:space="preserve">​</w:t>
-            </w:r>
-          </w:p>
-        </w:tc>
-        <w:tc>
-          <w:tcPr/>
-          <w:p>
-            <w:pPr>
-              <w:pStyle w:val="Compact"/>
-              <w:jc w:val="center"/>
-            </w:pPr>
-            <w:r>
-              <w:rPr>
-                <w:rFonts w:ascii="Times New Roman" w:hAnsi="Times New Roman" w:eastAsia="Times New Roman" w:cs="Times New Roman"/>
-              </w:rPr>
-              <w:t xml:space="preserve">—</w:t>
-            </w:r>
-          </w:p>
-        </w:tc>
-        <w:tc>
-          <w:tcPr/>
-          <w:p>
-            <w:pPr>
-              <w:pStyle w:val="Compact"/>
-              <w:jc w:val="center"/>
-            </w:pPr>
-            <w:r>
-              <w:rPr>
-                <w:rFonts w:hint="eastAsia" w:ascii="Times New Roman" w:hAnsi="Times New Roman" w:eastAsia="FangSong" w:cs="Times New Roman"/>
-              </w:rPr>
-              <w:t>紫色晶体</w:t>
-            </w:r>
-            <w:r>
-              <w:rPr>
-                <w:rFonts w:hint="eastAsia" w:ascii="Times New Roman" w:hAnsi="Times New Roman" w:eastAsia="Times New Roman" w:cs="Times New Roman"/>
-              </w:rPr>
-              <w:t>（</w:t>
-            </w:r>
-            <w:r>
-              <w:rPr>
-                <w:rFonts w:hint="eastAsia" w:ascii="Times New Roman" w:hAnsi="Times New Roman" w:eastAsia="FangSong" w:cs="Times New Roman"/>
-              </w:rPr>
-              <w:t>三价钛</w:t>
-            </w:r>
-            <w:r>
-              <w:rPr>
-                <w:rFonts w:hint="eastAsia" w:ascii="Times New Roman" w:hAnsi="Times New Roman" w:eastAsia="Times New Roman" w:cs="Times New Roman"/>
-              </w:rPr>
-              <w:t>）</w:t>
-            </w:r>
-          </w:p>
-        </w:tc>
-        <w:tc>
-          <w:tcPr/>
-          <w:p>
-            <w:pPr>
-              <w:pStyle w:val="Compact"/>
-              <w:jc w:val="center"/>
-            </w:pPr>
-            <w:r>
-              <w:rPr>
-                <w:rFonts w:hint="eastAsia" w:ascii="Times New Roman" w:hAnsi="Times New Roman" w:eastAsia="FangSong" w:cs="Times New Roman"/>
-              </w:rPr>
-              <w:t>强还原性</w:t>
-            </w:r>
-            <w:r>
-              <w:rPr>
-                <w:rFonts w:hint="eastAsia" w:ascii="Times New Roman" w:hAnsi="Times New Roman" w:eastAsia="Times New Roman" w:cs="Times New Roman"/>
-              </w:rPr>
-              <w:t>，</w:t>
-            </w:r>
-            <w:r>
-              <w:rPr>
-                <w:rFonts w:hint="eastAsia" w:ascii="Times New Roman" w:hAnsi="Times New Roman" w:eastAsia="FangSong" w:cs="Times New Roman"/>
-              </w:rPr>
               <w:t>空气中被氧化褪色</w:t>
-            </w:r>
-          </w:p>
-        </w:tc>
-        <w:tc>
-          <w:tcPr/>
-          <w:p>
-            <w:pPr>
-              <w:pStyle w:val="Compact"/>
-              <w:jc w:val="center"/>
-            </w:pPr>
-            <m:oMath>
-              <m:r>
-                <m:rPr>
-                  <m:sty m:val="p"/>
-                </m:rPr>
-                <m:t>T</m:t>
-              </m:r>
-              <m:sSup>
-                <m:e>
-                  <m:r>
-                    <m:rPr>
-                      <m:sty m:val="p"/>
-                    </m:rPr>
-                    <m:t>i</m:t>
-                  </m:r>
-                </m:e>
-                <m:sup>
-                  <m:r>
-                    <m:rPr>
-                      <m:sty m:val="p"/>
-                    </m:rPr>
-                    <m:t>3</m:t>
-                  </m:r>
-                  <m:r>
-                    <m:rPr>
-                      <m:sty m:val="p"/>
-                    </m:rPr>
-                    <m:t>+</m:t>
-                  </m:r>
-                </m:sup>
-              </m:sSup>
-              <m:r>
-                <m:rPr>
-                  <m:sty m:val="p"/>
-                </m:rPr>
-                <m:t>+</m:t>
-              </m:r>
-              <m:r>
-                <m:rPr>
-                  <m:sty m:val="p"/>
-                </m:rPr>
-                <m:t>F</m:t>
-              </m:r>
-              <m:sSup>
-                <m:e>
-                  <m:r>
-                    <m:rPr>
-                      <m:sty m:val="p"/>
-                    </m:rPr>
-                    <m:t>e</m:t>
-                  </m:r>
-                </m:e>
-                <m:sup>
-                  <m:r>
-                    <m:rPr>
-                      <m:sty m:val="p"/>
-                    </m:rPr>
-                    <m:t>3</m:t>
-                  </m:r>
-                  <m:r>
-                    <m:rPr>
-                      <m:sty m:val="p"/>
-                    </m:rPr>
-                    <m:t>+</m:t>
-                  </m:r>
-                </m:sup>
-              </m:sSup>
-              <m:r>
-                <m:rPr>
-                  <m:sty m:val="p"/>
-                </m:rPr>
-                <m:t>+</m:t>
-              </m:r>
-              <m:sSub>
-                <m:e>
-                  <m:r>
-                    <m:rPr>
-                      <m:sty m:val="p"/>
-                    </m:rPr>
-                    <m:t>H</m:t>
-                  </m:r>
-                </m:e>
-                <m:sub>
-                  <m:r>
-                    <m:rPr>
-                      <m:sty m:val="p"/>
-                    </m:rPr>
-                    <m:t>2</m:t>
-                  </m:r>
-                </m:sub>
-              </m:sSub>
-              <m:r>
-                <m:rPr>
-                  <m:sty m:val="p"/>
-                </m:rPr>
-                <m:t>O</m:t>
-              </m:r>
-              <m:r>
-                <m:rPr>
-                  <m:sty m:val="p"/>
-                </m:rPr>
-                <m:t>→</m:t>
-              </m:r>
-              <m:r>
-                <m:rPr>
-                  <m:sty m:val="p"/>
-                </m:rPr>
-                <m:t>T</m:t>
-              </m:r>
-              <m:r>
-                <m:rPr>
-                  <m:sty m:val="p"/>
-                </m:rPr>
-                <m:t>i</m:t>
-              </m:r>
-              <m:sSup>
-                <m:e>
-                  <m:r>
-                    <m:rPr>
-                      <m:sty m:val="p"/>
-                    </m:rPr>
-                    <m:t>O</m:t>
-                  </m:r>
-                </m:e>
-                <m:sup>
-                  <m:r>
-                    <m:rPr>
-                      <m:sty m:val="p"/>
-                    </m:rPr>
-                    <m:t>2</m:t>
-                  </m:r>
-                  <m:r>
-                    <m:rPr>
-                      <m:sty m:val="p"/>
-                    </m:rPr>
-                    <m:t>+</m:t>
-                  </m:r>
-                </m:sup>
-              </m:sSup>
-              <m:r>
-                <m:rPr>
-                  <m:sty m:val="p"/>
-                </m:rPr>
-                <m:t>+</m:t>
-              </m:r>
-              <m:r>
-                <m:rPr>
-                  <m:sty m:val="p"/>
-                </m:rPr>
-                <m:t>F</m:t>
-              </m:r>
-              <m:sSup>
-                <m:e>
-                  <m:r>
-                    <m:rPr>
-                      <m:sty m:val="p"/>
-                    </m:rPr>
-                    <m:t>e</m:t>
-                  </m:r>
-                </m:e>
-                <m:sup>
-                  <m:r>
-                    <m:rPr>
-                      <m:sty m:val="p"/>
-                    </m:rPr>
-                    <m:t>2</m:t>
-                  </m:r>
-                  <m:r>
-                    <m:rPr>
-                      <m:sty m:val="p"/>
-                    </m:rPr>
-                    <m:t>+</m:t>
-                  </m:r>
-                </m:sup>
-              </m:sSup>
-              <m:r>
-                <m:rPr>
-                  <m:sty m:val="p"/>
-                </m:rPr>
-                <m:t>+</m:t>
-              </m:r>
-              <m:r>
-                <m:t>2</m:t>
-              </m:r>
-              <m:sSup>
-                <m:e>
-                  <m:r>
-                    <m:rPr>
-                      <m:sty m:val="p"/>
-                    </m:rPr>
-                    <m:t>H</m:t>
-                  </m:r>
-                </m:e>
-                <m:sup>
-                  <m:r>
-                    <m:rPr>
-                      <m:sty m:val="p"/>
-                    </m:rPr>
-                    <m:t>+</m:t>
-                  </m:r>
-                </m:sup>
-              </m:sSup>
-            </m:oMath>
-            <w:r>
-              <w:rPr>
-                <w:rFonts w:ascii="Times New Roman" w:hAnsi="Times New Roman" w:eastAsia="Times New Roman" w:cs="Times New Roman"/>
-              </w:rPr>
-              <w:t xml:space="preserve">​</w:t>
             </w:r>
           </w:p>
         </w:tc>
@@ -35750,6 +35102,8 @@
             </w:r>
           </w:p>
         </w:tc>
+      </w:tr>
+      <w:tr>
         <w:tc>
           <w:tcPr/>
           <w:p>
@@ -35758,13 +35112,31 @@
               <w:jc w:val="center"/>
             </w:pPr>
             <m:oMath>
+              <m:r>
+                <m:rPr>
+                  <m:sty m:val="p"/>
+                </m:rPr>
+                <m:t>V</m:t>
+              </m:r>
+              <m:r>
+                <m:rPr>
+                  <m:sty m:val="p"/>
+                </m:rPr>
+                <m:t>O</m:t>
+              </m:r>
+              <m:r>
+                <m:rPr>
+                  <m:sty m:val="p"/>
+                </m:rPr>
+                <m:t>C</m:t>
+              </m:r>
               <m:sSub>
                 <m:e>
                   <m:r>
                     <m:rPr>
                       <m:sty m:val="p"/>
                     </m:rPr>
-                    <m:t>V</m:t>
+                    <m:t>l</m:t>
                   </m:r>
                 </m:e>
                 <m:sub>
@@ -35772,157 +35144,61 @@
                     <m:rPr>
                       <m:sty m:val="p"/>
                     </m:rPr>
-                    <m:t>2</m:t>
+                    <m:t>3</m:t>
                   </m:r>
                 </m:sub>
               </m:sSub>
-              <m:sSub>
-                <m:e>
-                  <m:r>
-                    <m:rPr>
-                      <m:sty m:val="p"/>
-                    </m:rPr>
-                    <m:t>O</m:t>
-                  </m:r>
-                </m:e>
-                <m:sub>
-                  <m:r>
-                    <m:rPr>
-                      <m:sty m:val="p"/>
-                    </m:rPr>
-                    <m:t>5</m:t>
-                  </m:r>
-                </m:sub>
-              </m:sSub>
-              <m:r>
-                <m:rPr>
-                  <m:sty m:val="p"/>
-                </m:rPr>
-                <m:t>+</m:t>
-              </m:r>
-              <m:r>
-                <m:t>6</m:t>
-              </m:r>
-              <m:r>
-                <m:rPr>
-                  <m:sty m:val="p"/>
-                </m:rPr>
-                <m:t>N</m:t>
-              </m:r>
-              <m:r>
-                <m:rPr>
-                  <m:sty m:val="p"/>
-                </m:rPr>
-                <m:t>a</m:t>
-              </m:r>
-              <m:r>
-                <m:rPr>
-                  <m:sty m:val="p"/>
-                </m:rPr>
-                <m:t>O</m:t>
-              </m:r>
-              <m:r>
-                <m:rPr>
-                  <m:sty m:val="p"/>
-                </m:rPr>
-                <m:t>H</m:t>
-              </m:r>
-              <m:r>
-                <m:rPr>
-                  <m:sty m:val="p"/>
-                </m:rPr>
-                <m:t>→</m:t>
-              </m:r>
-              <m:r>
-                <m:t>2</m:t>
-              </m:r>
-              <m:r>
-                <m:rPr>
-                  <m:sty m:val="p"/>
-                </m:rPr>
-                <m:t>N</m:t>
-              </m:r>
-              <m:sSub>
-                <m:e>
-                  <m:r>
-                    <m:rPr>
-                      <m:sty m:val="p"/>
-                    </m:rPr>
-                    <m:t>a</m:t>
-                  </m:r>
-                </m:e>
-                <m:sub>
-                  <m:r>
-                    <m:rPr>
-                      <m:sty m:val="p"/>
-                    </m:rPr>
-                    <m:t>3</m:t>
-                  </m:r>
-                </m:sub>
-              </m:sSub>
-              <m:r>
-                <m:rPr>
-                  <m:sty m:val="p"/>
-                </m:rPr>
-                <m:t>V</m:t>
-              </m:r>
-              <m:sSub>
-                <m:e>
-                  <m:r>
-                    <m:rPr>
-                      <m:sty m:val="p"/>
-                    </m:rPr>
-                    <m:t>O</m:t>
-                  </m:r>
-                </m:e>
-                <m:sub>
-                  <m:r>
-                    <m:rPr>
-                      <m:sty m:val="p"/>
-                    </m:rPr>
-                    <m:t>4</m:t>
-                  </m:r>
-                </m:sub>
-              </m:sSub>
-              <m:r>
-                <m:rPr>
-                  <m:sty m:val="p"/>
-                </m:rPr>
-                <m:t>+</m:t>
-              </m:r>
-              <m:r>
-                <m:t>3</m:t>
-              </m:r>
-              <m:sSub>
-                <m:e>
-                  <m:r>
-                    <m:rPr>
-                      <m:sty m:val="p"/>
-                    </m:rPr>
-                    <m:t>H</m:t>
-                  </m:r>
-                </m:e>
-                <m:sub>
-                  <m:r>
-                    <m:rPr>
-                      <m:sty m:val="p"/>
-                    </m:rPr>
-                    <m:t>2</m:t>
-                  </m:r>
-                </m:sub>
-              </m:sSub>
-              <m:r>
-                <m:rPr>
-                  <m:sty m:val="p"/>
-                </m:rPr>
-                <m:t>O</m:t>
-              </m:r>
             </m:oMath>
             <w:r>
               <w:rPr>
                 <w:rFonts w:ascii="Times New Roman" w:hAnsi="Times New Roman" w:eastAsia="Times New Roman" w:cs="Times New Roman"/>
               </w:rPr>
               <w:t xml:space="preserve">​</w:t>
+            </w:r>
+          </w:p>
+        </w:tc>
+        <w:tc>
+          <w:tcPr/>
+          <w:p>
+            <w:pPr>
+              <w:pStyle w:val="Compact"/>
+              <w:jc w:val="center"/>
+            </w:pPr>
+            <w:r>
+              <w:rPr>
+                <w:rFonts w:hint="eastAsia" w:ascii="Times New Roman" w:hAnsi="Times New Roman" w:eastAsia="FangSong" w:cs="Times New Roman"/>
+              </w:rPr>
+              <w:t xml:space="preserve">三氯氧钒</w:t>
+            </w:r>
+          </w:p>
+        </w:tc>
+        <w:tc>
+          <w:tcPr/>
+          <w:p>
+            <w:pPr>
+              <w:pStyle w:val="Compact"/>
+              <w:jc w:val="center"/>
+            </w:pPr>
+            <w:r>
+              <w:rPr>
+                <w:rFonts w:hint="eastAsia" w:ascii="Times New Roman" w:hAnsi="Times New Roman" w:eastAsia="FangSong" w:cs="Times New Roman"/>
+              </w:rPr>
+              <w:t xml:space="preserve">黄色液体</w:t>
+            </w:r>
+          </w:p>
+        </w:tc>
+        <w:tc>
+          <w:tcPr/>
+          <w:p>
+            <w:pPr>
+              <w:pStyle w:val="Compact"/>
+              <w:jc w:val="center"/>
+            </w:pPr>
+            <w:r>
+              <w:rPr>
+                <w:rFonts w:hint="eastAsia" w:ascii="Times New Roman" w:hAnsi="Times New Roman" w:eastAsia="FangSong" w:cs="Times New Roman"/>
+              </w:rPr>
+              <w:t xml:space="preserve">遇水剧烈水解</w:t>
             </w:r>
           </w:p>
         </w:tc>
@@ -35940,38 +35216,14 @@
                 <m:rPr>
                   <m:sty m:val="p"/>
                 </m:rPr>
-                <m:t>V</m:t>
-              </m:r>
-              <m:r>
-                <m:rPr>
-                  <m:sty m:val="p"/>
-                </m:rPr>
-                <m:t>O</m:t>
-              </m:r>
-              <m:r>
-                <m:rPr>
-                  <m:sty m:val="p"/>
-                </m:rPr>
                 <m:t>C</m:t>
               </m:r>
-              <m:sSub>
-                <m:e>
-                  <m:r>
-                    <m:rPr>
-                      <m:sty m:val="p"/>
-                    </m:rPr>
-                    <m:t>l</m:t>
-                  </m:r>
-                </m:e>
-                <m:sub>
-                  <m:r>
-                    <m:rPr>
-                      <m:sty m:val="p"/>
-                    </m:rPr>
-                    <m:t>3</m:t>
-                  </m:r>
-                </m:sub>
-              </m:sSub>
+              <m:r>
+                <m:rPr>
+                  <m:sty m:val="p"/>
+                </m:rPr>
+                <m:t>r</m:t>
+              </m:r>
             </m:oMath>
             <w:r>
               <w:rPr>
@@ -35992,7 +35244,7 @@
               <w:rPr>
                 <w:rFonts w:hint="eastAsia" w:ascii="Times New Roman" w:hAnsi="Times New Roman" w:eastAsia="FangSong" w:cs="Times New Roman"/>
               </w:rPr>
-              <w:t xml:space="preserve">三氯氧钒</w:t>
+              <w:t xml:space="preserve">铬</w:t>
             </w:r>
           </w:p>
         </w:tc>
@@ -36007,7 +35259,19 @@
               <w:rPr>
                 <w:rFonts w:hint="eastAsia" w:ascii="Times New Roman" w:hAnsi="Times New Roman" w:eastAsia="FangSong" w:cs="Times New Roman"/>
               </w:rPr>
-              <w:t xml:space="preserve">黄色液体</w:t>
+              <w:t>银白色金属</w:t>
+            </w:r>
+            <w:r>
+              <w:rPr>
+                <w:rFonts w:hint="eastAsia" w:ascii="Times New Roman" w:hAnsi="Times New Roman" w:eastAsia="Times New Roman" w:cs="Times New Roman"/>
+              </w:rPr>
+              <w:t>，</w:t>
+            </w:r>
+            <w:r>
+              <w:rPr>
+                <w:rFonts w:hint="eastAsia" w:ascii="Times New Roman" w:hAnsi="Times New Roman" w:eastAsia="FangSong" w:cs="Times New Roman"/>
+              </w:rPr>
+              <w:t>单质中硬度最大</w:t>
             </w:r>
           </w:p>
         </w:tc>
@@ -36022,165 +35286,19 @@
               <w:rPr>
                 <w:rFonts w:hint="eastAsia" w:ascii="Times New Roman" w:hAnsi="Times New Roman" w:eastAsia="FangSong" w:cs="Times New Roman"/>
               </w:rPr>
-              <w:t xml:space="preserve">遇水剧烈水解</w:t>
-            </w:r>
-          </w:p>
-        </w:tc>
-        <w:tc>
-          <w:tcPr/>
-          <w:p>
-            <w:pPr>
-              <w:pStyle w:val="Compact"/>
-              <w:jc w:val="center"/>
-            </w:pPr>
-            <m:oMath>
-              <m:r>
-                <m:t>2</m:t>
-              </m:r>
-              <m:r>
-                <m:rPr>
-                  <m:sty m:val="p"/>
-                </m:rPr>
-                <m:t>V</m:t>
-              </m:r>
-              <m:r>
-                <m:rPr>
-                  <m:sty m:val="p"/>
-                </m:rPr>
-                <m:t>O</m:t>
-              </m:r>
-              <m:r>
-                <m:rPr>
-                  <m:sty m:val="p"/>
-                </m:rPr>
-                <m:t>C</m:t>
-              </m:r>
-              <m:sSub>
-                <m:e>
-                  <m:r>
-                    <m:rPr>
-                      <m:sty m:val="p"/>
-                    </m:rPr>
-                    <m:t>l</m:t>
-                  </m:r>
-                </m:e>
-                <m:sub>
-                  <m:r>
-                    <m:rPr>
-                      <m:sty m:val="p"/>
-                    </m:rPr>
-                    <m:t>3</m:t>
-                  </m:r>
-                </m:sub>
-              </m:sSub>
-              <m:r>
-                <m:rPr>
-                  <m:sty m:val="p"/>
-                </m:rPr>
-                <m:t>+</m:t>
-              </m:r>
-              <m:r>
-                <m:t>3</m:t>
-              </m:r>
-              <m:sSub>
-                <m:e>
-                  <m:r>
-                    <m:rPr>
-                      <m:sty m:val="p"/>
-                    </m:rPr>
-                    <m:t>H</m:t>
-                  </m:r>
-                </m:e>
-                <m:sub>
-                  <m:r>
-                    <m:rPr>
-                      <m:sty m:val="p"/>
-                    </m:rPr>
-                    <m:t>2</m:t>
-                  </m:r>
-                </m:sub>
-              </m:sSub>
-              <m:r>
-                <m:rPr>
-                  <m:sty m:val="p"/>
-                </m:rPr>
-                <m:t>O</m:t>
-              </m:r>
-              <m:r>
-                <m:rPr>
-                  <m:sty m:val="p"/>
-                </m:rPr>
-                <m:t>→</m:t>
-              </m:r>
-              <m:sSub>
-                <m:e>
-                  <m:r>
-                    <m:rPr>
-                      <m:sty m:val="p"/>
-                    </m:rPr>
-                    <m:t>V</m:t>
-                  </m:r>
-                </m:e>
-                <m:sub>
-                  <m:r>
-                    <m:rPr>
-                      <m:sty m:val="p"/>
-                    </m:rPr>
-                    <m:t>2</m:t>
-                  </m:r>
-                </m:sub>
-              </m:sSub>
-              <m:sSub>
-                <m:e>
-                  <m:r>
-                    <m:rPr>
-                      <m:sty m:val="p"/>
-                    </m:rPr>
-                    <m:t>O</m:t>
-                  </m:r>
-                </m:e>
-                <m:sub>
-                  <m:r>
-                    <m:rPr>
-                      <m:sty m:val="p"/>
-                    </m:rPr>
-                    <m:t>5</m:t>
-                  </m:r>
-                </m:sub>
-              </m:sSub>
-              <m:r>
-                <m:rPr>
-                  <m:sty m:val="p"/>
-                </m:rPr>
-                <m:t>+</m:t>
-              </m:r>
-              <m:r>
-                <m:t>6</m:t>
-              </m:r>
-              <m:r>
-                <m:rPr>
-                  <m:sty m:val="p"/>
-                </m:rPr>
-                <m:t>H</m:t>
-              </m:r>
-              <m:r>
-                <m:rPr>
-                  <m:sty m:val="p"/>
-                </m:rPr>
-                <m:t>C</m:t>
-              </m:r>
-              <m:r>
-                <m:rPr>
-                  <m:sty m:val="p"/>
-                </m:rPr>
-                <m:t>l</m:t>
-              </m:r>
-            </m:oMath>
-            <w:r>
-              <w:rPr>
-                <w:rFonts w:ascii="Times New Roman" w:hAnsi="Times New Roman" w:eastAsia="Times New Roman" w:cs="Times New Roman"/>
-              </w:rPr>
-              <w:t xml:space="preserve">​</w:t>
+              <w:t>常温表面钝化</w:t>
+            </w:r>
+            <w:r>
+              <w:rPr>
+                <w:rFonts w:hint="eastAsia" w:ascii="Times New Roman" w:hAnsi="Times New Roman" w:eastAsia="Times New Roman" w:cs="Times New Roman"/>
+              </w:rPr>
+              <w:t>，</w:t>
+            </w:r>
+            <w:r>
+              <w:rPr>
+                <w:rFonts w:hint="eastAsia" w:ascii="Times New Roman" w:hAnsi="Times New Roman" w:eastAsia="FangSong" w:cs="Times New Roman"/>
+              </w:rPr>
+              <w:t>耐腐蚀</w:t>
             </w:r>
           </w:p>
         </w:tc>
@@ -36200,12 +35318,42 @@
                 </m:rPr>
                 <m:t>C</m:t>
               </m:r>
-              <m:r>
-                <m:rPr>
-                  <m:sty m:val="p"/>
-                </m:rPr>
-                <m:t>r</m:t>
-              </m:r>
+              <m:sSub>
+                <m:e>
+                  <m:r>
+                    <m:rPr>
+                      <m:sty m:val="p"/>
+                    </m:rPr>
+                    <m:t>r</m:t>
+                  </m:r>
+                </m:e>
+                <m:sub>
+                  <m:r>
+                    <m:rPr>
+                      <m:sty m:val="p"/>
+                    </m:rPr>
+                    <m:t>2</m:t>
+                  </m:r>
+                </m:sub>
+              </m:sSub>
+              <m:sSub>
+                <m:e>
+                  <m:r>
+                    <m:rPr>
+                      <m:sty m:val="p"/>
+                    </m:rPr>
+                    <m:t>O</m:t>
+                  </m:r>
+                </m:e>
+                <m:sub>
+                  <m:r>
+                    <m:rPr>
+                      <m:sty m:val="p"/>
+                    </m:rPr>
+                    <m:t>3</m:t>
+                  </m:r>
+                </m:sub>
+              </m:sSub>
             </m:oMath>
             <w:r>
               <w:rPr>
@@ -36226,7 +35374,7 @@
               <w:rPr>
                 <w:rFonts w:hint="eastAsia" w:ascii="Times New Roman" w:hAnsi="Times New Roman" w:eastAsia="FangSong" w:cs="Times New Roman"/>
               </w:rPr>
-              <w:t xml:space="preserve">铬</w:t>
+              <w:t xml:space="preserve">铬绿</w:t>
             </w:r>
           </w:p>
         </w:tc>
@@ -36241,19 +35389,7 @@
               <w:rPr>
                 <w:rFonts w:hint="eastAsia" w:ascii="Times New Roman" w:hAnsi="Times New Roman" w:eastAsia="FangSong" w:cs="Times New Roman"/>
               </w:rPr>
-              <w:t>银白色金属</w:t>
-            </w:r>
-            <w:r>
-              <w:rPr>
-                <w:rFonts w:hint="eastAsia" w:ascii="Times New Roman" w:hAnsi="Times New Roman" w:eastAsia="Times New Roman" w:cs="Times New Roman"/>
-              </w:rPr>
-              <w:t>，</w:t>
-            </w:r>
-            <w:r>
-              <w:rPr>
-                <w:rFonts w:hint="eastAsia" w:ascii="Times New Roman" w:hAnsi="Times New Roman" w:eastAsia="FangSong" w:cs="Times New Roman"/>
-              </w:rPr>
-              <w:t>单质中硬度最大</w:t>
+              <w:t xml:space="preserve">绿色固体</w:t>
             </w:r>
           </w:p>
         </w:tc>
@@ -36268,180 +35404,7 @@
               <w:rPr>
                 <w:rFonts w:hint="eastAsia" w:ascii="Times New Roman" w:hAnsi="Times New Roman" w:eastAsia="FangSong" w:cs="Times New Roman"/>
               </w:rPr>
-              <w:t>常温表面钝化</w:t>
-            </w:r>
-            <w:r>
-              <w:rPr>
-                <w:rFonts w:hint="eastAsia" w:ascii="Times New Roman" w:hAnsi="Times New Roman" w:eastAsia="Times New Roman" w:cs="Times New Roman"/>
-              </w:rPr>
-              <w:t>，</w:t>
-            </w:r>
-            <w:r>
-              <w:rPr>
-                <w:rFonts w:hint="eastAsia" w:ascii="Times New Roman" w:hAnsi="Times New Roman" w:eastAsia="FangSong" w:cs="Times New Roman"/>
-              </w:rPr>
-              <w:t>耐腐蚀</w:t>
-            </w:r>
-          </w:p>
-        </w:tc>
-        <w:tc>
-          <w:tcPr/>
-          <w:p>
-            <w:pPr>
-              <w:pStyle w:val="Compact"/>
-              <w:jc w:val="center"/>
-            </w:pPr>
-            <m:oMath>
-              <m:r>
-                <m:t>2</m:t>
-              </m:r>
-              <m:r>
-                <m:rPr>
-                  <m:sty m:val="p"/>
-                </m:rPr>
-                <m:t>A</m:t>
-              </m:r>
-              <m:r>
-                <m:rPr>
-                  <m:sty m:val="p"/>
-                </m:rPr>
-                <m:t>l</m:t>
-              </m:r>
-              <m:r>
-                <m:rPr>
-                  <m:sty m:val="p"/>
-                </m:rPr>
-                <m:t>+</m:t>
-              </m:r>
-              <m:r>
-                <m:rPr>
-                  <m:sty m:val="p"/>
-                </m:rPr>
-                <m:t>C</m:t>
-              </m:r>
-              <m:sSub>
-                <m:e>
-                  <m:r>
-                    <m:rPr>
-                      <m:sty m:val="p"/>
-                    </m:rPr>
-                    <m:t>r</m:t>
-                  </m:r>
-                </m:e>
-                <m:sub>
-                  <m:r>
-                    <m:rPr>
-                      <m:sty m:val="p"/>
-                    </m:rPr>
-                    <m:t>2</m:t>
-                  </m:r>
-                </m:sub>
-              </m:sSub>
-              <m:sSub>
-                <m:e>
-                  <m:r>
-                    <m:rPr>
-                      <m:sty m:val="p"/>
-                    </m:rPr>
-                    <m:t>O</m:t>
-                  </m:r>
-                </m:e>
-                <m:sub>
-                  <m:r>
-                    <m:rPr>
-                      <m:sty m:val="p"/>
-                    </m:rPr>
-                    <m:t>3</m:t>
-                  </m:r>
-                </m:sub>
-              </m:sSub>
-              <m:r>
-                <m:rPr>
-                  <m:sty m:val="p"/>
-                </m:rPr>
-                <m:t>→</m:t>
-              </m:r>
-              <m:r>
-                <m:rPr>
-                  <m:sty m:val="p"/>
-                </m:rPr>
-                <m:t>A</m:t>
-              </m:r>
-              <m:sSub>
-                <m:e>
-                  <m:r>
-                    <m:rPr>
-                      <m:sty m:val="p"/>
-                    </m:rPr>
-                    <m:t>l</m:t>
-                  </m:r>
-                </m:e>
-                <m:sub>
-                  <m:r>
-                    <m:rPr>
-                      <m:sty m:val="p"/>
-                    </m:rPr>
-                    <m:t>2</m:t>
-                  </m:r>
-                </m:sub>
-              </m:sSub>
-              <m:sSub>
-                <m:e>
-                  <m:r>
-                    <m:rPr>
-                      <m:sty m:val="p"/>
-                    </m:rPr>
-                    <m:t>O</m:t>
-                  </m:r>
-                </m:e>
-                <m:sub>
-                  <m:r>
-                    <m:rPr>
-                      <m:sty m:val="p"/>
-                    </m:rPr>
-                    <m:t>3</m:t>
-                  </m:r>
-                </m:sub>
-              </m:sSub>
-              <m:r>
-                <m:rPr>
-                  <m:sty m:val="p"/>
-                </m:rPr>
-                <m:t>+</m:t>
-              </m:r>
-              <m:r>
-                <m:t>2</m:t>
-              </m:r>
-              <m:r>
-                <m:rPr>
-                  <m:sty m:val="p"/>
-                </m:rPr>
-                <m:t>C</m:t>
-              </m:r>
-              <m:r>
-                <m:rPr>
-                  <m:sty m:val="p"/>
-                </m:rPr>
-                <m:t>r</m:t>
-              </m:r>
-            </m:oMath>
-            <w:r>
-              <w:rPr>
-                <w:rFonts w:hint="eastAsia" w:ascii="Times New Roman" w:hAnsi="Times New Roman" w:eastAsia="Times New Roman" w:cs="Times New Roman"/>
-              </w:rPr>
-              <w:t>（</w:t>
-            </w:r>
-            <w:r>
-              <w:rPr>
-                <w:rFonts w:hint="eastAsia" w:ascii="Times New Roman" w:hAnsi="Times New Roman" w:eastAsia="FangSong" w:cs="Times New Roman"/>
-              </w:rPr>
-              <w:t>铝热法</w:t>
-            </w:r>
-            <w:r>
-              <w:rPr>
-                <w:rFonts w:hint="eastAsia" w:ascii="Times New Roman" w:hAnsi="Times New Roman" w:eastAsia="Times New Roman" w:cs="Times New Roman"/>
-              </w:rPr>
-              <w:t>）</w:t>
+              <w:t xml:space="preserve">两性氧化物</w:t>
             </w:r>
           </w:p>
         </w:tc>
@@ -36461,24 +35424,12 @@
                 </m:rPr>
                 <m:t>C</m:t>
               </m:r>
-              <m:sSub>
-                <m:e>
-                  <m:r>
-                    <m:rPr>
-                      <m:sty m:val="p"/>
-                    </m:rPr>
-                    <m:t>r</m:t>
-                  </m:r>
-                </m:e>
-                <m:sub>
-                  <m:r>
-                    <m:rPr>
-                      <m:sty m:val="p"/>
-                    </m:rPr>
-                    <m:t>2</m:t>
-                  </m:r>
-                </m:sub>
-              </m:sSub>
+              <m:r>
+                <m:rPr>
+                  <m:sty m:val="p"/>
+                </m:rPr>
+                <m:t>r</m:t>
+              </m:r>
               <m:sSub>
                 <m:e>
                   <m:r>
@@ -36517,7 +35468,7 @@
               <w:rPr>
                 <w:rFonts w:hint="eastAsia" w:ascii="Times New Roman" w:hAnsi="Times New Roman" w:eastAsia="FangSong" w:cs="Times New Roman"/>
               </w:rPr>
-              <w:t xml:space="preserve">铬绿</w:t>
+              <w:t xml:space="preserve">铬酸酐</w:t>
             </w:r>
           </w:p>
         </w:tc>
@@ -36532,7 +35483,7 @@
               <w:rPr>
                 <w:rFonts w:hint="eastAsia" w:ascii="Times New Roman" w:hAnsi="Times New Roman" w:eastAsia="FangSong" w:cs="Times New Roman"/>
               </w:rPr>
-              <w:t xml:space="preserve">绿色固体</w:t>
+              <w:t xml:space="preserve">暗红色晶体</w:t>
             </w:r>
           </w:p>
         </w:tc>
@@ -36547,432 +35498,19 @@
               <w:rPr>
                 <w:rFonts w:hint="eastAsia" w:ascii="Times New Roman" w:hAnsi="Times New Roman" w:eastAsia="FangSong" w:cs="Times New Roman"/>
               </w:rPr>
-              <w:t xml:space="preserve">两性氧化物</w:t>
-            </w:r>
-          </w:p>
-        </w:tc>
-        <w:tc>
-          <w:tcPr/>
-          <w:p>
-            <w:pPr>
-              <w:pStyle w:val="Compact"/>
-              <w:jc w:val="center"/>
-            </w:pPr>
-            <m:oMath>
-              <m:r>
-                <m:rPr>
-                  <m:sty m:val="p"/>
-                </m:rPr>
-                <m:t>C</m:t>
-              </m:r>
-              <m:sSub>
-                <m:e>
-                  <m:r>
-                    <m:rPr>
-                      <m:sty m:val="p"/>
-                    </m:rPr>
-                    <m:t>r</m:t>
-                  </m:r>
-                </m:e>
-                <m:sub>
-                  <m:r>
-                    <m:rPr>
-                      <m:sty m:val="p"/>
-                    </m:rPr>
-                    <m:t>2</m:t>
-                  </m:r>
-                </m:sub>
-              </m:sSub>
-              <m:sSub>
-                <m:e>
-                  <m:r>
-                    <m:rPr>
-                      <m:sty m:val="p"/>
-                    </m:rPr>
-                    <m:t>O</m:t>
-                  </m:r>
-                </m:e>
-                <m:sub>
-                  <m:r>
-                    <m:rPr>
-                      <m:sty m:val="p"/>
-                    </m:rPr>
-                    <m:t>3</m:t>
-                  </m:r>
-                </m:sub>
-              </m:sSub>
-              <m:r>
-                <m:rPr>
-                  <m:sty m:val="p"/>
-                </m:rPr>
-                <m:t>+</m:t>
-              </m:r>
-              <m:r>
-                <m:t>2</m:t>
-              </m:r>
-              <m:r>
-                <m:rPr>
-                  <m:sty m:val="p"/>
-                </m:rPr>
-                <m:t>N</m:t>
-              </m:r>
-              <m:r>
-                <m:rPr>
-                  <m:sty m:val="p"/>
-                </m:rPr>
-                <m:t>a</m:t>
-              </m:r>
-              <m:r>
-                <m:rPr>
-                  <m:sty m:val="p"/>
-                </m:rPr>
-                <m:t>O</m:t>
-              </m:r>
-              <m:r>
-                <m:rPr>
-                  <m:sty m:val="p"/>
-                </m:rPr>
-                <m:t>H</m:t>
-              </m:r>
-              <m:r>
-                <m:rPr>
-                  <m:sty m:val="p"/>
-                </m:rPr>
-                <m:t>→</m:t>
-              </m:r>
-              <m:r>
-                <m:t>2</m:t>
-              </m:r>
-              <m:r>
-                <m:rPr>
-                  <m:sty m:val="p"/>
-                </m:rPr>
-                <m:t>N</m:t>
-              </m:r>
-              <m:r>
-                <m:rPr>
-                  <m:sty m:val="p"/>
-                </m:rPr>
-                <m:t>a</m:t>
-              </m:r>
-              <m:r>
-                <m:rPr>
-                  <m:sty m:val="p"/>
-                </m:rPr>
-                <m:t>C</m:t>
-              </m:r>
-              <m:r>
-                <m:rPr>
-                  <m:sty m:val="p"/>
-                </m:rPr>
-                <m:t>r</m:t>
-              </m:r>
-              <m:sSub>
-                <m:e>
-                  <m:r>
-                    <m:rPr>
-                      <m:sty m:val="p"/>
-                    </m:rPr>
-                    <m:t>O</m:t>
-                  </m:r>
-                </m:e>
-                <m:sub>
-                  <m:r>
-                    <m:rPr>
-                      <m:sty m:val="p"/>
-                    </m:rPr>
-                    <m:t>2</m:t>
-                  </m:r>
-                </m:sub>
-              </m:sSub>
-              <m:r>
-                <m:rPr>
-                  <m:sty m:val="p"/>
-                </m:rPr>
-                <m:t>+</m:t>
-              </m:r>
-              <m:sSub>
-                <m:e>
-                  <m:r>
-                    <m:rPr>
-                      <m:sty m:val="p"/>
-                    </m:rPr>
-                    <m:t>H</m:t>
-                  </m:r>
-                </m:e>
-                <m:sub>
-                  <m:r>
-                    <m:rPr>
-                      <m:sty m:val="p"/>
-                    </m:rPr>
-                    <m:t>2</m:t>
-                  </m:r>
-                </m:sub>
-              </m:sSub>
-              <m:r>
-                <m:rPr>
-                  <m:sty m:val="p"/>
-                </m:rPr>
-                <m:t>O</m:t>
-              </m:r>
-            </m:oMath>
-            <w:r>
-              <w:rPr>
-                <w:rFonts w:ascii="Times New Roman" w:hAnsi="Times New Roman" w:eastAsia="Times New Roman" w:cs="Times New Roman"/>
-              </w:rPr>
-              <w:t xml:space="preserve">​</w:t>
-            </w:r>
-          </w:p>
-        </w:tc>
-      </w:tr>
-      <w:tr>
-        <w:tc>
-          <w:tcPr/>
-          <w:p>
-            <w:pPr>
-              <w:pStyle w:val="Compact"/>
-              <w:jc w:val="center"/>
-            </w:pPr>
-            <m:oMath>
-              <m:r>
-                <m:rPr>
-                  <m:sty m:val="p"/>
-                </m:rPr>
-                <m:t>C</m:t>
-              </m:r>
-              <m:r>
-                <m:rPr>
-                  <m:sty m:val="p"/>
-                </m:rPr>
-                <m:t>r</m:t>
-              </m:r>
-              <m:sSub>
-                <m:e>
-                  <m:r>
-                    <m:rPr>
-                      <m:sty m:val="p"/>
-                    </m:rPr>
-                    <m:t>O</m:t>
-                  </m:r>
-                </m:e>
-                <m:sub>
-                  <m:r>
-                    <m:rPr>
-                      <m:sty m:val="p"/>
-                    </m:rPr>
-                    <m:t>3</m:t>
-                  </m:r>
-                </m:sub>
-              </m:sSub>
-            </m:oMath>
-            <w:r>
-              <w:rPr>
-                <w:rFonts w:ascii="Times New Roman" w:hAnsi="Times New Roman" w:eastAsia="Times New Roman" w:cs="Times New Roman"/>
-              </w:rPr>
-              <w:t xml:space="preserve">​</w:t>
-            </w:r>
-          </w:p>
-        </w:tc>
-        <w:tc>
-          <w:tcPr/>
-          <w:p>
-            <w:pPr>
-              <w:pStyle w:val="Compact"/>
-              <w:jc w:val="center"/>
-            </w:pPr>
+              <w:t>酸性氧化物</w:t>
+            </w:r>
+            <w:r>
+              <w:rPr>
+                <w:rFonts w:hint="eastAsia" w:ascii="Times New Roman" w:hAnsi="Times New Roman" w:eastAsia="Times New Roman" w:cs="Times New Roman"/>
+              </w:rPr>
+              <w:t>，</w:t>
+            </w:r>
             <w:r>
               <w:rPr>
                 <w:rFonts w:hint="eastAsia" w:ascii="Times New Roman" w:hAnsi="Times New Roman" w:eastAsia="FangSong" w:cs="Times New Roman"/>
               </w:rPr>
-              <w:t xml:space="preserve">铬酸酐</w:t>
-            </w:r>
-          </w:p>
-        </w:tc>
-        <w:tc>
-          <w:tcPr/>
-          <w:p>
-            <w:pPr>
-              <w:pStyle w:val="Compact"/>
-              <w:jc w:val="center"/>
-            </w:pPr>
-            <w:r>
-              <w:rPr>
-                <w:rFonts w:hint="eastAsia" w:ascii="Times New Roman" w:hAnsi="Times New Roman" w:eastAsia="FangSong" w:cs="Times New Roman"/>
-              </w:rPr>
-              <w:t xml:space="preserve">暗红色晶体</w:t>
-            </w:r>
-          </w:p>
-        </w:tc>
-        <w:tc>
-          <w:tcPr/>
-          <w:p>
-            <w:pPr>
-              <w:pStyle w:val="Compact"/>
-              <w:jc w:val="center"/>
-            </w:pPr>
-            <w:r>
-              <w:rPr>
-                <w:rFonts w:hint="eastAsia" w:ascii="Times New Roman" w:hAnsi="Times New Roman" w:eastAsia="FangSong" w:cs="Times New Roman"/>
-              </w:rPr>
-              <w:t>酸性氧化物</w:t>
-            </w:r>
-            <w:r>
-              <w:rPr>
-                <w:rFonts w:hint="eastAsia" w:ascii="Times New Roman" w:hAnsi="Times New Roman" w:eastAsia="Times New Roman" w:cs="Times New Roman"/>
-              </w:rPr>
-              <w:t>，</w:t>
-            </w:r>
-            <w:r>
-              <w:rPr>
-                <w:rFonts w:hint="eastAsia" w:ascii="Times New Roman" w:hAnsi="Times New Roman" w:eastAsia="FangSong" w:cs="Times New Roman"/>
-              </w:rPr>
               <w:t>强氧化剂</w:t>
-            </w:r>
-          </w:p>
-        </w:tc>
-        <w:tc>
-          <w:tcPr/>
-          <w:p>
-            <w:pPr>
-              <w:pStyle w:val="Compact"/>
-              <w:jc w:val="center"/>
-            </w:pPr>
-            <m:oMath>
-              <m:r>
-                <m:t>2</m:t>
-              </m:r>
-              <m:r>
-                <m:rPr>
-                  <m:sty m:val="p"/>
-                </m:rPr>
-                <m:t>C</m:t>
-              </m:r>
-              <m:r>
-                <m:rPr>
-                  <m:sty m:val="p"/>
-                </m:rPr>
-                <m:t>r</m:t>
-              </m:r>
-              <m:sSub>
-                <m:e>
-                  <m:r>
-                    <m:rPr>
-                      <m:sty m:val="p"/>
-                    </m:rPr>
-                    <m:t>O</m:t>
-                  </m:r>
-                </m:e>
-                <m:sub>
-                  <m:r>
-                    <m:rPr>
-                      <m:sty m:val="p"/>
-                    </m:rPr>
-                    <m:t>3</m:t>
-                  </m:r>
-                </m:sub>
-              </m:sSub>
-              <m:r>
-                <m:rPr>
-                  <m:sty m:val="p"/>
-                </m:rPr>
-                <m:t>+</m:t>
-              </m:r>
-              <m:sSub>
-                <m:e>
-                  <m:r>
-                    <m:rPr>
-                      <m:sty m:val="p"/>
-                    </m:rPr>
-                    <m:t>H</m:t>
-                  </m:r>
-                </m:e>
-                <m:sub>
-                  <m:r>
-                    <m:rPr>
-                      <m:sty m:val="p"/>
-                    </m:rPr>
-                    <m:t>2</m:t>
-                  </m:r>
-                </m:sub>
-              </m:sSub>
-              <m:r>
-                <m:rPr>
-                  <m:sty m:val="p"/>
-                </m:rPr>
-                <m:t>O</m:t>
-              </m:r>
-              <m:r>
-                <m:rPr>
-                  <m:sty m:val="p"/>
-                </m:rPr>
-                <m:t>→</m:t>
-              </m:r>
-              <m:sSub>
-                <m:e>
-                  <m:r>
-                    <m:rPr>
-                      <m:sty m:val="p"/>
-                    </m:rPr>
-                    <m:t>H</m:t>
-                  </m:r>
-                </m:e>
-                <m:sub>
-                  <m:r>
-                    <m:rPr>
-                      <m:sty m:val="p"/>
-                    </m:rPr>
-                    <m:t>2</m:t>
-                  </m:r>
-                </m:sub>
-              </m:sSub>
-              <m:r>
-                <m:rPr>
-                  <m:sty m:val="p"/>
-                </m:rPr>
-                <m:t>C</m:t>
-              </m:r>
-              <m:sSub>
-                <m:e>
-                  <m:r>
-                    <m:rPr>
-                      <m:sty m:val="p"/>
-                    </m:rPr>
-                    <m:t>r</m:t>
-                  </m:r>
-                </m:e>
-                <m:sub>
-                  <m:r>
-                    <m:rPr>
-                      <m:sty m:val="p"/>
-                    </m:rPr>
-                    <m:t>2</m:t>
-                  </m:r>
-                </m:sub>
-              </m:sSub>
-              <m:sSub>
-                <m:e>
-                  <m:r>
-                    <m:rPr>
-                      <m:sty m:val="p"/>
-                    </m:rPr>
-                    <m:t>O</m:t>
-                  </m:r>
-                </m:e>
-                <m:sub>
-                  <m:r>
-                    <m:rPr>
-                      <m:sty m:val="p"/>
-                    </m:rPr>
-                    <m:t>7</m:t>
-                  </m:r>
-                </m:sub>
-              </m:sSub>
-            </m:oMath>
-            <w:r>
-              <w:rPr>
-                <w:rFonts w:ascii="Times New Roman" w:hAnsi="Times New Roman" w:eastAsia="Times New Roman" w:cs="Times New Roman"/>
-              </w:rPr>
-              <w:t xml:space="preserve">​</w:t>
             </w:r>
           </w:p>
         </w:tc>
@@ -37112,6 +35650,8 @@
             </w:r>
           </w:p>
         </w:tc>
+      </w:tr>
+      <w:tr>
         <w:tc>
           <w:tcPr/>
           <w:p>
@@ -37124,7 +35664,25 @@
                 <m:rPr>
                   <m:sty m:val="p"/>
                 </m:rPr>
+                <m:t>P</m:t>
+              </m:r>
+              <m:r>
+                <m:rPr>
+                  <m:sty m:val="p"/>
+                </m:rPr>
+                <m:t>b</m:t>
+              </m:r>
+              <m:r>
+                <m:rPr>
+                  <m:sty m:val="p"/>
+                </m:rPr>
                 <m:t>C</m:t>
+              </m:r>
+              <m:r>
+                <m:rPr>
+                  <m:sty m:val="p"/>
+                </m:rPr>
+                <m:t>r</m:t>
               </m:r>
               <m:sSub>
                 <m:e>
@@ -37132,7 +35690,7 @@
                     <m:rPr>
                       <m:sty m:val="p"/>
                     </m:rPr>
-                    <m:t>r</m:t>
+                    <m:t>O</m:t>
                   </m:r>
                 </m:e>
                 <m:sub>
@@ -37140,225 +35698,73 @@
                     <m:rPr>
                       <m:sty m:val="p"/>
                     </m:rPr>
-                    <m:t>2</m:t>
+                    <m:t>4</m:t>
                   </m:r>
                 </m:sub>
               </m:sSub>
-              <m:sSubSup>
-                <m:e>
-                  <m:r>
-                    <m:rPr>
-                      <m:sty m:val="p"/>
-                    </m:rPr>
-                    <m:t>O</m:t>
-                  </m:r>
-                </m:e>
-                <m:sub>
-                  <m:r>
-                    <m:rPr>
-                      <m:sty m:val="p"/>
-                    </m:rPr>
-                    <m:t>7</m:t>
-                  </m:r>
-                </m:sub>
-                <m:sup>
-                  <m:r>
-                    <m:rPr>
-                      <m:sty m:val="p"/>
-                    </m:rPr>
-                    <m:t>2</m:t>
-                  </m:r>
-                  <m:r>
-                    <m:rPr>
-                      <m:sty m:val="p"/>
-                    </m:rPr>
-                    <m:t>−</m:t>
-                  </m:r>
-                </m:sup>
-              </m:sSubSup>
-              <m:r>
-                <m:rPr>
-                  <m:sty m:val="p"/>
-                </m:rPr>
-                <m:t>+</m:t>
-              </m:r>
-              <m:r>
-                <m:t>6</m:t>
-              </m:r>
-              <m:r>
-                <m:rPr>
-                  <m:sty m:val="p"/>
-                </m:rPr>
-                <m:t>F</m:t>
-              </m:r>
-              <m:sSup>
-                <m:e>
-                  <m:r>
-                    <m:rPr>
-                      <m:sty m:val="p"/>
-                    </m:rPr>
-                    <m:t>e</m:t>
-                  </m:r>
-                </m:e>
-                <m:sup>
-                  <m:r>
-                    <m:rPr>
-                      <m:sty m:val="p"/>
-                    </m:rPr>
-                    <m:t>2</m:t>
-                  </m:r>
-                  <m:r>
-                    <m:rPr>
-                      <m:sty m:val="p"/>
-                    </m:rPr>
-                    <m:t>+</m:t>
-                  </m:r>
-                </m:sup>
-              </m:sSup>
-              <m:r>
-                <m:rPr>
-                  <m:sty m:val="p"/>
-                </m:rPr>
-                <m:t>+</m:t>
-              </m:r>
-              <m:r>
-                <m:t>14</m:t>
-              </m:r>
-              <m:sSup>
-                <m:e>
-                  <m:r>
-                    <m:rPr>
-                      <m:sty m:val="p"/>
-                    </m:rPr>
-                    <m:t>H</m:t>
-                  </m:r>
-                </m:e>
-                <m:sup>
-                  <m:r>
-                    <m:rPr>
-                      <m:sty m:val="p"/>
-                    </m:rPr>
-                    <m:t>+</m:t>
-                  </m:r>
-                </m:sup>
-              </m:sSup>
-              <m:r>
-                <m:rPr>
-                  <m:sty m:val="p"/>
-                </m:rPr>
-                <m:t>→</m:t>
-              </m:r>
-              <m:r>
-                <m:t>2</m:t>
-              </m:r>
-              <m:r>
-                <m:rPr>
-                  <m:sty m:val="p"/>
-                </m:rPr>
-                <m:t>C</m:t>
-              </m:r>
-              <m:sSup>
-                <m:e>
-                  <m:r>
-                    <m:rPr>
-                      <m:sty m:val="p"/>
-                    </m:rPr>
-                    <m:t>r</m:t>
-                  </m:r>
-                </m:e>
-                <m:sup>
-                  <m:r>
-                    <m:rPr>
-                      <m:sty m:val="p"/>
-                    </m:rPr>
-                    <m:t>3</m:t>
-                  </m:r>
-                  <m:r>
-                    <m:rPr>
-                      <m:sty m:val="p"/>
-                    </m:rPr>
-                    <m:t>+</m:t>
-                  </m:r>
-                </m:sup>
-              </m:sSup>
-              <m:r>
-                <m:rPr>
-                  <m:sty m:val="p"/>
-                </m:rPr>
-                <m:t>+</m:t>
-              </m:r>
-              <m:r>
-                <m:t>6</m:t>
-              </m:r>
-              <m:r>
-                <m:rPr>
-                  <m:sty m:val="p"/>
-                </m:rPr>
-                <m:t>F</m:t>
-              </m:r>
-              <m:sSup>
-                <m:e>
-                  <m:r>
-                    <m:rPr>
-                      <m:sty m:val="p"/>
-                    </m:rPr>
-                    <m:t>e</m:t>
-                  </m:r>
-                </m:e>
-                <m:sup>
-                  <m:r>
-                    <m:rPr>
-                      <m:sty m:val="p"/>
-                    </m:rPr>
-                    <m:t>3</m:t>
-                  </m:r>
-                  <m:r>
-                    <m:rPr>
-                      <m:sty m:val="p"/>
-                    </m:rPr>
-                    <m:t>+</m:t>
-                  </m:r>
-                </m:sup>
-              </m:sSup>
-              <m:r>
-                <m:rPr>
-                  <m:sty m:val="p"/>
-                </m:rPr>
-                <m:t>+</m:t>
-              </m:r>
-              <m:r>
-                <m:t>7</m:t>
-              </m:r>
-              <m:sSub>
-                <m:e>
-                  <m:r>
-                    <m:rPr>
-                      <m:sty m:val="p"/>
-                    </m:rPr>
-                    <m:t>H</m:t>
-                  </m:r>
-                </m:e>
-                <m:sub>
-                  <m:r>
-                    <m:rPr>
-                      <m:sty m:val="p"/>
-                    </m:rPr>
-                    <m:t>2</m:t>
-                  </m:r>
-                </m:sub>
-              </m:sSub>
-              <m:r>
-                <m:rPr>
-                  <m:sty m:val="p"/>
-                </m:rPr>
-                <m:t>O</m:t>
-              </m:r>
             </m:oMath>
             <w:r>
               <w:rPr>
                 <w:rFonts w:ascii="Times New Roman" w:hAnsi="Times New Roman" w:eastAsia="Times New Roman" w:cs="Times New Roman"/>
               </w:rPr>
               <w:t xml:space="preserve">​</w:t>
+            </w:r>
+          </w:p>
+        </w:tc>
+        <w:tc>
+          <w:tcPr/>
+          <w:p>
+            <w:pPr>
+              <w:pStyle w:val="Compact"/>
+              <w:jc w:val="center"/>
+            </w:pPr>
+            <w:r>
+              <w:rPr>
+                <w:rFonts w:hint="eastAsia" w:ascii="Times New Roman" w:hAnsi="Times New Roman" w:eastAsia="FangSong" w:cs="Times New Roman"/>
+              </w:rPr>
+              <w:t xml:space="preserve">铬黄</w:t>
+            </w:r>
+          </w:p>
+        </w:tc>
+        <w:tc>
+          <w:tcPr/>
+          <w:p>
+            <w:pPr>
+              <w:pStyle w:val="Compact"/>
+              <w:jc w:val="center"/>
+            </w:pPr>
+            <w:r>
+              <w:rPr>
+                <w:rFonts w:hint="eastAsia" w:ascii="Times New Roman" w:hAnsi="Times New Roman" w:eastAsia="FangSong" w:cs="Times New Roman"/>
+              </w:rPr>
+              <w:t xml:space="preserve">橙黄色固体</w:t>
+            </w:r>
+          </w:p>
+        </w:tc>
+        <w:tc>
+          <w:tcPr/>
+          <w:p>
+            <w:pPr>
+              <w:pStyle w:val="Compact"/>
+              <w:jc w:val="center"/>
+            </w:pPr>
+            <w:r>
+              <w:rPr>
+                <w:rFonts w:hint="eastAsia" w:ascii="Times New Roman" w:hAnsi="Times New Roman" w:eastAsia="FangSong" w:cs="Times New Roman"/>
+              </w:rPr>
+              <w:t>难溶于水</w:t>
+            </w:r>
+            <w:r>
+              <w:rPr>
+                <w:rFonts w:hint="eastAsia" w:ascii="Times New Roman" w:hAnsi="Times New Roman" w:eastAsia="Times New Roman" w:cs="Times New Roman"/>
+              </w:rPr>
+              <w:t>，</w:t>
+            </w:r>
+            <w:r>
+              <w:rPr>
+                <w:rFonts w:hint="eastAsia" w:ascii="Times New Roman" w:hAnsi="Times New Roman" w:eastAsia="FangSong" w:cs="Times New Roman"/>
+              </w:rPr>
+              <w:t>黄色颜料</w:t>
             </w:r>
           </w:p>
         </w:tc>
@@ -37376,14 +35782,26 @@
                 <m:rPr>
                   <m:sty m:val="p"/>
                 </m:rPr>
-                <m:t>P</m:t>
-              </m:r>
-              <m:r>
-                <m:rPr>
-                  <m:sty m:val="p"/>
-                </m:rPr>
-                <m:t>b</m:t>
-              </m:r>
+                <m:t>A</m:t>
+              </m:r>
+              <m:sSub>
+                <m:e>
+                  <m:r>
+                    <m:rPr>
+                      <m:sty m:val="p"/>
+                    </m:rPr>
+                    <m:t>g</m:t>
+                  </m:r>
+                </m:e>
+                <m:sub>
+                  <m:r>
+                    <m:rPr>
+                      <m:sty m:val="p"/>
+                    </m:rPr>
+                    <m:t>2</m:t>
+                  </m:r>
+                </m:sub>
+              </m:sSub>
               <m:r>
                 <m:rPr>
                   <m:sty m:val="p"/>
@@ -37432,9 +35850,9 @@
             </w:pPr>
             <w:r>
               <w:rPr>
-                <w:rFonts w:hint="eastAsia" w:ascii="Times New Roman" w:hAnsi="Times New Roman" w:eastAsia="FangSong" w:cs="Times New Roman"/>
-              </w:rPr>
-              <w:t xml:space="preserve">铬黄</w:t>
+                <w:rFonts w:ascii="Times New Roman" w:hAnsi="Times New Roman" w:eastAsia="Times New Roman" w:cs="Times New Roman"/>
+              </w:rPr>
+              <w:t xml:space="preserve">—</w:t>
             </w:r>
           </w:p>
         </w:tc>
@@ -37449,7 +35867,7 @@
               <w:rPr>
                 <w:rFonts w:hint="eastAsia" w:ascii="Times New Roman" w:hAnsi="Times New Roman" w:eastAsia="FangSong" w:cs="Times New Roman"/>
               </w:rPr>
-              <w:t xml:space="preserve">橙黄色固体</w:t>
+              <w:t xml:space="preserve">砖红色沉淀</w:t>
             </w:r>
           </w:p>
         </w:tc>
@@ -37464,170 +35882,7 @@
               <w:rPr>
                 <w:rFonts w:hint="eastAsia" w:ascii="Times New Roman" w:hAnsi="Times New Roman" w:eastAsia="FangSong" w:cs="Times New Roman"/>
               </w:rPr>
-              <w:t>难溶于水</w:t>
-            </w:r>
-            <w:r>
-              <w:rPr>
-                <w:rFonts w:hint="eastAsia" w:ascii="Times New Roman" w:hAnsi="Times New Roman" w:eastAsia="Times New Roman" w:cs="Times New Roman"/>
-              </w:rPr>
-              <w:t>，</w:t>
-            </w:r>
-            <w:r>
-              <w:rPr>
-                <w:rFonts w:hint="eastAsia" w:ascii="Times New Roman" w:hAnsi="Times New Roman" w:eastAsia="FangSong" w:cs="Times New Roman"/>
-              </w:rPr>
-              <w:t>黄色颜料</w:t>
-            </w:r>
-          </w:p>
-        </w:tc>
-        <w:tc>
-          <w:tcPr/>
-          <w:p>
-            <w:pPr>
-              <w:pStyle w:val="Compact"/>
-              <w:jc w:val="center"/>
-            </w:pPr>
-            <m:oMath>
-              <m:r>
-                <m:rPr>
-                  <m:sty m:val="p"/>
-                </m:rPr>
-                <m:t>P</m:t>
-              </m:r>
-              <m:sSup>
-                <m:e>
-                  <m:r>
-                    <m:rPr>
-                      <m:sty m:val="p"/>
-                    </m:rPr>
-                    <m:t>b</m:t>
-                  </m:r>
-                </m:e>
-                <m:sup>
-                  <m:r>
-                    <m:rPr>
-                      <m:sty m:val="p"/>
-                    </m:rPr>
-                    <m:t>2</m:t>
-                  </m:r>
-                  <m:r>
-                    <m:rPr>
-                      <m:sty m:val="p"/>
-                    </m:rPr>
-                    <m:t>+</m:t>
-                  </m:r>
-                </m:sup>
-              </m:sSup>
-              <m:r>
-                <m:rPr>
-                  <m:sty m:val="p"/>
-                </m:rPr>
-                <m:t>+</m:t>
-              </m:r>
-              <m:r>
-                <m:rPr>
-                  <m:sty m:val="p"/>
-                </m:rPr>
-                <m:t>C</m:t>
-              </m:r>
-              <m:r>
-                <m:rPr>
-                  <m:sty m:val="p"/>
-                </m:rPr>
-                <m:t>r</m:t>
-              </m:r>
-              <m:sSubSup>
-                <m:e>
-                  <m:r>
-                    <m:rPr>
-                      <m:sty m:val="p"/>
-                    </m:rPr>
-                    <m:t>O</m:t>
-                  </m:r>
-                </m:e>
-                <m:sub>
-                  <m:r>
-                    <m:rPr>
-                      <m:sty m:val="p"/>
-                    </m:rPr>
-                    <m:t>4</m:t>
-                  </m:r>
-                </m:sub>
-                <m:sup>
-                  <m:r>
-                    <m:rPr>
-                      <m:sty m:val="p"/>
-                    </m:rPr>
-                    <m:t>2</m:t>
-                  </m:r>
-                  <m:r>
-                    <m:rPr>
-                      <m:sty m:val="p"/>
-                    </m:rPr>
-                    <m:t>−</m:t>
-                  </m:r>
-                </m:sup>
-              </m:sSubSup>
-              <m:r>
-                <m:rPr>
-                  <m:sty m:val="p"/>
-                </m:rPr>
-                <m:t>→</m:t>
-              </m:r>
-              <m:r>
-                <m:rPr>
-                  <m:sty m:val="p"/>
-                </m:rPr>
-                <m:t>P</m:t>
-              </m:r>
-              <m:r>
-                <m:rPr>
-                  <m:sty m:val="p"/>
-                </m:rPr>
-                <m:t>b</m:t>
-              </m:r>
-              <m:r>
-                <m:rPr>
-                  <m:sty m:val="p"/>
-                </m:rPr>
-                <m:t>C</m:t>
-              </m:r>
-              <m:r>
-                <m:rPr>
-                  <m:sty m:val="p"/>
-                </m:rPr>
-                <m:t>r</m:t>
-              </m:r>
-              <m:sSub>
-                <m:e>
-                  <m:r>
-                    <m:rPr>
-                      <m:sty m:val="p"/>
-                    </m:rPr>
-                    <m:t>O</m:t>
-                  </m:r>
-                </m:e>
-                <m:sub>
-                  <m:r>
-                    <m:rPr>
-                      <m:sty m:val="p"/>
-                    </m:rPr>
-                    <m:t>4</m:t>
-                  </m:r>
-                </m:sub>
-              </m:sSub>
-              <m:r>
-                <m:rPr>
-                  <m:sty m:val="p"/>
-                </m:rPr>
-                <m:t>↓</m:t>
-              </m:r>
-            </m:oMath>
-            <w:r>
-              <w:rPr>
-                <w:rFonts w:ascii="Times New Roman" w:hAnsi="Times New Roman" w:eastAsia="Times New Roman" w:cs="Times New Roman"/>
-              </w:rPr>
-              <w:t xml:space="preserve">​</w:t>
+              <w:t xml:space="preserve">莫尔法沉淀滴定指示剂</w:t>
             </w:r>
           </w:p>
         </w:tc>
@@ -37645,7 +35900,13 @@
                 <m:rPr>
                   <m:sty m:val="p"/>
                 </m:rPr>
-                <m:t>A</m:t>
+                <m:t>M</m:t>
+              </m:r>
+              <m:r>
+                <m:rPr>
+                  <m:sty m:val="p"/>
+                </m:rPr>
+                <m:t>n</m:t>
               </m:r>
               <m:sSub>
                 <m:e>
@@ -37653,7 +35914,7 @@
                     <m:rPr>
                       <m:sty m:val="p"/>
                     </m:rPr>
-                    <m:t>g</m:t>
+                    <m:t>O</m:t>
                   </m:r>
                 </m:e>
                 <m:sub>
@@ -37662,36 +35923,6 @@
                       <m:sty m:val="p"/>
                     </m:rPr>
                     <m:t>2</m:t>
-                  </m:r>
-                </m:sub>
-              </m:sSub>
-              <m:r>
-                <m:rPr>
-                  <m:sty m:val="p"/>
-                </m:rPr>
-                <m:t>C</m:t>
-              </m:r>
-              <m:r>
-                <m:rPr>
-                  <m:sty m:val="p"/>
-                </m:rPr>
-                <m:t>r</m:t>
-              </m:r>
-              <m:sSub>
-                <m:e>
-                  <m:r>
-                    <m:rPr>
-                      <m:sty m:val="p"/>
-                    </m:rPr>
-                    <m:t>O</m:t>
-                  </m:r>
-                </m:e>
-                <m:sub>
-                  <m:r>
-                    <m:rPr>
-                      <m:sty m:val="p"/>
-                    </m:rPr>
-                    <m:t>4</m:t>
                   </m:r>
                 </m:sub>
               </m:sSub>
@@ -37713,9 +35944,9 @@
             </w:pPr>
             <w:r>
               <w:rPr>
-                <w:rFonts w:ascii="Times New Roman" w:hAnsi="Times New Roman" w:eastAsia="Times New Roman" w:cs="Times New Roman"/>
-              </w:rPr>
-              <w:t xml:space="preserve">—</w:t>
+                <w:rFonts w:hint="eastAsia" w:ascii="Times New Roman" w:hAnsi="Times New Roman" w:eastAsia="FangSong" w:cs="Times New Roman"/>
+              </w:rPr>
+              <w:t xml:space="preserve">软锰矿</w:t>
             </w:r>
           </w:p>
         </w:tc>
@@ -37730,7 +35961,7 @@
               <w:rPr>
                 <w:rFonts w:hint="eastAsia" w:ascii="Times New Roman" w:hAnsi="Times New Roman" w:eastAsia="FangSong" w:cs="Times New Roman"/>
               </w:rPr>
-              <w:t xml:space="preserve">砖红色沉淀</w:t>
+              <w:t xml:space="preserve">黑色固体</w:t>
             </w:r>
           </w:p>
         </w:tc>
@@ -37745,167 +35976,19 @@
               <w:rPr>
                 <w:rFonts w:hint="eastAsia" w:ascii="Times New Roman" w:hAnsi="Times New Roman" w:eastAsia="FangSong" w:cs="Times New Roman"/>
               </w:rPr>
-              <w:t xml:space="preserve">莫尔法沉淀滴定指示剂</w:t>
-            </w:r>
-          </w:p>
-        </w:tc>
-        <w:tc>
-          <w:tcPr/>
-          <w:p>
-            <w:pPr>
-              <w:pStyle w:val="Compact"/>
-              <w:jc w:val="center"/>
-            </w:pPr>
-            <m:oMath>
-              <m:r>
-                <m:t>2</m:t>
-              </m:r>
-              <m:r>
-                <m:rPr>
-                  <m:sty m:val="p"/>
-                </m:rPr>
-                <m:t>A</m:t>
-              </m:r>
-              <m:sSup>
-                <m:e>
-                  <m:r>
-                    <m:rPr>
-                      <m:sty m:val="p"/>
-                    </m:rPr>
-                    <m:t>g</m:t>
-                  </m:r>
-                </m:e>
-                <m:sup>
-                  <m:r>
-                    <m:rPr>
-                      <m:sty m:val="p"/>
-                    </m:rPr>
-                    <m:t>+</m:t>
-                  </m:r>
-                </m:sup>
-              </m:sSup>
-              <m:r>
-                <m:rPr>
-                  <m:sty m:val="p"/>
-                </m:rPr>
-                <m:t>+</m:t>
-              </m:r>
-              <m:r>
-                <m:rPr>
-                  <m:sty m:val="p"/>
-                </m:rPr>
-                <m:t>C</m:t>
-              </m:r>
-              <m:r>
-                <m:rPr>
-                  <m:sty m:val="p"/>
-                </m:rPr>
-                <m:t>r</m:t>
-              </m:r>
-              <m:sSubSup>
-                <m:e>
-                  <m:r>
-                    <m:rPr>
-                      <m:sty m:val="p"/>
-                    </m:rPr>
-                    <m:t>O</m:t>
-                  </m:r>
-                </m:e>
-                <m:sub>
-                  <m:r>
-                    <m:rPr>
-                      <m:sty m:val="p"/>
-                    </m:rPr>
-                    <m:t>4</m:t>
-                  </m:r>
-                </m:sub>
-                <m:sup>
-                  <m:r>
-                    <m:rPr>
-                      <m:sty m:val="p"/>
-                    </m:rPr>
-                    <m:t>2</m:t>
-                  </m:r>
-                  <m:r>
-                    <m:rPr>
-                      <m:sty m:val="p"/>
-                    </m:rPr>
-                    <m:t>−</m:t>
-                  </m:r>
-                </m:sup>
-              </m:sSubSup>
-              <m:r>
-                <m:rPr>
-                  <m:sty m:val="p"/>
-                </m:rPr>
-                <m:t>→</m:t>
-              </m:r>
-              <m:r>
-                <m:rPr>
-                  <m:sty m:val="p"/>
-                </m:rPr>
-                <m:t>A</m:t>
-              </m:r>
-              <m:sSub>
-                <m:e>
-                  <m:r>
-                    <m:rPr>
-                      <m:sty m:val="p"/>
-                    </m:rPr>
-                    <m:t>g</m:t>
-                  </m:r>
-                </m:e>
-                <m:sub>
-                  <m:r>
-                    <m:rPr>
-                      <m:sty m:val="p"/>
-                    </m:rPr>
-                    <m:t>2</m:t>
-                  </m:r>
-                </m:sub>
-              </m:sSub>
-              <m:r>
-                <m:rPr>
-                  <m:sty m:val="p"/>
-                </m:rPr>
-                <m:t>C</m:t>
-              </m:r>
-              <m:r>
-                <m:rPr>
-                  <m:sty m:val="p"/>
-                </m:rPr>
-                <m:t>r</m:t>
-              </m:r>
-              <m:sSub>
-                <m:e>
-                  <m:r>
-                    <m:rPr>
-                      <m:sty m:val="p"/>
-                    </m:rPr>
-                    <m:t>O</m:t>
-                  </m:r>
-                </m:e>
-                <m:sub>
-                  <m:r>
-                    <m:rPr>
-                      <m:sty m:val="p"/>
-                    </m:rPr>
-                    <m:t>4</m:t>
-                  </m:r>
-                </m:sub>
-              </m:sSub>
-              <m:r>
-                <m:rPr>
-                  <m:sty m:val="p"/>
-                </m:rPr>
-                <m:t>↓</m:t>
-              </m:r>
-            </m:oMath>
-            <w:r>
-              <w:rPr>
-                <w:rFonts w:ascii="Times New Roman" w:hAnsi="Times New Roman" w:eastAsia="Times New Roman" w:cs="Times New Roman"/>
-              </w:rPr>
-              <w:t xml:space="preserve">​</w:t>
+              <w:t>两性偏碱</w:t>
+            </w:r>
+            <w:r>
+              <w:rPr>
+                <w:rFonts w:hint="eastAsia" w:ascii="Times New Roman" w:hAnsi="Times New Roman" w:eastAsia="Times New Roman" w:cs="Times New Roman"/>
+              </w:rPr>
+              <w:t>，</w:t>
+            </w:r>
+            <w:r>
+              <w:rPr>
+                <w:rFonts w:hint="eastAsia" w:ascii="Times New Roman" w:hAnsi="Times New Roman" w:eastAsia="FangSong" w:cs="Times New Roman"/>
+              </w:rPr>
+              <w:t>兼具氧化性与催化性</w:t>
             </w:r>
           </w:p>
         </w:tc>
@@ -37925,19 +36008,13 @@
                 </m:rPr>
                 <m:t>M</m:t>
               </m:r>
-              <m:r>
-                <m:rPr>
-                  <m:sty m:val="p"/>
-                </m:rPr>
-                <m:t>n</m:t>
-              </m:r>
               <m:sSub>
                 <m:e>
                   <m:r>
                     <m:rPr>
                       <m:sty m:val="p"/>
                     </m:rPr>
-                    <m:t>O</m:t>
+                    <m:t>n</m:t>
                   </m:r>
                 </m:e>
                 <m:sub>
@@ -37946,6 +36023,24 @@
                       <m:sty m:val="p"/>
                     </m:rPr>
                     <m:t>2</m:t>
+                  </m:r>
+                </m:sub>
+              </m:sSub>
+              <m:sSub>
+                <m:e>
+                  <m:r>
+                    <m:rPr>
+                      <m:sty m:val="p"/>
+                    </m:rPr>
+                    <m:t>O</m:t>
+                  </m:r>
+                </m:e>
+                <m:sub>
+                  <m:r>
+                    <m:rPr>
+                      <m:sty m:val="p"/>
+                    </m:rPr>
+                    <m:t>7</m:t>
                   </m:r>
                 </m:sub>
               </m:sSub>
@@ -37967,9 +36062,9 @@
             </w:pPr>
             <w:r>
               <w:rPr>
-                <w:rFonts w:hint="eastAsia" w:ascii="Times New Roman" w:hAnsi="Times New Roman" w:eastAsia="FangSong" w:cs="Times New Roman"/>
-              </w:rPr>
-              <w:t xml:space="preserve">软锰矿</w:t>
+                <w:rFonts w:ascii="Times New Roman" w:hAnsi="Times New Roman" w:eastAsia="Times New Roman" w:cs="Times New Roman"/>
+              </w:rPr>
+              <w:t xml:space="preserve">—</w:t>
             </w:r>
           </w:p>
         </w:tc>
@@ -37984,7 +36079,7 @@
               <w:rPr>
                 <w:rFonts w:hint="eastAsia" w:ascii="Times New Roman" w:hAnsi="Times New Roman" w:eastAsia="FangSong" w:cs="Times New Roman"/>
               </w:rPr>
-              <w:t xml:space="preserve">黑色固体</w:t>
+              <w:t xml:space="preserve">绿色油状液体</w:t>
             </w:r>
           </w:p>
         </w:tc>
@@ -37999,7 +36094,7 @@
               <w:rPr>
                 <w:rFonts w:hint="eastAsia" w:ascii="Times New Roman" w:hAnsi="Times New Roman" w:eastAsia="FangSong" w:cs="Times New Roman"/>
               </w:rPr>
-              <w:t>两性偏碱</w:t>
+              <w:t>酸性氧化物</w:t>
             </w:r>
             <w:r>
               <w:rPr>
@@ -38011,216 +36106,7 @@
               <w:rPr>
                 <w:rFonts w:hint="eastAsia" w:ascii="Times New Roman" w:hAnsi="Times New Roman" w:eastAsia="FangSong" w:cs="Times New Roman"/>
               </w:rPr>
-              <w:t>兼具氧化性与催化性</w:t>
-            </w:r>
-          </w:p>
-        </w:tc>
-        <w:tc>
-          <w:tcPr/>
-          <w:p>
-            <w:pPr>
-              <w:pStyle w:val="Compact"/>
-              <w:jc w:val="center"/>
-            </w:pPr>
-            <m:oMath>
-              <m:r>
-                <m:rPr>
-                  <m:sty m:val="p"/>
-                </m:rPr>
-                <m:t>M</m:t>
-              </m:r>
-              <m:r>
-                <m:rPr>
-                  <m:sty m:val="p"/>
-                </m:rPr>
-                <m:t>n</m:t>
-              </m:r>
-              <m:sSub>
-                <m:e>
-                  <m:r>
-                    <m:rPr>
-                      <m:sty m:val="p"/>
-                    </m:rPr>
-                    <m:t>O</m:t>
-                  </m:r>
-                </m:e>
-                <m:sub>
-                  <m:r>
-                    <m:rPr>
-                      <m:sty m:val="p"/>
-                    </m:rPr>
-                    <m:t>2</m:t>
-                  </m:r>
-                </m:sub>
-              </m:sSub>
-              <m:r>
-                <m:rPr>
-                  <m:sty m:val="p"/>
-                </m:rPr>
-                <m:t>+</m:t>
-              </m:r>
-              <m:r>
-                <m:t>4</m:t>
-              </m:r>
-              <m:r>
-                <m:rPr>
-                  <m:sty m:val="p"/>
-                </m:rPr>
-                <m:t>H</m:t>
-              </m:r>
-              <m:r>
-                <m:rPr>
-                  <m:sty m:val="p"/>
-                </m:rPr>
-                <m:t>C</m:t>
-              </m:r>
-              <m:r>
-                <m:rPr>
-                  <m:sty m:val="p"/>
-                </m:rPr>
-                <m:t>l</m:t>
-              </m:r>
-              <m:limUpp>
-                <m:e>
-                  <m:r>
-                    <m:rPr>
-                      <m:sty m:val="p"/>
-                    </m:rPr>
-                    <m:t>→</m:t>
-                  </m:r>
-                </m:e>
-                <m:lim>
-                  <m:r>
-                    <m:rPr>
-                      <m:sty m:val="p"/>
-                    </m:rPr>
-                    <m:t>Δ</m:t>
-                  </m:r>
-                </m:lim>
-              </m:limUpp>
-              <m:r>
-                <m:rPr>
-                  <m:sty m:val="p"/>
-                </m:rPr>
-                <m:t>M</m:t>
-              </m:r>
-              <m:r>
-                <m:rPr>
-                  <m:sty m:val="p"/>
-                </m:rPr>
-                <m:t>n</m:t>
-              </m:r>
-              <m:r>
-                <m:rPr>
-                  <m:sty m:val="p"/>
-                </m:rPr>
-                <m:t>C</m:t>
-              </m:r>
-              <m:sSub>
-                <m:e>
-                  <m:r>
-                    <m:rPr>
-                      <m:sty m:val="p"/>
-                    </m:rPr>
-                    <m:t>l</m:t>
-                  </m:r>
-                </m:e>
-                <m:sub>
-                  <m:r>
-                    <m:rPr>
-                      <m:sty m:val="p"/>
-                    </m:rPr>
-                    <m:t>2</m:t>
-                  </m:r>
-                </m:sub>
-              </m:sSub>
-              <m:r>
-                <m:rPr>
-                  <m:sty m:val="p"/>
-                </m:rPr>
-                <m:t>+</m:t>
-              </m:r>
-              <m:r>
-                <m:rPr>
-                  <m:sty m:val="p"/>
-                </m:rPr>
-                <m:t>C</m:t>
-              </m:r>
-              <m:sSub>
-                <m:e>
-                  <m:r>
-                    <m:rPr>
-                      <m:sty m:val="p"/>
-                    </m:rPr>
-                    <m:t>l</m:t>
-                  </m:r>
-                </m:e>
-                <m:sub>
-                  <m:r>
-                    <m:rPr>
-                      <m:sty m:val="p"/>
-                    </m:rPr>
-                    <m:t>2</m:t>
-                  </m:r>
-                </m:sub>
-              </m:sSub>
-              <m:r>
-                <m:rPr>
-                  <m:sty m:val="p"/>
-                </m:rPr>
-                <m:t>↑</m:t>
-              </m:r>
-              <m:r>
-                <m:rPr>
-                  <m:sty m:val="p"/>
-                </m:rPr>
-                <m:t>+</m:t>
-              </m:r>
-              <m:r>
-                <m:t>2</m:t>
-              </m:r>
-              <m:sSub>
-                <m:e>
-                  <m:r>
-                    <m:rPr>
-                      <m:sty m:val="p"/>
-                    </m:rPr>
-                    <m:t>H</m:t>
-                  </m:r>
-                </m:e>
-                <m:sub>
-                  <m:r>
-                    <m:rPr>
-                      <m:sty m:val="p"/>
-                    </m:rPr>
-                    <m:t>2</m:t>
-                  </m:r>
-                </m:sub>
-              </m:sSub>
-              <m:r>
-                <m:rPr>
-                  <m:sty m:val="p"/>
-                </m:rPr>
-                <m:t>O</m:t>
-              </m:r>
-            </m:oMath>
-            <w:r>
-              <w:rPr>
-                <w:rFonts w:hint="eastAsia" w:ascii="Times New Roman" w:hAnsi="Times New Roman" w:eastAsia="Times New Roman" w:cs="Times New Roman"/>
-              </w:rPr>
-              <w:t>（</w:t>
-            </w:r>
-            <w:r>
-              <w:rPr>
-                <w:rFonts w:hint="eastAsia" w:ascii="Times New Roman" w:hAnsi="Times New Roman" w:eastAsia="FangSong" w:cs="Times New Roman"/>
-              </w:rPr>
-              <w:t>浓盐酸</w:t>
-            </w:r>
-            <w:r>
-              <w:rPr>
-                <w:rFonts w:hint="eastAsia" w:ascii="Times New Roman" w:hAnsi="Times New Roman" w:eastAsia="Times New Roman" w:cs="Times New Roman"/>
-              </w:rPr>
-              <w:t>）</w:t>
+              <w:t>极不稳定</w:t>
             </w:r>
           </w:p>
         </w:tc>
@@ -38238,7 +36124,19 @@
                 <m:rPr>
                   <m:sty m:val="p"/>
                 </m:rPr>
+                <m:t>K</m:t>
+              </m:r>
+              <m:r>
+                <m:rPr>
+                  <m:sty m:val="p"/>
+                </m:rPr>
                 <m:t>M</m:t>
+              </m:r>
+              <m:r>
+                <m:rPr>
+                  <m:sty m:val="p"/>
+                </m:rPr>
+                <m:t>n</m:t>
               </m:r>
               <m:sSub>
                 <m:e>
@@ -38246,7 +36144,7 @@
                     <m:rPr>
                       <m:sty m:val="p"/>
                     </m:rPr>
-                    <m:t>n</m:t>
+                    <m:t>O</m:t>
                   </m:r>
                 </m:e>
                 <m:sub>
@@ -38254,25 +36152,7 @@
                     <m:rPr>
                       <m:sty m:val="p"/>
                     </m:rPr>
-                    <m:t>2</m:t>
-                  </m:r>
-                </m:sub>
-              </m:sSub>
-              <m:sSub>
-                <m:e>
-                  <m:r>
-                    <m:rPr>
-                      <m:sty m:val="p"/>
-                    </m:rPr>
-                    <m:t>O</m:t>
-                  </m:r>
-                </m:e>
-                <m:sub>
-                  <m:r>
-                    <m:rPr>
-                      <m:sty m:val="p"/>
-                    </m:rPr>
-                    <m:t>7</m:t>
+                    <m:t>4</m:t>
                   </m:r>
                 </m:sub>
               </m:sSub>
@@ -38294,9 +36174,9 @@
             </w:pPr>
             <w:r>
               <w:rPr>
-                <w:rFonts w:ascii="Times New Roman" w:hAnsi="Times New Roman" w:eastAsia="Times New Roman" w:cs="Times New Roman"/>
-              </w:rPr>
-              <w:t xml:space="preserve">—</w:t>
+                <w:rFonts w:hint="eastAsia" w:ascii="Times New Roman" w:hAnsi="Times New Roman" w:eastAsia="FangSong" w:cs="Times New Roman"/>
+              </w:rPr>
+              <w:t xml:space="preserve">灰锰氧</w:t>
             </w:r>
           </w:p>
         </w:tc>
@@ -38311,7 +36191,7 @@
               <w:rPr>
                 <w:rFonts w:hint="eastAsia" w:ascii="Times New Roman" w:hAnsi="Times New Roman" w:eastAsia="FangSong" w:cs="Times New Roman"/>
               </w:rPr>
-              <w:t xml:space="preserve">绿色油状液体</w:t>
+              <w:t xml:space="preserve">紫黑色晶体</w:t>
             </w:r>
           </w:p>
         </w:tc>
@@ -38326,7 +36206,7 @@
               <w:rPr>
                 <w:rFonts w:hint="eastAsia" w:ascii="Times New Roman" w:hAnsi="Times New Roman" w:eastAsia="FangSong" w:cs="Times New Roman"/>
               </w:rPr>
-              <w:t>酸性氧化物</w:t>
+              <w:t>强氧化剂</w:t>
             </w:r>
             <w:r>
               <w:rPr>
@@ -38338,504 +36218,7 @@
               <w:rPr>
                 <w:rFonts w:hint="eastAsia" w:ascii="Times New Roman" w:hAnsi="Times New Roman" w:eastAsia="FangSong" w:cs="Times New Roman"/>
               </w:rPr>
-              <w:t>极不稳定</w:t>
-            </w:r>
-          </w:p>
-        </w:tc>
-        <w:tc>
-          <w:tcPr/>
-          <w:p>
-            <w:pPr>
-              <w:pStyle w:val="Compact"/>
-              <w:jc w:val="center"/>
-            </w:pPr>
-            <m:oMath>
-              <m:r>
-                <m:rPr>
-                  <m:sty m:val="p"/>
-                </m:rPr>
-                <m:t>M</m:t>
-              </m:r>
-              <m:sSub>
-                <m:e>
-                  <m:r>
-                    <m:rPr>
-                      <m:sty m:val="p"/>
-                    </m:rPr>
-                    <m:t>n</m:t>
-                  </m:r>
-                </m:e>
-                <m:sub>
-                  <m:r>
-                    <m:rPr>
-                      <m:sty m:val="p"/>
-                    </m:rPr>
-                    <m:t>2</m:t>
-                  </m:r>
-                </m:sub>
-              </m:sSub>
-              <m:sSub>
-                <m:e>
-                  <m:r>
-                    <m:rPr>
-                      <m:sty m:val="p"/>
-                    </m:rPr>
-                    <m:t>O</m:t>
-                  </m:r>
-                </m:e>
-                <m:sub>
-                  <m:r>
-                    <m:rPr>
-                      <m:sty m:val="p"/>
-                    </m:rPr>
-                    <m:t>7</m:t>
-                  </m:r>
-                </m:sub>
-              </m:sSub>
-              <m:r>
-                <m:rPr>
-                  <m:sty m:val="p"/>
-                </m:rPr>
-                <m:t>+</m:t>
-              </m:r>
-              <m:sSub>
-                <m:e>
-                  <m:r>
-                    <m:rPr>
-                      <m:sty m:val="p"/>
-                    </m:rPr>
-                    <m:t>H</m:t>
-                  </m:r>
-                </m:e>
-                <m:sub>
-                  <m:r>
-                    <m:rPr>
-                      <m:sty m:val="p"/>
-                    </m:rPr>
-                    <m:t>2</m:t>
-                  </m:r>
-                </m:sub>
-              </m:sSub>
-              <m:r>
-                <m:rPr>
-                  <m:sty m:val="p"/>
-                </m:rPr>
-                <m:t>O</m:t>
-              </m:r>
-              <m:r>
-                <m:rPr>
-                  <m:sty m:val="p"/>
-                </m:rPr>
-                <m:t>→</m:t>
-              </m:r>
-              <m:r>
-                <m:t>2</m:t>
-              </m:r>
-              <m:r>
-                <m:rPr>
-                  <m:sty m:val="p"/>
-                </m:rPr>
-                <m:t>H</m:t>
-              </m:r>
-              <m:r>
-                <m:rPr>
-                  <m:sty m:val="p"/>
-                </m:rPr>
-                <m:t>M</m:t>
-              </m:r>
-              <m:r>
-                <m:rPr>
-                  <m:sty m:val="p"/>
-                </m:rPr>
-                <m:t>n</m:t>
-              </m:r>
-              <m:sSub>
-                <m:e>
-                  <m:r>
-                    <m:rPr>
-                      <m:sty m:val="p"/>
-                    </m:rPr>
-                    <m:t>O</m:t>
-                  </m:r>
-                </m:e>
-                <m:sub>
-                  <m:r>
-                    <m:rPr>
-                      <m:sty m:val="p"/>
-                    </m:rPr>
-                    <m:t>4</m:t>
-                  </m:r>
-                </m:sub>
-              </m:sSub>
-            </m:oMath>
-            <w:r>
-              <w:rPr>
-                <w:rFonts w:ascii="Times New Roman" w:hAnsi="Times New Roman" w:eastAsia="Times New Roman" w:cs="Times New Roman"/>
-              </w:rPr>
-              <w:t xml:space="preserve">​</w:t>
-            </w:r>
-          </w:p>
-        </w:tc>
-      </w:tr>
-      <w:tr>
-        <w:tc>
-          <w:tcPr/>
-          <w:p>
-            <w:pPr>
-              <w:pStyle w:val="Compact"/>
-              <w:jc w:val="center"/>
-            </w:pPr>
-            <m:oMath>
-              <m:r>
-                <m:rPr>
-                  <m:sty m:val="p"/>
-                </m:rPr>
-                <m:t>K</m:t>
-              </m:r>
-              <m:r>
-                <m:rPr>
-                  <m:sty m:val="p"/>
-                </m:rPr>
-                <m:t>M</m:t>
-              </m:r>
-              <m:r>
-                <m:rPr>
-                  <m:sty m:val="p"/>
-                </m:rPr>
-                <m:t>n</m:t>
-              </m:r>
-              <m:sSub>
-                <m:e>
-                  <m:r>
-                    <m:rPr>
-                      <m:sty m:val="p"/>
-                    </m:rPr>
-                    <m:t>O</m:t>
-                  </m:r>
-                </m:e>
-                <m:sub>
-                  <m:r>
-                    <m:rPr>
-                      <m:sty m:val="p"/>
-                    </m:rPr>
-                    <m:t>4</m:t>
-                  </m:r>
-                </m:sub>
-              </m:sSub>
-            </m:oMath>
-            <w:r>
-              <w:rPr>
-                <w:rFonts w:ascii="Times New Roman" w:hAnsi="Times New Roman" w:eastAsia="Times New Roman" w:cs="Times New Roman"/>
-              </w:rPr>
-              <w:t xml:space="preserve">​</w:t>
-            </w:r>
-          </w:p>
-        </w:tc>
-        <w:tc>
-          <w:tcPr/>
-          <w:p>
-            <w:pPr>
-              <w:pStyle w:val="Compact"/>
-              <w:jc w:val="center"/>
-            </w:pPr>
-            <w:r>
-              <w:rPr>
-                <w:rFonts w:hint="eastAsia" w:ascii="Times New Roman" w:hAnsi="Times New Roman" w:eastAsia="FangSong" w:cs="Times New Roman"/>
-              </w:rPr>
-              <w:t xml:space="preserve">灰锰氧</w:t>
-            </w:r>
-          </w:p>
-        </w:tc>
-        <w:tc>
-          <w:tcPr/>
-          <w:p>
-            <w:pPr>
-              <w:pStyle w:val="Compact"/>
-              <w:jc w:val="center"/>
-            </w:pPr>
-            <w:r>
-              <w:rPr>
-                <w:rFonts w:hint="eastAsia" w:ascii="Times New Roman" w:hAnsi="Times New Roman" w:eastAsia="FangSong" w:cs="Times New Roman"/>
-              </w:rPr>
-              <w:t xml:space="preserve">紫黑色晶体</w:t>
-            </w:r>
-          </w:p>
-        </w:tc>
-        <w:tc>
-          <w:tcPr/>
-          <w:p>
-            <w:pPr>
-              <w:pStyle w:val="Compact"/>
-              <w:jc w:val="center"/>
-            </w:pPr>
-            <w:r>
-              <w:rPr>
-                <w:rFonts w:hint="eastAsia" w:ascii="Times New Roman" w:hAnsi="Times New Roman" w:eastAsia="FangSong" w:cs="Times New Roman"/>
-              </w:rPr>
-              <w:t>强氧化剂</w:t>
-            </w:r>
-            <w:r>
-              <w:rPr>
-                <w:rFonts w:hint="eastAsia" w:ascii="Times New Roman" w:hAnsi="Times New Roman" w:eastAsia="Times New Roman" w:cs="Times New Roman"/>
-              </w:rPr>
-              <w:t>，</w:t>
-            </w:r>
-            <w:r>
-              <w:rPr>
-                <w:rFonts w:hint="eastAsia" w:ascii="Times New Roman" w:hAnsi="Times New Roman" w:eastAsia="FangSong" w:cs="Times New Roman"/>
-              </w:rPr>
               <w:t>还原产物由介质决定</w:t>
-            </w:r>
-          </w:p>
-        </w:tc>
-        <w:tc>
-          <w:tcPr/>
-          <w:p>
-            <w:pPr>
-              <w:pStyle w:val="Compact"/>
-              <w:jc w:val="center"/>
-            </w:pPr>
-            <m:oMath>
-              <m:r>
-                <m:t>2</m:t>
-              </m:r>
-              <m:r>
-                <m:rPr>
-                  <m:sty m:val="p"/>
-                </m:rPr>
-                <m:t>M</m:t>
-              </m:r>
-              <m:r>
-                <m:rPr>
-                  <m:sty m:val="p"/>
-                </m:rPr>
-                <m:t>n</m:t>
-              </m:r>
-              <m:sSubSup>
-                <m:e>
-                  <m:r>
-                    <m:rPr>
-                      <m:sty m:val="p"/>
-                    </m:rPr>
-                    <m:t>O</m:t>
-                  </m:r>
-                </m:e>
-                <m:sub>
-                  <m:r>
-                    <m:rPr>
-                      <m:sty m:val="p"/>
-                    </m:rPr>
-                    <m:t>4</m:t>
-                  </m:r>
-                </m:sub>
-                <m:sup>
-                  <m:r>
-                    <m:rPr>
-                      <m:sty m:val="p"/>
-                    </m:rPr>
-                    <m:t>−</m:t>
-                  </m:r>
-                </m:sup>
-              </m:sSubSup>
-              <m:r>
-                <m:rPr>
-                  <m:sty m:val="p"/>
-                </m:rPr>
-                <m:t>+</m:t>
-              </m:r>
-              <m:r>
-                <m:t>5</m:t>
-              </m:r>
-              <m:r>
-                <m:rPr>
-                  <m:sty m:val="p"/>
-                </m:rPr>
-                <m:t>S</m:t>
-              </m:r>
-              <m:sSubSup>
-                <m:e>
-                  <m:r>
-                    <m:rPr>
-                      <m:sty m:val="p"/>
-                    </m:rPr>
-                    <m:t>O</m:t>
-                  </m:r>
-                </m:e>
-                <m:sub>
-                  <m:r>
-                    <m:rPr>
-                      <m:sty m:val="p"/>
-                    </m:rPr>
-                    <m:t>3</m:t>
-                  </m:r>
-                </m:sub>
-                <m:sup>
-                  <m:r>
-                    <m:rPr>
-                      <m:sty m:val="p"/>
-                    </m:rPr>
-                    <m:t>2</m:t>
-                  </m:r>
-                  <m:r>
-                    <m:rPr>
-                      <m:sty m:val="p"/>
-                    </m:rPr>
-                    <m:t>−</m:t>
-                  </m:r>
-                </m:sup>
-              </m:sSubSup>
-              <m:r>
-                <m:rPr>
-                  <m:sty m:val="p"/>
-                </m:rPr>
-                <m:t>+</m:t>
-              </m:r>
-              <m:r>
-                <m:t>6</m:t>
-              </m:r>
-              <m:sSup>
-                <m:e>
-                  <m:r>
-                    <m:rPr>
-                      <m:sty m:val="p"/>
-                    </m:rPr>
-                    <m:t>H</m:t>
-                  </m:r>
-                </m:e>
-                <m:sup>
-                  <m:r>
-                    <m:rPr>
-                      <m:sty m:val="p"/>
-                    </m:rPr>
-                    <m:t>+</m:t>
-                  </m:r>
-                </m:sup>
-              </m:sSup>
-              <m:r>
-                <m:rPr>
-                  <m:sty m:val="p"/>
-                </m:rPr>
-                <m:t>→</m:t>
-              </m:r>
-              <m:r>
-                <m:t>2</m:t>
-              </m:r>
-              <m:r>
-                <m:rPr>
-                  <m:sty m:val="p"/>
-                </m:rPr>
-                <m:t>M</m:t>
-              </m:r>
-              <m:sSup>
-                <m:e>
-                  <m:r>
-                    <m:rPr>
-                      <m:sty m:val="p"/>
-                    </m:rPr>
-                    <m:t>n</m:t>
-                  </m:r>
-                </m:e>
-                <m:sup>
-                  <m:r>
-                    <m:rPr>
-                      <m:sty m:val="p"/>
-                    </m:rPr>
-                    <m:t>2</m:t>
-                  </m:r>
-                  <m:r>
-                    <m:rPr>
-                      <m:sty m:val="p"/>
-                    </m:rPr>
-                    <m:t>+</m:t>
-                  </m:r>
-                </m:sup>
-              </m:sSup>
-              <m:r>
-                <m:rPr>
-                  <m:sty m:val="p"/>
-                </m:rPr>
-                <m:t>+</m:t>
-              </m:r>
-              <m:r>
-                <m:t>5</m:t>
-              </m:r>
-              <m:r>
-                <m:rPr>
-                  <m:sty m:val="p"/>
-                </m:rPr>
-                <m:t>S</m:t>
-              </m:r>
-              <m:sSubSup>
-                <m:e>
-                  <m:r>
-                    <m:rPr>
-                      <m:sty m:val="p"/>
-                    </m:rPr>
-                    <m:t>O</m:t>
-                  </m:r>
-                </m:e>
-                <m:sub>
-                  <m:r>
-                    <m:rPr>
-                      <m:sty m:val="p"/>
-                    </m:rPr>
-                    <m:t>4</m:t>
-                  </m:r>
-                </m:sub>
-                <m:sup>
-                  <m:r>
-                    <m:rPr>
-                      <m:sty m:val="p"/>
-                    </m:rPr>
-                    <m:t>2</m:t>
-                  </m:r>
-                  <m:r>
-                    <m:rPr>
-                      <m:sty m:val="p"/>
-                    </m:rPr>
-                    <m:t>−</m:t>
-                  </m:r>
-                </m:sup>
-              </m:sSubSup>
-              <m:r>
-                <m:rPr>
-                  <m:sty m:val="p"/>
-                </m:rPr>
-                <m:t>+</m:t>
-              </m:r>
-              <m:r>
-                <m:t>3</m:t>
-              </m:r>
-              <m:sSub>
-                <m:e>
-                  <m:r>
-                    <m:rPr>
-                      <m:sty m:val="p"/>
-                    </m:rPr>
-                    <m:t>H</m:t>
-                  </m:r>
-                </m:e>
-                <m:sub>
-                  <m:r>
-                    <m:rPr>
-                      <m:sty m:val="p"/>
-                    </m:rPr>
-                    <m:t>2</m:t>
-                  </m:r>
-                </m:sub>
-              </m:sSub>
-              <m:r>
-                <m:rPr>
-                  <m:sty m:val="p"/>
-                </m:rPr>
-                <m:t>O</m:t>
-              </m:r>
-            </m:oMath>
-            <w:r>
-              <w:rPr>
-                <w:rFonts w:ascii="Times New Roman" w:hAnsi="Times New Roman" w:eastAsia="Times New Roman" w:cs="Times New Roman"/>
-              </w:rPr>
-              <w:t xml:space="preserve">​</w:t>
             </w:r>
           </w:p>
         </w:tc>
@@ -38951,6 +36334,8 @@
             </w:r>
           </w:p>
         </w:tc>
+      </w:tr>
+      <w:tr>
         <w:tc>
           <w:tcPr/>
           <w:p>
@@ -38960,7 +36345,16 @@
             </w:pPr>
             <m:oMath>
               <m:r>
-                <m:t>3</m:t>
+                <m:rPr>
+                  <m:sty m:val="p"/>
+                </m:rPr>
+                <m:t>L</m:t>
+              </m:r>
+              <m:r>
+                <m:rPr>
+                  <m:sty m:val="p"/>
+                </m:rPr>
+                <m:t>i</m:t>
               </m:r>
               <m:r>
                 <m:rPr>
@@ -38968,19 +36362,13 @@
                 </m:rPr>
                 <m:t>M</m:t>
               </m:r>
-              <m:r>
-                <m:rPr>
-                  <m:sty m:val="p"/>
-                </m:rPr>
-                <m:t>n</m:t>
-              </m:r>
-              <m:sSubSup>
+              <m:sSub>
                 <m:e>
                   <m:r>
                     <m:rPr>
                       <m:sty m:val="p"/>
                     </m:rPr>
-                    <m:t>O</m:t>
+                    <m:t>n</m:t>
                   </m:r>
                 </m:e>
                 <m:sub>
@@ -38988,73 +36376,11 @@
                     <m:rPr>
                       <m:sty m:val="p"/>
                     </m:rPr>
-                    <m:t>4</m:t>
+                    <m:t>2</m:t>
                   </m:r>
                 </m:sub>
-                <m:sup>
-                  <m:r>
-                    <m:rPr>
-                      <m:sty m:val="p"/>
-                    </m:rPr>
-                    <m:t>2</m:t>
-                  </m:r>
-                  <m:r>
-                    <m:rPr>
-                      <m:sty m:val="p"/>
-                    </m:rPr>
-                    <m:t>−</m:t>
-                  </m:r>
-                </m:sup>
-              </m:sSubSup>
-              <m:r>
-                <m:rPr>
-                  <m:sty m:val="p"/>
-                </m:rPr>
-                <m:t>+</m:t>
-              </m:r>
-              <m:r>
-                <m:t>4</m:t>
-              </m:r>
-              <m:sSup>
-                <m:e>
-                  <m:r>
-                    <m:rPr>
-                      <m:sty m:val="p"/>
-                    </m:rPr>
-                    <m:t>H</m:t>
-                  </m:r>
-                </m:e>
-                <m:sup>
-                  <m:r>
-                    <m:rPr>
-                      <m:sty m:val="p"/>
-                    </m:rPr>
-                    <m:t>+</m:t>
-                  </m:r>
-                </m:sup>
-              </m:sSup>
-              <m:r>
-                <m:rPr>
-                  <m:sty m:val="p"/>
-                </m:rPr>
-                <m:t>→</m:t>
-              </m:r>
-              <m:r>
-                <m:t>2</m:t>
-              </m:r>
-              <m:r>
-                <m:rPr>
-                  <m:sty m:val="p"/>
-                </m:rPr>
-                <m:t>M</m:t>
-              </m:r>
-              <m:r>
-                <m:rPr>
-                  <m:sty m:val="p"/>
-                </m:rPr>
-                <m:t>n</m:t>
-              </m:r>
-              <m:sSubSup>
+              </m:sSub>
+              <m:sSub>
                 <m:e>
                   <m:r>
                     <m:rPr>
@@ -39071,15 +36397,84 @@
                     <m:t>4</m:t>
                   </m:r>
                 </m:sub>
-                <m:sup>
-                  <m:r>
-                    <m:rPr>
-                      <m:sty m:val="p"/>
-                    </m:rPr>
-                    <m:t>−</m:t>
-                  </m:r>
-                </m:sup>
-              </m:sSubSup>
+              </m:sSub>
+            </m:oMath>
+            <w:r>
+              <w:rPr>
+                <w:rFonts w:ascii="Times New Roman" w:hAnsi="Times New Roman" w:eastAsia="Times New Roman" w:cs="Times New Roman"/>
+              </w:rPr>
+              <w:t xml:space="preserve">​</w:t>
+            </w:r>
+          </w:p>
+        </w:tc>
+        <w:tc>
+          <w:tcPr/>
+          <w:p>
+            <w:pPr>
+              <w:pStyle w:val="Compact"/>
+              <w:jc w:val="center"/>
+            </w:pPr>
+            <w:r>
+              <w:rPr>
+                <w:rFonts w:hint="eastAsia" w:ascii="Times New Roman" w:hAnsi="Times New Roman" w:eastAsia="FangSong" w:cs="Times New Roman"/>
+              </w:rPr>
+              <w:t xml:space="preserve">锰酸锂</w:t>
+            </w:r>
+          </w:p>
+        </w:tc>
+        <w:tc>
+          <w:tcPr/>
+          <w:p>
+            <w:pPr>
+              <w:pStyle w:val="Compact"/>
+              <w:jc w:val="center"/>
+            </w:pPr>
+            <w:r>
+              <w:rPr>
+                <w:rFonts w:hint="eastAsia" w:ascii="Times New Roman" w:hAnsi="Times New Roman" w:eastAsia="FangSong" w:cs="Times New Roman"/>
+              </w:rPr>
+              <w:t xml:space="preserve">黑色固体</w:t>
+            </w:r>
+          </w:p>
+        </w:tc>
+        <w:tc>
+          <w:tcPr/>
+          <w:p>
+            <w:pPr>
+              <w:pStyle w:val="Compact"/>
+              <w:jc w:val="center"/>
+            </w:pPr>
+            <w:r>
+              <w:rPr>
+                <w:rFonts w:hint="eastAsia" w:ascii="Times New Roman" w:hAnsi="Times New Roman" w:eastAsia="FangSong" w:cs="Times New Roman"/>
+              </w:rPr>
+              <w:t>锂电池正极材料</w:t>
+            </w:r>
+            <w:r>
+              <w:rPr>
+                <w:rFonts w:hint="eastAsia" w:ascii="Times New Roman" w:hAnsi="Times New Roman" w:eastAsia="Times New Roman" w:cs="Times New Roman"/>
+              </w:rPr>
+              <w:t>，Mn</w:t>
+            </w:r>
+            <w:r>
+              <w:rPr>
+                <w:rFonts w:ascii="Times New Roman" w:hAnsi="Times New Roman" w:eastAsia="Times New Roman" w:cs="Times New Roman"/>
+              </w:rPr>
+              <w:t xml:space="preserve"> </w:t>
+            </w:r>
+            <w:r>
+              <w:rPr>
+                <w:rFonts w:hint="eastAsia" w:ascii="Times New Roman" w:hAnsi="Times New Roman" w:eastAsia="FangSong" w:cs="Times New Roman"/>
+              </w:rPr>
+              <w:t xml:space="preserve">平均</w:t>
+            </w:r>
+            <w:r>
+              <w:rPr>
+                <w:rFonts w:ascii="Times New Roman" w:hAnsi="Times New Roman" w:eastAsia="Times New Roman" w:cs="Times New Roman"/>
+              </w:rPr>
+              <w:t xml:space="preserve"> </w:t>
+            </w:r>
+            <m:oMath>
               <m:r>
                 <m:rPr>
                   <m:sty m:val="p"/>
@@ -39087,80 +36482,95 @@
                 <m:t>+</m:t>
               </m:r>
               <m:r>
-                <m:rPr>
-                  <m:sty m:val="p"/>
-                </m:rPr>
-                <m:t>M</m:t>
-              </m:r>
-              <m:r>
-                <m:rPr>
-                  <m:sty m:val="p"/>
-                </m:rPr>
-                <m:t>n</m:t>
-              </m:r>
-              <m:sSub>
-                <m:e>
-                  <m:r>
-                    <m:rPr>
-                      <m:sty m:val="p"/>
-                    </m:rPr>
-                    <m:t>O</m:t>
-                  </m:r>
-                </m:e>
-                <m:sub>
-                  <m:r>
-                    <m:rPr>
-                      <m:sty m:val="p"/>
-                    </m:rPr>
-                    <m:t>2</m:t>
-                  </m:r>
-                </m:sub>
-              </m:sSub>
-              <m:r>
-                <m:rPr>
-                  <m:sty m:val="p"/>
-                </m:rPr>
-                <m:t>↓</m:t>
-              </m:r>
-              <m:r>
-                <m:rPr>
-                  <m:sty m:val="p"/>
-                </m:rPr>
-                <m:t>+</m:t>
-              </m:r>
-              <m:r>
-                <m:t>2</m:t>
-              </m:r>
-              <m:sSub>
-                <m:e>
-                  <m:r>
-                    <m:rPr>
-                      <m:sty m:val="p"/>
-                    </m:rPr>
-                    <m:t>H</m:t>
-                  </m:r>
-                </m:e>
-                <m:sub>
-                  <m:r>
-                    <m:rPr>
-                      <m:sty m:val="p"/>
-                    </m:rPr>
-                    <m:t>2</m:t>
-                  </m:r>
-                </m:sub>
-              </m:sSub>
-              <m:r>
-                <m:rPr>
-                  <m:sty m:val="p"/>
-                </m:rPr>
-                <m:t>O</m:t>
+                <m:t>3.5</m:t>
               </m:r>
             </m:oMath>
-            <w:r>
-              <w:rPr>
-                <w:rFonts w:ascii="Times New Roman" w:hAnsi="Times New Roman" w:eastAsia="Times New Roman" w:cs="Times New Roman"/>
-              </w:rPr>
-              <w:t xml:space="preserve">​</w:t>
+          </w:p>
+        </w:tc>
+      </w:tr>
+    </w:tbl>
+    <w:p>
+      <w:pPr>
+        <w:pStyle w:val="BodyText"/>
+        <w:spacing w:before="120" w:after="80"/>
+        <w:ind w:firstLine="420"/>
+      </w:pPr>
+      <w:r>
+        <w:rPr>
+          <w:rFonts w:hint="eastAsia" w:ascii="Times New Roman" w:hAnsi="Times New Roman" w:eastAsia="FangSong" w:cs="Times New Roman"/>
+          <w:b/>
+          <w:bCs/>
+        </w:rPr>
+        <w:t xml:space="preserve">相应特征反应</w:t>
+      </w:r>
+      <w:r>
+        <w:rPr>
+          <w:rFonts w:hint="eastAsia" w:ascii="Times New Roman" w:hAnsi="Times New Roman" w:eastAsia="Times New Roman" w:cs="Times New Roman"/>
+        </w:rPr>
+        <w:t xml:space="preserve">：</w:t>
+      </w:r>
+    </w:p>
+    <w:tbl>
+      <w:tblPr>
+        <w:tblStyle w:val="Table"/>
+        <w:tblW w:type="pct" w:w="5000"/>
+        <w:tblLayout w:type="fixed"/>
+        <w:tblLook w:firstRow="1" w:lastRow="0" w:firstColumn="0" w:lastColumn="0" w:noHBand="0" w:noVBand="0" w:val="0020"/>
+        <w:jc w:val="center"/>
+        <w:tblBorders>
+          <w:top w:val="single" w:sz="12" w:space="0" w:color="333333"/>
+          <w:bottom w:val="single" w:sz="12" w:space="0" w:color="333333"/>
+          <w:left w:val="none"/>
+          <w:right w:val="none"/>
+          <w:insideH w:val="none"/>
+          <w:insideV w:val="none"/>
+        </w:tblBorders>
+      </w:tblPr>
+      <w:tblGrid>
+        <w:gridCol w:w="1980"/>
+        <w:gridCol w:w="5940"/>
+      </w:tblGrid>
+      <w:tr>
+        <w:trPr>
+          <w:tblHeader w:val="on"/>
+        </w:trPr>
+        <w:tc>
+          <w:tcPr>
+            <w:tcBorders>
+              <w:bottom w:val="single" w:sz="6" w:space="0" w:color="333333"/>
+            </w:tcBorders>
+          </w:tcPr>
+          <w:p>
+            <w:pPr>
+              <w:pStyle w:val="Compact"/>
+              <w:jc w:val="center"/>
+            </w:pPr>
+            <w:r>
+              <w:rPr>
+                <w:rFonts w:hint="eastAsia" w:ascii="Times New Roman" w:hAnsi="Times New Roman" w:eastAsia="SimHei" w:cs="Times New Roman"/>
+                <w:b/>
+              </w:rPr>
+              <w:t xml:space="preserve">物质</w:t>
+            </w:r>
+          </w:p>
+        </w:tc>
+        <w:tc>
+          <w:tcPr>
+            <w:tcBorders>
+              <w:bottom w:val="single" w:sz="6" w:space="0" w:color="333333"/>
+            </w:tcBorders>
+          </w:tcPr>
+          <w:p>
+            <w:pPr>
+              <w:pStyle w:val="Compact"/>
+              <w:jc w:val="center"/>
+            </w:pPr>
+            <w:r>
+              <w:rPr>
+                <w:rFonts w:hint="eastAsia" w:ascii="Times New Roman" w:hAnsi="Times New Roman" w:eastAsia="SimHei" w:cs="Times New Roman"/>
+                <w:b/>
+              </w:rPr>
+              <w:t xml:space="preserve">特征反应</w:t>
             </w:r>
           </w:p>
         </w:tc>
@@ -39178,19 +36588,13 @@
                 <m:rPr>
                   <m:sty m:val="p"/>
                 </m:rPr>
-                <m:t>L</m:t>
+                <m:t>T</m:t>
               </m:r>
               <m:r>
                 <m:rPr>
                   <m:sty m:val="p"/>
                 </m:rPr>
                 <m:t>i</m:t>
-              </m:r>
-              <m:r>
-                <m:rPr>
-                  <m:sty m:val="p"/>
-                </m:rPr>
-                <m:t>M</m:t>
               </m:r>
               <m:sSub>
                 <m:e>
@@ -39198,7 +36602,7 @@
                     <m:rPr>
                       <m:sty m:val="p"/>
                     </m:rPr>
-                    <m:t>n</m:t>
+                    <m:t>O</m:t>
                   </m:r>
                 </m:e>
                 <m:sub>
@@ -39207,24 +36611,6 @@
                       <m:sty m:val="p"/>
                     </m:rPr>
                     <m:t>2</m:t>
-                  </m:r>
-                </m:sub>
-              </m:sSub>
-              <m:sSub>
-                <m:e>
-                  <m:r>
-                    <m:rPr>
-                      <m:sty m:val="p"/>
-                    </m:rPr>
-                    <m:t>O</m:t>
-                  </m:r>
-                </m:e>
-                <m:sub>
-                  <m:r>
-                    <m:rPr>
-                      <m:sty m:val="p"/>
-                    </m:rPr>
-                    <m:t>4</m:t>
                   </m:r>
                 </m:sub>
               </m:sSub>
@@ -39244,11 +36630,269 @@
               <w:pStyle w:val="Compact"/>
               <w:jc w:val="center"/>
             </w:pPr>
+            <m:oMath>
+              <m:r>
+                <m:rPr>
+                  <m:sty m:val="p"/>
+                </m:rPr>
+                <m:t>T</m:t>
+              </m:r>
+              <m:r>
+                <m:rPr>
+                  <m:sty m:val="p"/>
+                </m:rPr>
+                <m:t>i</m:t>
+              </m:r>
+              <m:sSub>
+                <m:e>
+                  <m:r>
+                    <m:rPr>
+                      <m:sty m:val="p"/>
+                    </m:rPr>
+                    <m:t>O</m:t>
+                  </m:r>
+                </m:e>
+                <m:sub>
+                  <m:r>
+                    <m:rPr>
+                      <m:sty m:val="p"/>
+                    </m:rPr>
+                    <m:t>2</m:t>
+                  </m:r>
+                </m:sub>
+              </m:sSub>
+              <m:r>
+                <m:rPr>
+                  <m:sty m:val="p"/>
+                </m:rPr>
+                <m:t>+</m:t>
+              </m:r>
+              <m:sSub>
+                <m:e>
+                  <m:r>
+                    <m:rPr>
+                      <m:sty m:val="p"/>
+                    </m:rPr>
+                    <m:t>H</m:t>
+                  </m:r>
+                </m:e>
+                <m:sub>
+                  <m:r>
+                    <m:rPr>
+                      <m:sty m:val="p"/>
+                    </m:rPr>
+                    <m:t>2</m:t>
+                  </m:r>
+                </m:sub>
+              </m:sSub>
+              <m:r>
+                <m:rPr>
+                  <m:sty m:val="p"/>
+                </m:rPr>
+                <m:t>S</m:t>
+              </m:r>
+              <m:sSub>
+                <m:e>
+                  <m:r>
+                    <m:rPr>
+                      <m:sty m:val="p"/>
+                    </m:rPr>
+                    <m:t>O</m:t>
+                  </m:r>
+                </m:e>
+                <m:sub>
+                  <m:r>
+                    <m:rPr>
+                      <m:sty m:val="p"/>
+                    </m:rPr>
+                    <m:t>4</m:t>
+                  </m:r>
+                </m:sub>
+              </m:sSub>
+              <m:limUpp>
+                <m:e>
+                  <m:r>
+                    <m:rPr>
+                      <m:sty m:val="p"/>
+                    </m:rPr>
+                    <m:t>→</m:t>
+                  </m:r>
+                </m:e>
+                <m:lim>
+                  <m:r>
+                    <m:rPr>
+                      <m:sty m:val="p"/>
+                    </m:rPr>
+                    <m:t>Δ</m:t>
+                  </m:r>
+                </m:lim>
+              </m:limUpp>
+              <m:r>
+                <m:rPr>
+                  <m:sty m:val="p"/>
+                </m:rPr>
+                <m:t>T</m:t>
+              </m:r>
+              <m:r>
+                <m:rPr>
+                  <m:sty m:val="p"/>
+                </m:rPr>
+                <m:t>i</m:t>
+              </m:r>
+              <m:r>
+                <m:rPr>
+                  <m:sty m:val="p"/>
+                </m:rPr>
+                <m:t>(</m:t>
+              </m:r>
+              <m:r>
+                <m:rPr>
+                  <m:sty m:val="p"/>
+                </m:rPr>
+                <m:t>S</m:t>
+              </m:r>
+              <m:sSub>
+                <m:e>
+                  <m:r>
+                    <m:rPr>
+                      <m:sty m:val="p"/>
+                    </m:rPr>
+                    <m:t>O</m:t>
+                  </m:r>
+                </m:e>
+                <m:sub>
+                  <m:r>
+                    <m:rPr>
+                      <m:sty m:val="p"/>
+                    </m:rPr>
+                    <m:t>4</m:t>
+                  </m:r>
+                </m:sub>
+              </m:sSub>
+              <m:sSub>
+                <m:e>
+                  <m:r>
+                    <m:rPr>
+                      <m:sty m:val="p"/>
+                    </m:rPr>
+                    <m:t>)</m:t>
+                  </m:r>
+                </m:e>
+                <m:sub>
+                  <m:r>
+                    <m:rPr>
+                      <m:sty m:val="p"/>
+                    </m:rPr>
+                    <m:t>2</m:t>
+                  </m:r>
+                </m:sub>
+              </m:sSub>
+              <m:r>
+                <m:rPr>
+                  <m:sty m:val="p"/>
+                </m:rPr>
+                <m:t>+</m:t>
+              </m:r>
+              <m:r>
+                <m:t>2</m:t>
+              </m:r>
+              <m:sSub>
+                <m:e>
+                  <m:r>
+                    <m:rPr>
+                      <m:sty m:val="p"/>
+                    </m:rPr>
+                    <m:t>H</m:t>
+                  </m:r>
+                </m:e>
+                <m:sub>
+                  <m:r>
+                    <m:rPr>
+                      <m:sty m:val="p"/>
+                    </m:rPr>
+                    <m:t>2</m:t>
+                  </m:r>
+                </m:sub>
+              </m:sSub>
+              <m:r>
+                <m:rPr>
+                  <m:sty m:val="p"/>
+                </m:rPr>
+                <m:t>O</m:t>
+              </m:r>
+            </m:oMath>
+            <w:r>
+              <w:rPr>
+                <w:rFonts w:hint="eastAsia" w:ascii="Times New Roman" w:hAnsi="Times New Roman" w:eastAsia="Times New Roman" w:cs="Times New Roman"/>
+              </w:rPr>
+              <w:t>（</w:t>
+            </w:r>
             <w:r>
               <w:rPr>
                 <w:rFonts w:hint="eastAsia" w:ascii="Times New Roman" w:hAnsi="Times New Roman" w:eastAsia="FangSong" w:cs="Times New Roman"/>
               </w:rPr>
-              <w:t xml:space="preserve">锰酸锂</w:t>
+              <w:t>只溶于热浓硫酸</w:t>
+            </w:r>
+            <w:r>
+              <w:rPr>
+                <w:rFonts w:hint="eastAsia" w:ascii="Times New Roman" w:hAnsi="Times New Roman" w:eastAsia="Times New Roman" w:cs="Times New Roman"/>
+              </w:rPr>
+              <w:t>）</w:t>
+            </w:r>
+          </w:p>
+        </w:tc>
+      </w:tr>
+      <w:tr>
+        <w:tc>
+          <w:tcPr/>
+          <w:p>
+            <w:pPr>
+              <w:pStyle w:val="Compact"/>
+              <w:jc w:val="center"/>
+            </w:pPr>
+            <m:oMath>
+              <m:r>
+                <m:rPr>
+                  <m:sty m:val="p"/>
+                </m:rPr>
+                <m:t>T</m:t>
+              </m:r>
+              <m:r>
+                <m:rPr>
+                  <m:sty m:val="p"/>
+                </m:rPr>
+                <m:t>i</m:t>
+              </m:r>
+              <m:r>
+                <m:rPr>
+                  <m:sty m:val="p"/>
+                </m:rPr>
+                <m:t>C</m:t>
+              </m:r>
+              <m:sSub>
+                <m:e>
+                  <m:r>
+                    <m:rPr>
+                      <m:sty m:val="p"/>
+                    </m:rPr>
+                    <m:t>l</m:t>
+                  </m:r>
+                </m:e>
+                <m:sub>
+                  <m:r>
+                    <m:rPr>
+                      <m:sty m:val="p"/>
+                    </m:rPr>
+                    <m:t>4</m:t>
+                  </m:r>
+                </m:sub>
+              </m:sSub>
+            </m:oMath>
+            <w:r>
+              <w:rPr>
+                <w:rFonts w:ascii="Times New Roman" w:hAnsi="Times New Roman" w:eastAsia="Times New Roman" w:cs="Times New Roman"/>
+              </w:rPr>
+              <w:t xml:space="preserve">​</w:t>
             </w:r>
           </w:p>
         </w:tc>
@@ -39259,11 +36903,224 @@
               <w:pStyle w:val="Compact"/>
               <w:jc w:val="center"/>
             </w:pPr>
+            <m:oMath>
+              <m:r>
+                <m:rPr>
+                  <m:sty m:val="p"/>
+                </m:rPr>
+                <m:t>T</m:t>
+              </m:r>
+              <m:r>
+                <m:rPr>
+                  <m:sty m:val="p"/>
+                </m:rPr>
+                <m:t>i</m:t>
+              </m:r>
+              <m:r>
+                <m:rPr>
+                  <m:sty m:val="p"/>
+                </m:rPr>
+                <m:t>C</m:t>
+              </m:r>
+              <m:sSub>
+                <m:e>
+                  <m:r>
+                    <m:rPr>
+                      <m:sty m:val="p"/>
+                    </m:rPr>
+                    <m:t>l</m:t>
+                  </m:r>
+                </m:e>
+                <m:sub>
+                  <m:r>
+                    <m:rPr>
+                      <m:sty m:val="p"/>
+                    </m:rPr>
+                    <m:t>4</m:t>
+                  </m:r>
+                </m:sub>
+              </m:sSub>
+              <m:r>
+                <m:rPr>
+                  <m:sty m:val="p"/>
+                </m:rPr>
+                <m:t>+</m:t>
+              </m:r>
+              <m:r>
+                <m:t>2</m:t>
+              </m:r>
+              <m:sSub>
+                <m:e>
+                  <m:r>
+                    <m:rPr>
+                      <m:sty m:val="p"/>
+                    </m:rPr>
+                    <m:t>H</m:t>
+                  </m:r>
+                </m:e>
+                <m:sub>
+                  <m:r>
+                    <m:rPr>
+                      <m:sty m:val="p"/>
+                    </m:rPr>
+                    <m:t>2</m:t>
+                  </m:r>
+                </m:sub>
+              </m:sSub>
+              <m:r>
+                <m:rPr>
+                  <m:sty m:val="p"/>
+                </m:rPr>
+                <m:t>O</m:t>
+              </m:r>
+              <m:r>
+                <m:rPr>
+                  <m:sty m:val="p"/>
+                </m:rPr>
+                <m:t>→</m:t>
+              </m:r>
+              <m:r>
+                <m:rPr>
+                  <m:sty m:val="p"/>
+                </m:rPr>
+                <m:t>T</m:t>
+              </m:r>
+              <m:r>
+                <m:rPr>
+                  <m:sty m:val="p"/>
+                </m:rPr>
+                <m:t>i</m:t>
+              </m:r>
+              <m:sSub>
+                <m:e>
+                  <m:r>
+                    <m:rPr>
+                      <m:sty m:val="p"/>
+                    </m:rPr>
+                    <m:t>O</m:t>
+                  </m:r>
+                </m:e>
+                <m:sub>
+                  <m:r>
+                    <m:rPr>
+                      <m:sty m:val="p"/>
+                    </m:rPr>
+                    <m:t>2</m:t>
+                  </m:r>
+                </m:sub>
+              </m:sSub>
+              <m:r>
+                <m:rPr>
+                  <m:sty m:val="p"/>
+                </m:rPr>
+                <m:t>↓</m:t>
+              </m:r>
+              <m:r>
+                <m:rPr>
+                  <m:sty m:val="p"/>
+                </m:rPr>
+                <m:t>+</m:t>
+              </m:r>
+              <m:r>
+                <m:t>4</m:t>
+              </m:r>
+              <m:r>
+                <m:rPr>
+                  <m:sty m:val="p"/>
+                </m:rPr>
+                <m:t>H</m:t>
+              </m:r>
+              <m:r>
+                <m:rPr>
+                  <m:sty m:val="p"/>
+                </m:rPr>
+                <m:t>C</m:t>
+              </m:r>
+              <m:r>
+                <m:rPr>
+                  <m:sty m:val="p"/>
+                </m:rPr>
+                <m:t>l</m:t>
+              </m:r>
+              <m:r>
+                <m:rPr>
+                  <m:sty m:val="p"/>
+                </m:rPr>
+                <m:t>↑</m:t>
+              </m:r>
+            </m:oMath>
+            <w:r>
+              <w:rPr>
+                <w:rFonts w:hint="eastAsia" w:ascii="Times New Roman" w:hAnsi="Times New Roman" w:eastAsia="Times New Roman" w:cs="Times New Roman"/>
+              </w:rPr>
+              <w:t>（</w:t>
+            </w:r>
             <w:r>
               <w:rPr>
                 <w:rFonts w:hint="eastAsia" w:ascii="Times New Roman" w:hAnsi="Times New Roman" w:eastAsia="FangSong" w:cs="Times New Roman"/>
               </w:rPr>
-              <w:t xml:space="preserve">黑色固体</w:t>
+              <w:t>白色烟雾</w:t>
+            </w:r>
+            <w:r>
+              <w:rPr>
+                <w:rFonts w:hint="eastAsia" w:ascii="Times New Roman" w:hAnsi="Times New Roman" w:eastAsia="Times New Roman" w:cs="Times New Roman"/>
+              </w:rPr>
+              <w:t>）</w:t>
+            </w:r>
+          </w:p>
+        </w:tc>
+      </w:tr>
+      <w:tr>
+        <w:tc>
+          <w:tcPr/>
+          <w:p>
+            <w:pPr>
+              <w:pStyle w:val="Compact"/>
+              <w:jc w:val="center"/>
+            </w:pPr>
+            <m:oMath>
+              <m:r>
+                <m:rPr>
+                  <m:sty m:val="p"/>
+                </m:rPr>
+                <m:t>T</m:t>
+              </m:r>
+              <m:r>
+                <m:rPr>
+                  <m:sty m:val="p"/>
+                </m:rPr>
+                <m:t>i</m:t>
+              </m:r>
+              <m:r>
+                <m:rPr>
+                  <m:sty m:val="p"/>
+                </m:rPr>
+                <m:t>C</m:t>
+              </m:r>
+              <m:sSub>
+                <m:e>
+                  <m:r>
+                    <m:rPr>
+                      <m:sty m:val="p"/>
+                    </m:rPr>
+                    <m:t>l</m:t>
+                  </m:r>
+                </m:e>
+                <m:sub>
+                  <m:r>
+                    <m:rPr>
+                      <m:sty m:val="p"/>
+                    </m:rPr>
+                    <m:t>3</m:t>
+                  </m:r>
+                </m:sub>
+              </m:sSub>
+            </m:oMath>
+            <w:r>
+              <w:rPr>
+                <w:rFonts w:ascii="Times New Roman" w:hAnsi="Times New Roman" w:eastAsia="Times New Roman" w:cs="Times New Roman"/>
+              </w:rPr>
+              <w:t xml:space="preserve">​</w:t>
             </w:r>
           </w:p>
         </w:tc>
@@ -39274,47 +37131,3166 @@
               <w:pStyle w:val="Compact"/>
               <w:jc w:val="center"/>
             </w:pPr>
+            <m:oMath>
+              <m:r>
+                <m:rPr>
+                  <m:sty m:val="p"/>
+                </m:rPr>
+                <m:t>T</m:t>
+              </m:r>
+              <m:sSup>
+                <m:e>
+                  <m:r>
+                    <m:rPr>
+                      <m:sty m:val="p"/>
+                    </m:rPr>
+                    <m:t>i</m:t>
+                  </m:r>
+                </m:e>
+                <m:sup>
+                  <m:r>
+                    <m:rPr>
+                      <m:sty m:val="p"/>
+                    </m:rPr>
+                    <m:t>3</m:t>
+                  </m:r>
+                  <m:r>
+                    <m:rPr>
+                      <m:sty m:val="p"/>
+                    </m:rPr>
+                    <m:t>+</m:t>
+                  </m:r>
+                </m:sup>
+              </m:sSup>
+              <m:r>
+                <m:rPr>
+                  <m:sty m:val="p"/>
+                </m:rPr>
+                <m:t>+</m:t>
+              </m:r>
+              <m:r>
+                <m:rPr>
+                  <m:sty m:val="p"/>
+                </m:rPr>
+                <m:t>F</m:t>
+              </m:r>
+              <m:sSup>
+                <m:e>
+                  <m:r>
+                    <m:rPr>
+                      <m:sty m:val="p"/>
+                    </m:rPr>
+                    <m:t>e</m:t>
+                  </m:r>
+                </m:e>
+                <m:sup>
+                  <m:r>
+                    <m:rPr>
+                      <m:sty m:val="p"/>
+                    </m:rPr>
+                    <m:t>3</m:t>
+                  </m:r>
+                  <m:r>
+                    <m:rPr>
+                      <m:sty m:val="p"/>
+                    </m:rPr>
+                    <m:t>+</m:t>
+                  </m:r>
+                </m:sup>
+              </m:sSup>
+              <m:r>
+                <m:rPr>
+                  <m:sty m:val="p"/>
+                </m:rPr>
+                <m:t>+</m:t>
+              </m:r>
+              <m:sSub>
+                <m:e>
+                  <m:r>
+                    <m:rPr>
+                      <m:sty m:val="p"/>
+                    </m:rPr>
+                    <m:t>H</m:t>
+                  </m:r>
+                </m:e>
+                <m:sub>
+                  <m:r>
+                    <m:rPr>
+                      <m:sty m:val="p"/>
+                    </m:rPr>
+                    <m:t>2</m:t>
+                  </m:r>
+                </m:sub>
+              </m:sSub>
+              <m:r>
+                <m:rPr>
+                  <m:sty m:val="p"/>
+                </m:rPr>
+                <m:t>O</m:t>
+              </m:r>
+              <m:r>
+                <m:rPr>
+                  <m:sty m:val="p"/>
+                </m:rPr>
+                <m:t>→</m:t>
+              </m:r>
+              <m:r>
+                <m:rPr>
+                  <m:sty m:val="p"/>
+                </m:rPr>
+                <m:t>T</m:t>
+              </m:r>
+              <m:r>
+                <m:rPr>
+                  <m:sty m:val="p"/>
+                </m:rPr>
+                <m:t>i</m:t>
+              </m:r>
+              <m:sSup>
+                <m:e>
+                  <m:r>
+                    <m:rPr>
+                      <m:sty m:val="p"/>
+                    </m:rPr>
+                    <m:t>O</m:t>
+                  </m:r>
+                </m:e>
+                <m:sup>
+                  <m:r>
+                    <m:rPr>
+                      <m:sty m:val="p"/>
+                    </m:rPr>
+                    <m:t>2</m:t>
+                  </m:r>
+                  <m:r>
+                    <m:rPr>
+                      <m:sty m:val="p"/>
+                    </m:rPr>
+                    <m:t>+</m:t>
+                  </m:r>
+                </m:sup>
+              </m:sSup>
+              <m:r>
+                <m:rPr>
+                  <m:sty m:val="p"/>
+                </m:rPr>
+                <m:t>+</m:t>
+              </m:r>
+              <m:r>
+                <m:rPr>
+                  <m:sty m:val="p"/>
+                </m:rPr>
+                <m:t>F</m:t>
+              </m:r>
+              <m:sSup>
+                <m:e>
+                  <m:r>
+                    <m:rPr>
+                      <m:sty m:val="p"/>
+                    </m:rPr>
+                    <m:t>e</m:t>
+                  </m:r>
+                </m:e>
+                <m:sup>
+                  <m:r>
+                    <m:rPr>
+                      <m:sty m:val="p"/>
+                    </m:rPr>
+                    <m:t>2</m:t>
+                  </m:r>
+                  <m:r>
+                    <m:rPr>
+                      <m:sty m:val="p"/>
+                    </m:rPr>
+                    <m:t>+</m:t>
+                  </m:r>
+                </m:sup>
+              </m:sSup>
+              <m:r>
+                <m:rPr>
+                  <m:sty m:val="p"/>
+                </m:rPr>
+                <m:t>+</m:t>
+              </m:r>
+              <m:r>
+                <m:t>2</m:t>
+              </m:r>
+              <m:sSup>
+                <m:e>
+                  <m:r>
+                    <m:rPr>
+                      <m:sty m:val="p"/>
+                    </m:rPr>
+                    <m:t>H</m:t>
+                  </m:r>
+                </m:e>
+                <m:sup>
+                  <m:r>
+                    <m:rPr>
+                      <m:sty m:val="p"/>
+                    </m:rPr>
+                    <m:t>+</m:t>
+                  </m:r>
+                </m:sup>
+              </m:sSup>
+            </m:oMath>
+            <w:r>
+              <w:rPr>
+                <w:rFonts w:ascii="Times New Roman" w:hAnsi="Times New Roman" w:eastAsia="Times New Roman" w:cs="Times New Roman"/>
+              </w:rPr>
+              <w:t xml:space="preserve">​</w:t>
+            </w:r>
+          </w:p>
+        </w:tc>
+      </w:tr>
+      <w:tr>
+        <w:tc>
+          <w:tcPr/>
+          <w:p>
+            <w:pPr>
+              <w:pStyle w:val="Compact"/>
+              <w:jc w:val="center"/>
+            </w:pPr>
+            <m:oMath>
+              <m:sSub>
+                <m:e>
+                  <m:r>
+                    <m:rPr>
+                      <m:sty m:val="p"/>
+                    </m:rPr>
+                    <m:t>V</m:t>
+                  </m:r>
+                </m:e>
+                <m:sub>
+                  <m:r>
+                    <m:rPr>
+                      <m:sty m:val="p"/>
+                    </m:rPr>
+                    <m:t>2</m:t>
+                  </m:r>
+                </m:sub>
+              </m:sSub>
+              <m:sSub>
+                <m:e>
+                  <m:r>
+                    <m:rPr>
+                      <m:sty m:val="p"/>
+                    </m:rPr>
+                    <m:t>O</m:t>
+                  </m:r>
+                </m:e>
+                <m:sub>
+                  <m:r>
+                    <m:rPr>
+                      <m:sty m:val="p"/>
+                    </m:rPr>
+                    <m:t>5</m:t>
+                  </m:r>
+                </m:sub>
+              </m:sSub>
+            </m:oMath>
+            <w:r>
+              <w:rPr>
+                <w:rFonts w:ascii="Times New Roman" w:hAnsi="Times New Roman" w:eastAsia="Times New Roman" w:cs="Times New Roman"/>
+              </w:rPr>
+              <w:t xml:space="preserve">​</w:t>
+            </w:r>
+          </w:p>
+        </w:tc>
+        <w:tc>
+          <w:tcPr/>
+          <w:p>
+            <w:pPr>
+              <w:pStyle w:val="Compact"/>
+              <w:jc w:val="center"/>
+            </w:pPr>
+            <m:oMath>
+              <m:sSub>
+                <m:e>
+                  <m:r>
+                    <m:rPr>
+                      <m:sty m:val="p"/>
+                    </m:rPr>
+                    <m:t>V</m:t>
+                  </m:r>
+                </m:e>
+                <m:sub>
+                  <m:r>
+                    <m:rPr>
+                      <m:sty m:val="p"/>
+                    </m:rPr>
+                    <m:t>2</m:t>
+                  </m:r>
+                </m:sub>
+              </m:sSub>
+              <m:sSub>
+                <m:e>
+                  <m:r>
+                    <m:rPr>
+                      <m:sty m:val="p"/>
+                    </m:rPr>
+                    <m:t>O</m:t>
+                  </m:r>
+                </m:e>
+                <m:sub>
+                  <m:r>
+                    <m:rPr>
+                      <m:sty m:val="p"/>
+                    </m:rPr>
+                    <m:t>5</m:t>
+                  </m:r>
+                </m:sub>
+              </m:sSub>
+              <m:r>
+                <m:rPr>
+                  <m:sty m:val="p"/>
+                </m:rPr>
+                <m:t>+</m:t>
+              </m:r>
+              <m:r>
+                <m:t>6</m:t>
+              </m:r>
+              <m:r>
+                <m:rPr>
+                  <m:sty m:val="p"/>
+                </m:rPr>
+                <m:t>N</m:t>
+              </m:r>
+              <m:r>
+                <m:rPr>
+                  <m:sty m:val="p"/>
+                </m:rPr>
+                <m:t>a</m:t>
+              </m:r>
+              <m:r>
+                <m:rPr>
+                  <m:sty m:val="p"/>
+                </m:rPr>
+                <m:t>O</m:t>
+              </m:r>
+              <m:r>
+                <m:rPr>
+                  <m:sty m:val="p"/>
+                </m:rPr>
+                <m:t>H</m:t>
+              </m:r>
+              <m:r>
+                <m:rPr>
+                  <m:sty m:val="p"/>
+                </m:rPr>
+                <m:t>→</m:t>
+              </m:r>
+              <m:r>
+                <m:t>2</m:t>
+              </m:r>
+              <m:r>
+                <m:rPr>
+                  <m:sty m:val="p"/>
+                </m:rPr>
+                <m:t>N</m:t>
+              </m:r>
+              <m:sSub>
+                <m:e>
+                  <m:r>
+                    <m:rPr>
+                      <m:sty m:val="p"/>
+                    </m:rPr>
+                    <m:t>a</m:t>
+                  </m:r>
+                </m:e>
+                <m:sub>
+                  <m:r>
+                    <m:rPr>
+                      <m:sty m:val="p"/>
+                    </m:rPr>
+                    <m:t>3</m:t>
+                  </m:r>
+                </m:sub>
+              </m:sSub>
+              <m:r>
+                <m:rPr>
+                  <m:sty m:val="p"/>
+                </m:rPr>
+                <m:t>V</m:t>
+              </m:r>
+              <m:sSub>
+                <m:e>
+                  <m:r>
+                    <m:rPr>
+                      <m:sty m:val="p"/>
+                    </m:rPr>
+                    <m:t>O</m:t>
+                  </m:r>
+                </m:e>
+                <m:sub>
+                  <m:r>
+                    <m:rPr>
+                      <m:sty m:val="p"/>
+                    </m:rPr>
+                    <m:t>4</m:t>
+                  </m:r>
+                </m:sub>
+              </m:sSub>
+              <m:r>
+                <m:rPr>
+                  <m:sty m:val="p"/>
+                </m:rPr>
+                <m:t>+</m:t>
+              </m:r>
+              <m:r>
+                <m:t>3</m:t>
+              </m:r>
+              <m:sSub>
+                <m:e>
+                  <m:r>
+                    <m:rPr>
+                      <m:sty m:val="p"/>
+                    </m:rPr>
+                    <m:t>H</m:t>
+                  </m:r>
+                </m:e>
+                <m:sub>
+                  <m:r>
+                    <m:rPr>
+                      <m:sty m:val="p"/>
+                    </m:rPr>
+                    <m:t>2</m:t>
+                  </m:r>
+                </m:sub>
+              </m:sSub>
+              <m:r>
+                <m:rPr>
+                  <m:sty m:val="p"/>
+                </m:rPr>
+                <m:t>O</m:t>
+              </m:r>
+            </m:oMath>
+            <w:r>
+              <w:rPr>
+                <w:rFonts w:ascii="Times New Roman" w:hAnsi="Times New Roman" w:eastAsia="Times New Roman" w:cs="Times New Roman"/>
+              </w:rPr>
+              <w:t xml:space="preserve">​</w:t>
+            </w:r>
+          </w:p>
+        </w:tc>
+      </w:tr>
+      <w:tr>
+        <w:tc>
+          <w:tcPr/>
+          <w:p>
+            <w:pPr>
+              <w:pStyle w:val="Compact"/>
+              <w:jc w:val="center"/>
+            </w:pPr>
+            <m:oMath>
+              <m:r>
+                <m:rPr>
+                  <m:sty m:val="p"/>
+                </m:rPr>
+                <m:t>V</m:t>
+              </m:r>
+              <m:r>
+                <m:rPr>
+                  <m:sty m:val="p"/>
+                </m:rPr>
+                <m:t>O</m:t>
+              </m:r>
+              <m:r>
+                <m:rPr>
+                  <m:sty m:val="p"/>
+                </m:rPr>
+                <m:t>C</m:t>
+              </m:r>
+              <m:sSub>
+                <m:e>
+                  <m:r>
+                    <m:rPr>
+                      <m:sty m:val="p"/>
+                    </m:rPr>
+                    <m:t>l</m:t>
+                  </m:r>
+                </m:e>
+                <m:sub>
+                  <m:r>
+                    <m:rPr>
+                      <m:sty m:val="p"/>
+                    </m:rPr>
+                    <m:t>3</m:t>
+                  </m:r>
+                </m:sub>
+              </m:sSub>
+            </m:oMath>
+            <w:r>
+              <w:rPr>
+                <w:rFonts w:ascii="Times New Roman" w:hAnsi="Times New Roman" w:eastAsia="Times New Roman" w:cs="Times New Roman"/>
+              </w:rPr>
+              <w:t xml:space="preserve">​</w:t>
+            </w:r>
+          </w:p>
+        </w:tc>
+        <w:tc>
+          <w:tcPr/>
+          <w:p>
+            <w:pPr>
+              <w:pStyle w:val="Compact"/>
+              <w:jc w:val="center"/>
+            </w:pPr>
+            <m:oMath>
+              <m:r>
+                <m:t>2</m:t>
+              </m:r>
+              <m:r>
+                <m:rPr>
+                  <m:sty m:val="p"/>
+                </m:rPr>
+                <m:t>V</m:t>
+              </m:r>
+              <m:r>
+                <m:rPr>
+                  <m:sty m:val="p"/>
+                </m:rPr>
+                <m:t>O</m:t>
+              </m:r>
+              <m:r>
+                <m:rPr>
+                  <m:sty m:val="p"/>
+                </m:rPr>
+                <m:t>C</m:t>
+              </m:r>
+              <m:sSub>
+                <m:e>
+                  <m:r>
+                    <m:rPr>
+                      <m:sty m:val="p"/>
+                    </m:rPr>
+                    <m:t>l</m:t>
+                  </m:r>
+                </m:e>
+                <m:sub>
+                  <m:r>
+                    <m:rPr>
+                      <m:sty m:val="p"/>
+                    </m:rPr>
+                    <m:t>3</m:t>
+                  </m:r>
+                </m:sub>
+              </m:sSub>
+              <m:r>
+                <m:rPr>
+                  <m:sty m:val="p"/>
+                </m:rPr>
+                <m:t>+</m:t>
+              </m:r>
+              <m:r>
+                <m:t>3</m:t>
+              </m:r>
+              <m:sSub>
+                <m:e>
+                  <m:r>
+                    <m:rPr>
+                      <m:sty m:val="p"/>
+                    </m:rPr>
+                    <m:t>H</m:t>
+                  </m:r>
+                </m:e>
+                <m:sub>
+                  <m:r>
+                    <m:rPr>
+                      <m:sty m:val="p"/>
+                    </m:rPr>
+                    <m:t>2</m:t>
+                  </m:r>
+                </m:sub>
+              </m:sSub>
+              <m:r>
+                <m:rPr>
+                  <m:sty m:val="p"/>
+                </m:rPr>
+                <m:t>O</m:t>
+              </m:r>
+              <m:r>
+                <m:rPr>
+                  <m:sty m:val="p"/>
+                </m:rPr>
+                <m:t>→</m:t>
+              </m:r>
+              <m:sSub>
+                <m:e>
+                  <m:r>
+                    <m:rPr>
+                      <m:sty m:val="p"/>
+                    </m:rPr>
+                    <m:t>V</m:t>
+                  </m:r>
+                </m:e>
+                <m:sub>
+                  <m:r>
+                    <m:rPr>
+                      <m:sty m:val="p"/>
+                    </m:rPr>
+                    <m:t>2</m:t>
+                  </m:r>
+                </m:sub>
+              </m:sSub>
+              <m:sSub>
+                <m:e>
+                  <m:r>
+                    <m:rPr>
+                      <m:sty m:val="p"/>
+                    </m:rPr>
+                    <m:t>O</m:t>
+                  </m:r>
+                </m:e>
+                <m:sub>
+                  <m:r>
+                    <m:rPr>
+                      <m:sty m:val="p"/>
+                    </m:rPr>
+                    <m:t>5</m:t>
+                  </m:r>
+                </m:sub>
+              </m:sSub>
+              <m:r>
+                <m:rPr>
+                  <m:sty m:val="p"/>
+                </m:rPr>
+                <m:t>+</m:t>
+              </m:r>
+              <m:r>
+                <m:t>6</m:t>
+              </m:r>
+              <m:r>
+                <m:rPr>
+                  <m:sty m:val="p"/>
+                </m:rPr>
+                <m:t>H</m:t>
+              </m:r>
+              <m:r>
+                <m:rPr>
+                  <m:sty m:val="p"/>
+                </m:rPr>
+                <m:t>C</m:t>
+              </m:r>
+              <m:r>
+                <m:rPr>
+                  <m:sty m:val="p"/>
+                </m:rPr>
+                <m:t>l</m:t>
+              </m:r>
+            </m:oMath>
+            <w:r>
+              <w:rPr>
+                <w:rFonts w:ascii="Times New Roman" w:hAnsi="Times New Roman" w:eastAsia="Times New Roman" w:cs="Times New Roman"/>
+              </w:rPr>
+              <w:t xml:space="preserve">​</w:t>
+            </w:r>
+          </w:p>
+        </w:tc>
+      </w:tr>
+      <w:tr>
+        <w:tc>
+          <w:tcPr/>
+          <w:p>
+            <w:pPr>
+              <w:pStyle w:val="Compact"/>
+              <w:jc w:val="center"/>
+            </w:pPr>
+            <m:oMath>
+              <m:r>
+                <m:rPr>
+                  <m:sty m:val="p"/>
+                </m:rPr>
+                <m:t>C</m:t>
+              </m:r>
+              <m:r>
+                <m:rPr>
+                  <m:sty m:val="p"/>
+                </m:rPr>
+                <m:t>r</m:t>
+              </m:r>
+            </m:oMath>
+            <w:r>
+              <w:rPr>
+                <w:rFonts w:ascii="Times New Roman" w:hAnsi="Times New Roman" w:eastAsia="Times New Roman" w:cs="Times New Roman"/>
+              </w:rPr>
+              <w:t xml:space="preserve">​</w:t>
+            </w:r>
+          </w:p>
+        </w:tc>
+        <w:tc>
+          <w:tcPr/>
+          <w:p>
+            <w:pPr>
+              <w:pStyle w:val="Compact"/>
+              <w:jc w:val="center"/>
+            </w:pPr>
+            <m:oMath>
+              <m:r>
+                <m:t>2</m:t>
+              </m:r>
+              <m:r>
+                <m:rPr>
+                  <m:sty m:val="p"/>
+                </m:rPr>
+                <m:t>A</m:t>
+              </m:r>
+              <m:r>
+                <m:rPr>
+                  <m:sty m:val="p"/>
+                </m:rPr>
+                <m:t>l</m:t>
+              </m:r>
+              <m:r>
+                <m:rPr>
+                  <m:sty m:val="p"/>
+                </m:rPr>
+                <m:t>+</m:t>
+              </m:r>
+              <m:r>
+                <m:rPr>
+                  <m:sty m:val="p"/>
+                </m:rPr>
+                <m:t>C</m:t>
+              </m:r>
+              <m:sSub>
+                <m:e>
+                  <m:r>
+                    <m:rPr>
+                      <m:sty m:val="p"/>
+                    </m:rPr>
+                    <m:t>r</m:t>
+                  </m:r>
+                </m:e>
+                <m:sub>
+                  <m:r>
+                    <m:rPr>
+                      <m:sty m:val="p"/>
+                    </m:rPr>
+                    <m:t>2</m:t>
+                  </m:r>
+                </m:sub>
+              </m:sSub>
+              <m:sSub>
+                <m:e>
+                  <m:r>
+                    <m:rPr>
+                      <m:sty m:val="p"/>
+                    </m:rPr>
+                    <m:t>O</m:t>
+                  </m:r>
+                </m:e>
+                <m:sub>
+                  <m:r>
+                    <m:rPr>
+                      <m:sty m:val="p"/>
+                    </m:rPr>
+                    <m:t>3</m:t>
+                  </m:r>
+                </m:sub>
+              </m:sSub>
+              <m:r>
+                <m:rPr>
+                  <m:sty m:val="p"/>
+                </m:rPr>
+                <m:t>→</m:t>
+              </m:r>
+              <m:r>
+                <m:rPr>
+                  <m:sty m:val="p"/>
+                </m:rPr>
+                <m:t>A</m:t>
+              </m:r>
+              <m:sSub>
+                <m:e>
+                  <m:r>
+                    <m:rPr>
+                      <m:sty m:val="p"/>
+                    </m:rPr>
+                    <m:t>l</m:t>
+                  </m:r>
+                </m:e>
+                <m:sub>
+                  <m:r>
+                    <m:rPr>
+                      <m:sty m:val="p"/>
+                    </m:rPr>
+                    <m:t>2</m:t>
+                  </m:r>
+                </m:sub>
+              </m:sSub>
+              <m:sSub>
+                <m:e>
+                  <m:r>
+                    <m:rPr>
+                      <m:sty m:val="p"/>
+                    </m:rPr>
+                    <m:t>O</m:t>
+                  </m:r>
+                </m:e>
+                <m:sub>
+                  <m:r>
+                    <m:rPr>
+                      <m:sty m:val="p"/>
+                    </m:rPr>
+                    <m:t>3</m:t>
+                  </m:r>
+                </m:sub>
+              </m:sSub>
+              <m:r>
+                <m:rPr>
+                  <m:sty m:val="p"/>
+                </m:rPr>
+                <m:t>+</m:t>
+              </m:r>
+              <m:r>
+                <m:t>2</m:t>
+              </m:r>
+              <m:r>
+                <m:rPr>
+                  <m:sty m:val="p"/>
+                </m:rPr>
+                <m:t>C</m:t>
+              </m:r>
+              <m:r>
+                <m:rPr>
+                  <m:sty m:val="p"/>
+                </m:rPr>
+                <m:t>r</m:t>
+              </m:r>
+            </m:oMath>
+            <w:r>
+              <w:rPr>
+                <w:rFonts w:hint="eastAsia" w:ascii="Times New Roman" w:hAnsi="Times New Roman" w:eastAsia="Times New Roman" w:cs="Times New Roman"/>
+              </w:rPr>
+              <w:t>（</w:t>
+            </w:r>
             <w:r>
               <w:rPr>
                 <w:rFonts w:hint="eastAsia" w:ascii="Times New Roman" w:hAnsi="Times New Roman" w:eastAsia="FangSong" w:cs="Times New Roman"/>
               </w:rPr>
-              <w:t>锂电池正极材料</w:t>
+              <w:t>铝热法</w:t>
             </w:r>
             <w:r>
               <w:rPr>
                 <w:rFonts w:hint="eastAsia" w:ascii="Times New Roman" w:hAnsi="Times New Roman" w:eastAsia="Times New Roman" w:cs="Times New Roman"/>
               </w:rPr>
-              <w:t>，Mn</w:t>
-            </w:r>
+              <w:t>）</w:t>
+            </w:r>
+          </w:p>
+        </w:tc>
+      </w:tr>
+      <w:tr>
+        <w:tc>
+          <w:tcPr/>
+          <w:p>
+            <w:pPr>
+              <w:pStyle w:val="Compact"/>
+              <w:jc w:val="center"/>
+            </w:pPr>
+            <m:oMath>
+              <m:r>
+                <m:rPr>
+                  <m:sty m:val="p"/>
+                </m:rPr>
+                <m:t>C</m:t>
+              </m:r>
+              <m:sSub>
+                <m:e>
+                  <m:r>
+                    <m:rPr>
+                      <m:sty m:val="p"/>
+                    </m:rPr>
+                    <m:t>r</m:t>
+                  </m:r>
+                </m:e>
+                <m:sub>
+                  <m:r>
+                    <m:rPr>
+                      <m:sty m:val="p"/>
+                    </m:rPr>
+                    <m:t>2</m:t>
+                  </m:r>
+                </m:sub>
+              </m:sSub>
+              <m:sSub>
+                <m:e>
+                  <m:r>
+                    <m:rPr>
+                      <m:sty m:val="p"/>
+                    </m:rPr>
+                    <m:t>O</m:t>
+                  </m:r>
+                </m:e>
+                <m:sub>
+                  <m:r>
+                    <m:rPr>
+                      <m:sty m:val="p"/>
+                    </m:rPr>
+                    <m:t>3</m:t>
+                  </m:r>
+                </m:sub>
+              </m:sSub>
+            </m:oMath>
             <w:r>
               <w:rPr>
                 <w:rFonts w:ascii="Times New Roman" w:hAnsi="Times New Roman" w:eastAsia="Times New Roman" w:cs="Times New Roman"/>
               </w:rPr>
-              <w:t xml:space="preserve"> </w:t>
+              <w:t xml:space="preserve">​</w:t>
+            </w:r>
+          </w:p>
+        </w:tc>
+        <w:tc>
+          <w:tcPr/>
+          <w:p>
+            <w:pPr>
+              <w:pStyle w:val="Compact"/>
+              <w:jc w:val="center"/>
+            </w:pPr>
+            <m:oMath>
+              <m:r>
+                <m:rPr>
+                  <m:sty m:val="p"/>
+                </m:rPr>
+                <m:t>C</m:t>
+              </m:r>
+              <m:sSub>
+                <m:e>
+                  <m:r>
+                    <m:rPr>
+                      <m:sty m:val="p"/>
+                    </m:rPr>
+                    <m:t>r</m:t>
+                  </m:r>
+                </m:e>
+                <m:sub>
+                  <m:r>
+                    <m:rPr>
+                      <m:sty m:val="p"/>
+                    </m:rPr>
+                    <m:t>2</m:t>
+                  </m:r>
+                </m:sub>
+              </m:sSub>
+              <m:sSub>
+                <m:e>
+                  <m:r>
+                    <m:rPr>
+                      <m:sty m:val="p"/>
+                    </m:rPr>
+                    <m:t>O</m:t>
+                  </m:r>
+                </m:e>
+                <m:sub>
+                  <m:r>
+                    <m:rPr>
+                      <m:sty m:val="p"/>
+                    </m:rPr>
+                    <m:t>3</m:t>
+                  </m:r>
+                </m:sub>
+              </m:sSub>
+              <m:r>
+                <m:rPr>
+                  <m:sty m:val="p"/>
+                </m:rPr>
+                <m:t>+</m:t>
+              </m:r>
+              <m:r>
+                <m:t>2</m:t>
+              </m:r>
+              <m:r>
+                <m:rPr>
+                  <m:sty m:val="p"/>
+                </m:rPr>
+                <m:t>N</m:t>
+              </m:r>
+              <m:r>
+                <m:rPr>
+                  <m:sty m:val="p"/>
+                </m:rPr>
+                <m:t>a</m:t>
+              </m:r>
+              <m:r>
+                <m:rPr>
+                  <m:sty m:val="p"/>
+                </m:rPr>
+                <m:t>O</m:t>
+              </m:r>
+              <m:r>
+                <m:rPr>
+                  <m:sty m:val="p"/>
+                </m:rPr>
+                <m:t>H</m:t>
+              </m:r>
+              <m:r>
+                <m:rPr>
+                  <m:sty m:val="p"/>
+                </m:rPr>
+                <m:t>→</m:t>
+              </m:r>
+              <m:r>
+                <m:t>2</m:t>
+              </m:r>
+              <m:r>
+                <m:rPr>
+                  <m:sty m:val="p"/>
+                </m:rPr>
+                <m:t>N</m:t>
+              </m:r>
+              <m:r>
+                <m:rPr>
+                  <m:sty m:val="p"/>
+                </m:rPr>
+                <m:t>a</m:t>
+              </m:r>
+              <m:r>
+                <m:rPr>
+                  <m:sty m:val="p"/>
+                </m:rPr>
+                <m:t>C</m:t>
+              </m:r>
+              <m:r>
+                <m:rPr>
+                  <m:sty m:val="p"/>
+                </m:rPr>
+                <m:t>r</m:t>
+              </m:r>
+              <m:sSub>
+                <m:e>
+                  <m:r>
+                    <m:rPr>
+                      <m:sty m:val="p"/>
+                    </m:rPr>
+                    <m:t>O</m:t>
+                  </m:r>
+                </m:e>
+                <m:sub>
+                  <m:r>
+                    <m:rPr>
+                      <m:sty m:val="p"/>
+                    </m:rPr>
+                    <m:t>2</m:t>
+                  </m:r>
+                </m:sub>
+              </m:sSub>
+              <m:r>
+                <m:rPr>
+                  <m:sty m:val="p"/>
+                </m:rPr>
+                <m:t>+</m:t>
+              </m:r>
+              <m:sSub>
+                <m:e>
+                  <m:r>
+                    <m:rPr>
+                      <m:sty m:val="p"/>
+                    </m:rPr>
+                    <m:t>H</m:t>
+                  </m:r>
+                </m:e>
+                <m:sub>
+                  <m:r>
+                    <m:rPr>
+                      <m:sty m:val="p"/>
+                    </m:rPr>
+                    <m:t>2</m:t>
+                  </m:r>
+                </m:sub>
+              </m:sSub>
+              <m:r>
+                <m:rPr>
+                  <m:sty m:val="p"/>
+                </m:rPr>
+                <m:t>O</m:t>
+              </m:r>
+            </m:oMath>
+            <w:r>
+              <w:rPr>
+                <w:rFonts w:ascii="Times New Roman" w:hAnsi="Times New Roman" w:eastAsia="Times New Roman" w:cs="Times New Roman"/>
+              </w:rPr>
+              <w:t xml:space="preserve">​</w:t>
+            </w:r>
+          </w:p>
+        </w:tc>
+      </w:tr>
+      <w:tr>
+        <w:tc>
+          <w:tcPr/>
+          <w:p>
+            <w:pPr>
+              <w:pStyle w:val="Compact"/>
+              <w:jc w:val="center"/>
+            </w:pPr>
+            <m:oMath>
+              <m:r>
+                <m:rPr>
+                  <m:sty m:val="p"/>
+                </m:rPr>
+                <m:t>C</m:t>
+              </m:r>
+              <m:r>
+                <m:rPr>
+                  <m:sty m:val="p"/>
+                </m:rPr>
+                <m:t>r</m:t>
+              </m:r>
+              <m:sSub>
+                <m:e>
+                  <m:r>
+                    <m:rPr>
+                      <m:sty m:val="p"/>
+                    </m:rPr>
+                    <m:t>O</m:t>
+                  </m:r>
+                </m:e>
+                <m:sub>
+                  <m:r>
+                    <m:rPr>
+                      <m:sty m:val="p"/>
+                    </m:rPr>
+                    <m:t>3</m:t>
+                  </m:r>
+                </m:sub>
+              </m:sSub>
+            </m:oMath>
+            <w:r>
+              <w:rPr>
+                <w:rFonts w:ascii="Times New Roman" w:hAnsi="Times New Roman" w:eastAsia="Times New Roman" w:cs="Times New Roman"/>
+              </w:rPr>
+              <w:t xml:space="preserve">​</w:t>
+            </w:r>
+          </w:p>
+        </w:tc>
+        <w:tc>
+          <w:tcPr/>
+          <w:p>
+            <w:pPr>
+              <w:pStyle w:val="Compact"/>
+              <w:jc w:val="center"/>
+            </w:pPr>
+            <m:oMath>
+              <m:r>
+                <m:t>2</m:t>
+              </m:r>
+              <m:r>
+                <m:rPr>
+                  <m:sty m:val="p"/>
+                </m:rPr>
+                <m:t>C</m:t>
+              </m:r>
+              <m:r>
+                <m:rPr>
+                  <m:sty m:val="p"/>
+                </m:rPr>
+                <m:t>r</m:t>
+              </m:r>
+              <m:sSub>
+                <m:e>
+                  <m:r>
+                    <m:rPr>
+                      <m:sty m:val="p"/>
+                    </m:rPr>
+                    <m:t>O</m:t>
+                  </m:r>
+                </m:e>
+                <m:sub>
+                  <m:r>
+                    <m:rPr>
+                      <m:sty m:val="p"/>
+                    </m:rPr>
+                    <m:t>3</m:t>
+                  </m:r>
+                </m:sub>
+              </m:sSub>
+              <m:r>
+                <m:rPr>
+                  <m:sty m:val="p"/>
+                </m:rPr>
+                <m:t>+</m:t>
+              </m:r>
+              <m:sSub>
+                <m:e>
+                  <m:r>
+                    <m:rPr>
+                      <m:sty m:val="p"/>
+                    </m:rPr>
+                    <m:t>H</m:t>
+                  </m:r>
+                </m:e>
+                <m:sub>
+                  <m:r>
+                    <m:rPr>
+                      <m:sty m:val="p"/>
+                    </m:rPr>
+                    <m:t>2</m:t>
+                  </m:r>
+                </m:sub>
+              </m:sSub>
+              <m:r>
+                <m:rPr>
+                  <m:sty m:val="p"/>
+                </m:rPr>
+                <m:t>O</m:t>
+              </m:r>
+              <m:r>
+                <m:rPr>
+                  <m:sty m:val="p"/>
+                </m:rPr>
+                <m:t>→</m:t>
+              </m:r>
+              <m:sSub>
+                <m:e>
+                  <m:r>
+                    <m:rPr>
+                      <m:sty m:val="p"/>
+                    </m:rPr>
+                    <m:t>H</m:t>
+                  </m:r>
+                </m:e>
+                <m:sub>
+                  <m:r>
+                    <m:rPr>
+                      <m:sty m:val="p"/>
+                    </m:rPr>
+                    <m:t>2</m:t>
+                  </m:r>
+                </m:sub>
+              </m:sSub>
+              <m:r>
+                <m:rPr>
+                  <m:sty m:val="p"/>
+                </m:rPr>
+                <m:t>C</m:t>
+              </m:r>
+              <m:sSub>
+                <m:e>
+                  <m:r>
+                    <m:rPr>
+                      <m:sty m:val="p"/>
+                    </m:rPr>
+                    <m:t>r</m:t>
+                  </m:r>
+                </m:e>
+                <m:sub>
+                  <m:r>
+                    <m:rPr>
+                      <m:sty m:val="p"/>
+                    </m:rPr>
+                    <m:t>2</m:t>
+                  </m:r>
+                </m:sub>
+              </m:sSub>
+              <m:sSub>
+                <m:e>
+                  <m:r>
+                    <m:rPr>
+                      <m:sty m:val="p"/>
+                    </m:rPr>
+                    <m:t>O</m:t>
+                  </m:r>
+                </m:e>
+                <m:sub>
+                  <m:r>
+                    <m:rPr>
+                      <m:sty m:val="p"/>
+                    </m:rPr>
+                    <m:t>7</m:t>
+                  </m:r>
+                </m:sub>
+              </m:sSub>
+            </m:oMath>
+            <w:r>
+              <w:rPr>
+                <w:rFonts w:ascii="Times New Roman" w:hAnsi="Times New Roman" w:eastAsia="Times New Roman" w:cs="Times New Roman"/>
+              </w:rPr>
+              <w:t xml:space="preserve">​</w:t>
+            </w:r>
+          </w:p>
+        </w:tc>
+      </w:tr>
+      <w:tr>
+        <w:tc>
+          <w:tcPr/>
+          <w:p>
+            <w:pPr>
+              <w:pStyle w:val="Compact"/>
+              <w:jc w:val="center"/>
+            </w:pPr>
+            <m:oMath>
+              <m:sSub>
+                <m:e>
+                  <m:r>
+                    <m:rPr>
+                      <m:sty m:val="p"/>
+                    </m:rPr>
+                    <m:t>K</m:t>
+                  </m:r>
+                </m:e>
+                <m:sub>
+                  <m:r>
+                    <m:rPr>
+                      <m:sty m:val="p"/>
+                    </m:rPr>
+                    <m:t>2</m:t>
+                  </m:r>
+                </m:sub>
+              </m:sSub>
+              <m:r>
+                <m:rPr>
+                  <m:sty m:val="p"/>
+                </m:rPr>
+                <m:t>C</m:t>
+              </m:r>
+              <m:sSub>
+                <m:e>
+                  <m:r>
+                    <m:rPr>
+                      <m:sty m:val="p"/>
+                    </m:rPr>
+                    <m:t>r</m:t>
+                  </m:r>
+                </m:e>
+                <m:sub>
+                  <m:r>
+                    <m:rPr>
+                      <m:sty m:val="p"/>
+                    </m:rPr>
+                    <m:t>2</m:t>
+                  </m:r>
+                </m:sub>
+              </m:sSub>
+              <m:sSub>
+                <m:e>
+                  <m:r>
+                    <m:rPr>
+                      <m:sty m:val="p"/>
+                    </m:rPr>
+                    <m:t>O</m:t>
+                  </m:r>
+                </m:e>
+                <m:sub>
+                  <m:r>
+                    <m:rPr>
+                      <m:sty m:val="p"/>
+                    </m:rPr>
+                    <m:t>7</m:t>
+                  </m:r>
+                </m:sub>
+              </m:sSub>
+            </m:oMath>
+            <w:r>
+              <w:rPr>
+                <w:rFonts w:ascii="Times New Roman" w:hAnsi="Times New Roman" w:eastAsia="Times New Roman" w:cs="Times New Roman"/>
+              </w:rPr>
+              <w:t xml:space="preserve">​</w:t>
+            </w:r>
+          </w:p>
+        </w:tc>
+        <w:tc>
+          <w:tcPr/>
+          <w:p>
+            <w:pPr>
+              <w:pStyle w:val="Compact"/>
+              <w:jc w:val="center"/>
+            </w:pPr>
+            <m:oMath>
+              <m:r>
+                <m:rPr>
+                  <m:sty m:val="p"/>
+                </m:rPr>
+                <m:t>C</m:t>
+              </m:r>
+              <m:sSub>
+                <m:e>
+                  <m:r>
+                    <m:rPr>
+                      <m:sty m:val="p"/>
+                    </m:rPr>
+                    <m:t>r</m:t>
+                  </m:r>
+                </m:e>
+                <m:sub>
+                  <m:r>
+                    <m:rPr>
+                      <m:sty m:val="p"/>
+                    </m:rPr>
+                    <m:t>2</m:t>
+                  </m:r>
+                </m:sub>
+              </m:sSub>
+              <m:sSubSup>
+                <m:e>
+                  <m:r>
+                    <m:rPr>
+                      <m:sty m:val="p"/>
+                    </m:rPr>
+                    <m:t>O</m:t>
+                  </m:r>
+                </m:e>
+                <m:sub>
+                  <m:r>
+                    <m:rPr>
+                      <m:sty m:val="p"/>
+                    </m:rPr>
+                    <m:t>7</m:t>
+                  </m:r>
+                </m:sub>
+                <m:sup>
+                  <m:r>
+                    <m:rPr>
+                      <m:sty m:val="p"/>
+                    </m:rPr>
+                    <m:t>2</m:t>
+                  </m:r>
+                  <m:r>
+                    <m:rPr>
+                      <m:sty m:val="p"/>
+                    </m:rPr>
+                    <m:t>−</m:t>
+                  </m:r>
+                </m:sup>
+              </m:sSubSup>
+              <m:r>
+                <m:rPr>
+                  <m:sty m:val="p"/>
+                </m:rPr>
+                <m:t>+</m:t>
+              </m:r>
+              <m:r>
+                <m:t>6</m:t>
+              </m:r>
+              <m:r>
+                <m:rPr>
+                  <m:sty m:val="p"/>
+                </m:rPr>
+                <m:t>F</m:t>
+              </m:r>
+              <m:sSup>
+                <m:e>
+                  <m:r>
+                    <m:rPr>
+                      <m:sty m:val="p"/>
+                    </m:rPr>
+                    <m:t>e</m:t>
+                  </m:r>
+                </m:e>
+                <m:sup>
+                  <m:r>
+                    <m:rPr>
+                      <m:sty m:val="p"/>
+                    </m:rPr>
+                    <m:t>2</m:t>
+                  </m:r>
+                  <m:r>
+                    <m:rPr>
+                      <m:sty m:val="p"/>
+                    </m:rPr>
+                    <m:t>+</m:t>
+                  </m:r>
+                </m:sup>
+              </m:sSup>
+              <m:r>
+                <m:rPr>
+                  <m:sty m:val="p"/>
+                </m:rPr>
+                <m:t>+</m:t>
+              </m:r>
+              <m:r>
+                <m:t>14</m:t>
+              </m:r>
+              <m:sSup>
+                <m:e>
+                  <m:r>
+                    <m:rPr>
+                      <m:sty m:val="p"/>
+                    </m:rPr>
+                    <m:t>H</m:t>
+                  </m:r>
+                </m:e>
+                <m:sup>
+                  <m:r>
+                    <m:rPr>
+                      <m:sty m:val="p"/>
+                    </m:rPr>
+                    <m:t>+</m:t>
+                  </m:r>
+                </m:sup>
+              </m:sSup>
+              <m:r>
+                <m:rPr>
+                  <m:sty m:val="p"/>
+                </m:rPr>
+                <m:t>→</m:t>
+              </m:r>
+              <m:r>
+                <m:t>2</m:t>
+              </m:r>
+              <m:r>
+                <m:rPr>
+                  <m:sty m:val="p"/>
+                </m:rPr>
+                <m:t>C</m:t>
+              </m:r>
+              <m:sSup>
+                <m:e>
+                  <m:r>
+                    <m:rPr>
+                      <m:sty m:val="p"/>
+                    </m:rPr>
+                    <m:t>r</m:t>
+                  </m:r>
+                </m:e>
+                <m:sup>
+                  <m:r>
+                    <m:rPr>
+                      <m:sty m:val="p"/>
+                    </m:rPr>
+                    <m:t>3</m:t>
+                  </m:r>
+                  <m:r>
+                    <m:rPr>
+                      <m:sty m:val="p"/>
+                    </m:rPr>
+                    <m:t>+</m:t>
+                  </m:r>
+                </m:sup>
+              </m:sSup>
+              <m:r>
+                <m:rPr>
+                  <m:sty m:val="p"/>
+                </m:rPr>
+                <m:t>+</m:t>
+              </m:r>
+              <m:r>
+                <m:t>6</m:t>
+              </m:r>
+              <m:r>
+                <m:rPr>
+                  <m:sty m:val="p"/>
+                </m:rPr>
+                <m:t>F</m:t>
+              </m:r>
+              <m:sSup>
+                <m:e>
+                  <m:r>
+                    <m:rPr>
+                      <m:sty m:val="p"/>
+                    </m:rPr>
+                    <m:t>e</m:t>
+                  </m:r>
+                </m:e>
+                <m:sup>
+                  <m:r>
+                    <m:rPr>
+                      <m:sty m:val="p"/>
+                    </m:rPr>
+                    <m:t>3</m:t>
+                  </m:r>
+                  <m:r>
+                    <m:rPr>
+                      <m:sty m:val="p"/>
+                    </m:rPr>
+                    <m:t>+</m:t>
+                  </m:r>
+                </m:sup>
+              </m:sSup>
+              <m:r>
+                <m:rPr>
+                  <m:sty m:val="p"/>
+                </m:rPr>
+                <m:t>+</m:t>
+              </m:r>
+              <m:r>
+                <m:t>7</m:t>
+              </m:r>
+              <m:sSub>
+                <m:e>
+                  <m:r>
+                    <m:rPr>
+                      <m:sty m:val="p"/>
+                    </m:rPr>
+                    <m:t>H</m:t>
+                  </m:r>
+                </m:e>
+                <m:sub>
+                  <m:r>
+                    <m:rPr>
+                      <m:sty m:val="p"/>
+                    </m:rPr>
+                    <m:t>2</m:t>
+                  </m:r>
+                </m:sub>
+              </m:sSub>
+              <m:r>
+                <m:rPr>
+                  <m:sty m:val="p"/>
+                </m:rPr>
+                <m:t>O</m:t>
+              </m:r>
+            </m:oMath>
+            <w:r>
+              <w:rPr>
+                <w:rFonts w:ascii="Times New Roman" w:hAnsi="Times New Roman" w:eastAsia="Times New Roman" w:cs="Times New Roman"/>
+              </w:rPr>
+              <w:t xml:space="preserve">​</w:t>
+            </w:r>
+          </w:p>
+        </w:tc>
+      </w:tr>
+      <w:tr>
+        <w:tc>
+          <w:tcPr/>
+          <w:p>
+            <w:pPr>
+              <w:pStyle w:val="Compact"/>
+              <w:jc w:val="center"/>
+            </w:pPr>
+            <m:oMath>
+              <m:r>
+                <m:rPr>
+                  <m:sty m:val="p"/>
+                </m:rPr>
+                <m:t>P</m:t>
+              </m:r>
+              <m:r>
+                <m:rPr>
+                  <m:sty m:val="p"/>
+                </m:rPr>
+                <m:t>b</m:t>
+              </m:r>
+              <m:r>
+                <m:rPr>
+                  <m:sty m:val="p"/>
+                </m:rPr>
+                <m:t>C</m:t>
+              </m:r>
+              <m:r>
+                <m:rPr>
+                  <m:sty m:val="p"/>
+                </m:rPr>
+                <m:t>r</m:t>
+              </m:r>
+              <m:sSub>
+                <m:e>
+                  <m:r>
+                    <m:rPr>
+                      <m:sty m:val="p"/>
+                    </m:rPr>
+                    <m:t>O</m:t>
+                  </m:r>
+                </m:e>
+                <m:sub>
+                  <m:r>
+                    <m:rPr>
+                      <m:sty m:val="p"/>
+                    </m:rPr>
+                    <m:t>4</m:t>
+                  </m:r>
+                </m:sub>
+              </m:sSub>
+            </m:oMath>
+            <w:r>
+              <w:rPr>
+                <w:rFonts w:ascii="Times New Roman" w:hAnsi="Times New Roman" w:eastAsia="Times New Roman" w:cs="Times New Roman"/>
+              </w:rPr>
+              <w:t xml:space="preserve">​</w:t>
+            </w:r>
+          </w:p>
+        </w:tc>
+        <w:tc>
+          <w:tcPr/>
+          <w:p>
+            <w:pPr>
+              <w:pStyle w:val="Compact"/>
+              <w:jc w:val="center"/>
+            </w:pPr>
+            <m:oMath>
+              <m:r>
+                <m:rPr>
+                  <m:sty m:val="p"/>
+                </m:rPr>
+                <m:t>P</m:t>
+              </m:r>
+              <m:sSup>
+                <m:e>
+                  <m:r>
+                    <m:rPr>
+                      <m:sty m:val="p"/>
+                    </m:rPr>
+                    <m:t>b</m:t>
+                  </m:r>
+                </m:e>
+                <m:sup>
+                  <m:r>
+                    <m:rPr>
+                      <m:sty m:val="p"/>
+                    </m:rPr>
+                    <m:t>2</m:t>
+                  </m:r>
+                  <m:r>
+                    <m:rPr>
+                      <m:sty m:val="p"/>
+                    </m:rPr>
+                    <m:t>+</m:t>
+                  </m:r>
+                </m:sup>
+              </m:sSup>
+              <m:r>
+                <m:rPr>
+                  <m:sty m:val="p"/>
+                </m:rPr>
+                <m:t>+</m:t>
+              </m:r>
+              <m:r>
+                <m:rPr>
+                  <m:sty m:val="p"/>
+                </m:rPr>
+                <m:t>C</m:t>
+              </m:r>
+              <m:r>
+                <m:rPr>
+                  <m:sty m:val="p"/>
+                </m:rPr>
+                <m:t>r</m:t>
+              </m:r>
+              <m:sSubSup>
+                <m:e>
+                  <m:r>
+                    <m:rPr>
+                      <m:sty m:val="p"/>
+                    </m:rPr>
+                    <m:t>O</m:t>
+                  </m:r>
+                </m:e>
+                <m:sub>
+                  <m:r>
+                    <m:rPr>
+                      <m:sty m:val="p"/>
+                    </m:rPr>
+                    <m:t>4</m:t>
+                  </m:r>
+                </m:sub>
+                <m:sup>
+                  <m:r>
+                    <m:rPr>
+                      <m:sty m:val="p"/>
+                    </m:rPr>
+                    <m:t>2</m:t>
+                  </m:r>
+                  <m:r>
+                    <m:rPr>
+                      <m:sty m:val="p"/>
+                    </m:rPr>
+                    <m:t>−</m:t>
+                  </m:r>
+                </m:sup>
+              </m:sSubSup>
+              <m:r>
+                <m:rPr>
+                  <m:sty m:val="p"/>
+                </m:rPr>
+                <m:t>→</m:t>
+              </m:r>
+              <m:r>
+                <m:rPr>
+                  <m:sty m:val="p"/>
+                </m:rPr>
+                <m:t>P</m:t>
+              </m:r>
+              <m:r>
+                <m:rPr>
+                  <m:sty m:val="p"/>
+                </m:rPr>
+                <m:t>b</m:t>
+              </m:r>
+              <m:r>
+                <m:rPr>
+                  <m:sty m:val="p"/>
+                </m:rPr>
+                <m:t>C</m:t>
+              </m:r>
+              <m:r>
+                <m:rPr>
+                  <m:sty m:val="p"/>
+                </m:rPr>
+                <m:t>r</m:t>
+              </m:r>
+              <m:sSub>
+                <m:e>
+                  <m:r>
+                    <m:rPr>
+                      <m:sty m:val="p"/>
+                    </m:rPr>
+                    <m:t>O</m:t>
+                  </m:r>
+                </m:e>
+                <m:sub>
+                  <m:r>
+                    <m:rPr>
+                      <m:sty m:val="p"/>
+                    </m:rPr>
+                    <m:t>4</m:t>
+                  </m:r>
+                </m:sub>
+              </m:sSub>
+              <m:r>
+                <m:rPr>
+                  <m:sty m:val="p"/>
+                </m:rPr>
+                <m:t>↓</m:t>
+              </m:r>
+            </m:oMath>
+            <w:r>
+              <w:rPr>
+                <w:rFonts w:ascii="Times New Roman" w:hAnsi="Times New Roman" w:eastAsia="Times New Roman" w:cs="Times New Roman"/>
+              </w:rPr>
+              <w:t xml:space="preserve">​</w:t>
+            </w:r>
+          </w:p>
+        </w:tc>
+      </w:tr>
+      <w:tr>
+        <w:tc>
+          <w:tcPr/>
+          <w:p>
+            <w:pPr>
+              <w:pStyle w:val="Compact"/>
+              <w:jc w:val="center"/>
+            </w:pPr>
+            <m:oMath>
+              <m:r>
+                <m:rPr>
+                  <m:sty m:val="p"/>
+                </m:rPr>
+                <m:t>A</m:t>
+              </m:r>
+              <m:sSub>
+                <m:e>
+                  <m:r>
+                    <m:rPr>
+                      <m:sty m:val="p"/>
+                    </m:rPr>
+                    <m:t>g</m:t>
+                  </m:r>
+                </m:e>
+                <m:sub>
+                  <m:r>
+                    <m:rPr>
+                      <m:sty m:val="p"/>
+                    </m:rPr>
+                    <m:t>2</m:t>
+                  </m:r>
+                </m:sub>
+              </m:sSub>
+              <m:r>
+                <m:rPr>
+                  <m:sty m:val="p"/>
+                </m:rPr>
+                <m:t>C</m:t>
+              </m:r>
+              <m:r>
+                <m:rPr>
+                  <m:sty m:val="p"/>
+                </m:rPr>
+                <m:t>r</m:t>
+              </m:r>
+              <m:sSub>
+                <m:e>
+                  <m:r>
+                    <m:rPr>
+                      <m:sty m:val="p"/>
+                    </m:rPr>
+                    <m:t>O</m:t>
+                  </m:r>
+                </m:e>
+                <m:sub>
+                  <m:r>
+                    <m:rPr>
+                      <m:sty m:val="p"/>
+                    </m:rPr>
+                    <m:t>4</m:t>
+                  </m:r>
+                </m:sub>
+              </m:sSub>
+            </m:oMath>
+            <w:r>
+              <w:rPr>
+                <w:rFonts w:ascii="Times New Roman" w:hAnsi="Times New Roman" w:eastAsia="Times New Roman" w:cs="Times New Roman"/>
+              </w:rPr>
+              <w:t xml:space="preserve">​</w:t>
+            </w:r>
+          </w:p>
+        </w:tc>
+        <w:tc>
+          <w:tcPr/>
+          <w:p>
+            <w:pPr>
+              <w:pStyle w:val="Compact"/>
+              <w:jc w:val="center"/>
+            </w:pPr>
+            <m:oMath>
+              <m:r>
+                <m:t>2</m:t>
+              </m:r>
+              <m:r>
+                <m:rPr>
+                  <m:sty m:val="p"/>
+                </m:rPr>
+                <m:t>A</m:t>
+              </m:r>
+              <m:sSup>
+                <m:e>
+                  <m:r>
+                    <m:rPr>
+                      <m:sty m:val="p"/>
+                    </m:rPr>
+                    <m:t>g</m:t>
+                  </m:r>
+                </m:e>
+                <m:sup>
+                  <m:r>
+                    <m:rPr>
+                      <m:sty m:val="p"/>
+                    </m:rPr>
+                    <m:t>+</m:t>
+                  </m:r>
+                </m:sup>
+              </m:sSup>
+              <m:r>
+                <m:rPr>
+                  <m:sty m:val="p"/>
+                </m:rPr>
+                <m:t>+</m:t>
+              </m:r>
+              <m:r>
+                <m:rPr>
+                  <m:sty m:val="p"/>
+                </m:rPr>
+                <m:t>C</m:t>
+              </m:r>
+              <m:r>
+                <m:rPr>
+                  <m:sty m:val="p"/>
+                </m:rPr>
+                <m:t>r</m:t>
+              </m:r>
+              <m:sSubSup>
+                <m:e>
+                  <m:r>
+                    <m:rPr>
+                      <m:sty m:val="p"/>
+                    </m:rPr>
+                    <m:t>O</m:t>
+                  </m:r>
+                </m:e>
+                <m:sub>
+                  <m:r>
+                    <m:rPr>
+                      <m:sty m:val="p"/>
+                    </m:rPr>
+                    <m:t>4</m:t>
+                  </m:r>
+                </m:sub>
+                <m:sup>
+                  <m:r>
+                    <m:rPr>
+                      <m:sty m:val="p"/>
+                    </m:rPr>
+                    <m:t>2</m:t>
+                  </m:r>
+                  <m:r>
+                    <m:rPr>
+                      <m:sty m:val="p"/>
+                    </m:rPr>
+                    <m:t>−</m:t>
+                  </m:r>
+                </m:sup>
+              </m:sSubSup>
+              <m:r>
+                <m:rPr>
+                  <m:sty m:val="p"/>
+                </m:rPr>
+                <m:t>→</m:t>
+              </m:r>
+              <m:r>
+                <m:rPr>
+                  <m:sty m:val="p"/>
+                </m:rPr>
+                <m:t>A</m:t>
+              </m:r>
+              <m:sSub>
+                <m:e>
+                  <m:r>
+                    <m:rPr>
+                      <m:sty m:val="p"/>
+                    </m:rPr>
+                    <m:t>g</m:t>
+                  </m:r>
+                </m:e>
+                <m:sub>
+                  <m:r>
+                    <m:rPr>
+                      <m:sty m:val="p"/>
+                    </m:rPr>
+                    <m:t>2</m:t>
+                  </m:r>
+                </m:sub>
+              </m:sSub>
+              <m:r>
+                <m:rPr>
+                  <m:sty m:val="p"/>
+                </m:rPr>
+                <m:t>C</m:t>
+              </m:r>
+              <m:r>
+                <m:rPr>
+                  <m:sty m:val="p"/>
+                </m:rPr>
+                <m:t>r</m:t>
+              </m:r>
+              <m:sSub>
+                <m:e>
+                  <m:r>
+                    <m:rPr>
+                      <m:sty m:val="p"/>
+                    </m:rPr>
+                    <m:t>O</m:t>
+                  </m:r>
+                </m:e>
+                <m:sub>
+                  <m:r>
+                    <m:rPr>
+                      <m:sty m:val="p"/>
+                    </m:rPr>
+                    <m:t>4</m:t>
+                  </m:r>
+                </m:sub>
+              </m:sSub>
+              <m:r>
+                <m:rPr>
+                  <m:sty m:val="p"/>
+                </m:rPr>
+                <m:t>↓</m:t>
+              </m:r>
+            </m:oMath>
+            <w:r>
+              <w:rPr>
+                <w:rFonts w:ascii="Times New Roman" w:hAnsi="Times New Roman" w:eastAsia="Times New Roman" w:cs="Times New Roman"/>
+              </w:rPr>
+              <w:t xml:space="preserve">​</w:t>
+            </w:r>
+          </w:p>
+        </w:tc>
+      </w:tr>
+      <w:tr>
+        <w:tc>
+          <w:tcPr/>
+          <w:p>
+            <w:pPr>
+              <w:pStyle w:val="Compact"/>
+              <w:jc w:val="center"/>
+            </w:pPr>
+            <m:oMath>
+              <m:r>
+                <m:rPr>
+                  <m:sty m:val="p"/>
+                </m:rPr>
+                <m:t>M</m:t>
+              </m:r>
+              <m:r>
+                <m:rPr>
+                  <m:sty m:val="p"/>
+                </m:rPr>
+                <m:t>n</m:t>
+              </m:r>
+              <m:sSub>
+                <m:e>
+                  <m:r>
+                    <m:rPr>
+                      <m:sty m:val="p"/>
+                    </m:rPr>
+                    <m:t>O</m:t>
+                  </m:r>
+                </m:e>
+                <m:sub>
+                  <m:r>
+                    <m:rPr>
+                      <m:sty m:val="p"/>
+                    </m:rPr>
+                    <m:t>2</m:t>
+                  </m:r>
+                </m:sub>
+              </m:sSub>
+            </m:oMath>
+            <w:r>
+              <w:rPr>
+                <w:rFonts w:ascii="Times New Roman" w:hAnsi="Times New Roman" w:eastAsia="Times New Roman" w:cs="Times New Roman"/>
+              </w:rPr>
+              <w:t xml:space="preserve">​</w:t>
+            </w:r>
+          </w:p>
+        </w:tc>
+        <w:tc>
+          <w:tcPr/>
+          <w:p>
+            <w:pPr>
+              <w:pStyle w:val="Compact"/>
+              <w:jc w:val="center"/>
+            </w:pPr>
+            <m:oMath>
+              <m:r>
+                <m:rPr>
+                  <m:sty m:val="p"/>
+                </m:rPr>
+                <m:t>M</m:t>
+              </m:r>
+              <m:r>
+                <m:rPr>
+                  <m:sty m:val="p"/>
+                </m:rPr>
+                <m:t>n</m:t>
+              </m:r>
+              <m:sSub>
+                <m:e>
+                  <m:r>
+                    <m:rPr>
+                      <m:sty m:val="p"/>
+                    </m:rPr>
+                    <m:t>O</m:t>
+                  </m:r>
+                </m:e>
+                <m:sub>
+                  <m:r>
+                    <m:rPr>
+                      <m:sty m:val="p"/>
+                    </m:rPr>
+                    <m:t>2</m:t>
+                  </m:r>
+                </m:sub>
+              </m:sSub>
+              <m:r>
+                <m:rPr>
+                  <m:sty m:val="p"/>
+                </m:rPr>
+                <m:t>+</m:t>
+              </m:r>
+              <m:r>
+                <m:t>4</m:t>
+              </m:r>
+              <m:r>
+                <m:rPr>
+                  <m:sty m:val="p"/>
+                </m:rPr>
+                <m:t>H</m:t>
+              </m:r>
+              <m:r>
+                <m:rPr>
+                  <m:sty m:val="p"/>
+                </m:rPr>
+                <m:t>C</m:t>
+              </m:r>
+              <m:r>
+                <m:rPr>
+                  <m:sty m:val="p"/>
+                </m:rPr>
+                <m:t>l</m:t>
+              </m:r>
+              <m:limUpp>
+                <m:e>
+                  <m:r>
+                    <m:rPr>
+                      <m:sty m:val="p"/>
+                    </m:rPr>
+                    <m:t>→</m:t>
+                  </m:r>
+                </m:e>
+                <m:lim>
+                  <m:r>
+                    <m:rPr>
+                      <m:sty m:val="p"/>
+                    </m:rPr>
+                    <m:t>Δ</m:t>
+                  </m:r>
+                </m:lim>
+              </m:limUpp>
+              <m:r>
+                <m:rPr>
+                  <m:sty m:val="p"/>
+                </m:rPr>
+                <m:t>M</m:t>
+              </m:r>
+              <m:r>
+                <m:rPr>
+                  <m:sty m:val="p"/>
+                </m:rPr>
+                <m:t>n</m:t>
+              </m:r>
+              <m:r>
+                <m:rPr>
+                  <m:sty m:val="p"/>
+                </m:rPr>
+                <m:t>C</m:t>
+              </m:r>
+              <m:sSub>
+                <m:e>
+                  <m:r>
+                    <m:rPr>
+                      <m:sty m:val="p"/>
+                    </m:rPr>
+                    <m:t>l</m:t>
+                  </m:r>
+                </m:e>
+                <m:sub>
+                  <m:r>
+                    <m:rPr>
+                      <m:sty m:val="p"/>
+                    </m:rPr>
+                    <m:t>2</m:t>
+                  </m:r>
+                </m:sub>
+              </m:sSub>
+              <m:r>
+                <m:rPr>
+                  <m:sty m:val="p"/>
+                </m:rPr>
+                <m:t>+</m:t>
+              </m:r>
+              <m:r>
+                <m:rPr>
+                  <m:sty m:val="p"/>
+                </m:rPr>
+                <m:t>C</m:t>
+              </m:r>
+              <m:sSub>
+                <m:e>
+                  <m:r>
+                    <m:rPr>
+                      <m:sty m:val="p"/>
+                    </m:rPr>
+                    <m:t>l</m:t>
+                  </m:r>
+                </m:e>
+                <m:sub>
+                  <m:r>
+                    <m:rPr>
+                      <m:sty m:val="p"/>
+                    </m:rPr>
+                    <m:t>2</m:t>
+                  </m:r>
+                </m:sub>
+              </m:sSub>
+              <m:r>
+                <m:rPr>
+                  <m:sty m:val="p"/>
+                </m:rPr>
+                <m:t>↑</m:t>
+              </m:r>
+              <m:r>
+                <m:rPr>
+                  <m:sty m:val="p"/>
+                </m:rPr>
+                <m:t>+</m:t>
+              </m:r>
+              <m:r>
+                <m:t>2</m:t>
+              </m:r>
+              <m:sSub>
+                <m:e>
+                  <m:r>
+                    <m:rPr>
+                      <m:sty m:val="p"/>
+                    </m:rPr>
+                    <m:t>H</m:t>
+                  </m:r>
+                </m:e>
+                <m:sub>
+                  <m:r>
+                    <m:rPr>
+                      <m:sty m:val="p"/>
+                    </m:rPr>
+                    <m:t>2</m:t>
+                  </m:r>
+                </m:sub>
+              </m:sSub>
+              <m:r>
+                <m:rPr>
+                  <m:sty m:val="p"/>
+                </m:rPr>
+                <m:t>O</m:t>
+              </m:r>
+            </m:oMath>
+            <w:r>
+              <w:rPr>
+                <w:rFonts w:hint="eastAsia" w:ascii="Times New Roman" w:hAnsi="Times New Roman" w:eastAsia="Times New Roman" w:cs="Times New Roman"/>
+              </w:rPr>
+              <w:t>（</w:t>
             </w:r>
             <w:r>
               <w:rPr>
                 <w:rFonts w:hint="eastAsia" w:ascii="Times New Roman" w:hAnsi="Times New Roman" w:eastAsia="FangSong" w:cs="Times New Roman"/>
               </w:rPr>
-              <w:t xml:space="preserve">平均</w:t>
-            </w:r>
+              <w:t>浓盐酸</w:t>
+            </w:r>
+            <w:r>
+              <w:rPr>
+                <w:rFonts w:hint="eastAsia" w:ascii="Times New Roman" w:hAnsi="Times New Roman" w:eastAsia="Times New Roman" w:cs="Times New Roman"/>
+              </w:rPr>
+              <w:t>）</w:t>
+            </w:r>
+          </w:p>
+        </w:tc>
+      </w:tr>
+      <w:tr>
+        <w:tc>
+          <w:tcPr/>
+          <w:p>
+            <w:pPr>
+              <w:pStyle w:val="Compact"/>
+              <w:jc w:val="center"/>
+            </w:pPr>
+            <m:oMath>
+              <m:r>
+                <m:rPr>
+                  <m:sty m:val="p"/>
+                </m:rPr>
+                <m:t>M</m:t>
+              </m:r>
+              <m:sSub>
+                <m:e>
+                  <m:r>
+                    <m:rPr>
+                      <m:sty m:val="p"/>
+                    </m:rPr>
+                    <m:t>n</m:t>
+                  </m:r>
+                </m:e>
+                <m:sub>
+                  <m:r>
+                    <m:rPr>
+                      <m:sty m:val="p"/>
+                    </m:rPr>
+                    <m:t>2</m:t>
+                  </m:r>
+                </m:sub>
+              </m:sSub>
+              <m:sSub>
+                <m:e>
+                  <m:r>
+                    <m:rPr>
+                      <m:sty m:val="p"/>
+                    </m:rPr>
+                    <m:t>O</m:t>
+                  </m:r>
+                </m:e>
+                <m:sub>
+                  <m:r>
+                    <m:rPr>
+                      <m:sty m:val="p"/>
+                    </m:rPr>
+                    <m:t>7</m:t>
+                  </m:r>
+                </m:sub>
+              </m:sSub>
+            </m:oMath>
             <w:r>
               <w:rPr>
                 <w:rFonts w:ascii="Times New Roman" w:hAnsi="Times New Roman" w:eastAsia="Times New Roman" w:cs="Times New Roman"/>
               </w:rPr>
-              <w:t xml:space="preserve"> </w:t>
-            </w:r>
+              <w:t xml:space="preserve">​</w:t>
+            </w:r>
+          </w:p>
+        </w:tc>
+        <w:tc>
+          <w:tcPr/>
+          <w:p>
+            <w:pPr>
+              <w:pStyle w:val="Compact"/>
+              <w:jc w:val="center"/>
+            </w:pPr>
             <m:oMath>
               <m:r>
                 <m:rPr>
                   <m:sty m:val="p"/>
                 </m:rPr>
+                <m:t>M</m:t>
+              </m:r>
+              <m:sSub>
+                <m:e>
+                  <m:r>
+                    <m:rPr>
+                      <m:sty m:val="p"/>
+                    </m:rPr>
+                    <m:t>n</m:t>
+                  </m:r>
+                </m:e>
+                <m:sub>
+                  <m:r>
+                    <m:rPr>
+                      <m:sty m:val="p"/>
+                    </m:rPr>
+                    <m:t>2</m:t>
+                  </m:r>
+                </m:sub>
+              </m:sSub>
+              <m:sSub>
+                <m:e>
+                  <m:r>
+                    <m:rPr>
+                      <m:sty m:val="p"/>
+                    </m:rPr>
+                    <m:t>O</m:t>
+                  </m:r>
+                </m:e>
+                <m:sub>
+                  <m:r>
+                    <m:rPr>
+                      <m:sty m:val="p"/>
+                    </m:rPr>
+                    <m:t>7</m:t>
+                  </m:r>
+                </m:sub>
+              </m:sSub>
+              <m:r>
+                <m:rPr>
+                  <m:sty m:val="p"/>
+                </m:rPr>
                 <m:t>+</m:t>
               </m:r>
-              <m:r>
-                <m:t>3.5</m:t>
-              </m:r>
+              <m:sSub>
+                <m:e>
+                  <m:r>
+                    <m:rPr>
+                      <m:sty m:val="p"/>
+                    </m:rPr>
+                    <m:t>H</m:t>
+                  </m:r>
+                </m:e>
+                <m:sub>
+                  <m:r>
+                    <m:rPr>
+                      <m:sty m:val="p"/>
+                    </m:rPr>
+                    <m:t>2</m:t>
+                  </m:r>
+                </m:sub>
+              </m:sSub>
+              <m:r>
+                <m:rPr>
+                  <m:sty m:val="p"/>
+                </m:rPr>
+                <m:t>O</m:t>
+              </m:r>
+              <m:r>
+                <m:rPr>
+                  <m:sty m:val="p"/>
+                </m:rPr>
+                <m:t>→</m:t>
+              </m:r>
+              <m:r>
+                <m:t>2</m:t>
+              </m:r>
+              <m:r>
+                <m:rPr>
+                  <m:sty m:val="p"/>
+                </m:rPr>
+                <m:t>H</m:t>
+              </m:r>
+              <m:r>
+                <m:rPr>
+                  <m:sty m:val="p"/>
+                </m:rPr>
+                <m:t>M</m:t>
+              </m:r>
+              <m:r>
+                <m:rPr>
+                  <m:sty m:val="p"/>
+                </m:rPr>
+                <m:t>n</m:t>
+              </m:r>
+              <m:sSub>
+                <m:e>
+                  <m:r>
+                    <m:rPr>
+                      <m:sty m:val="p"/>
+                    </m:rPr>
+                    <m:t>O</m:t>
+                  </m:r>
+                </m:e>
+                <m:sub>
+                  <m:r>
+                    <m:rPr>
+                      <m:sty m:val="p"/>
+                    </m:rPr>
+                    <m:t>4</m:t>
+                  </m:r>
+                </m:sub>
+              </m:sSub>
             </m:oMath>
+            <w:r>
+              <w:rPr>
+                <w:rFonts w:ascii="Times New Roman" w:hAnsi="Times New Roman" w:eastAsia="Times New Roman" w:cs="Times New Roman"/>
+              </w:rPr>
+              <w:t xml:space="preserve">​</w:t>
+            </w:r>
+          </w:p>
+        </w:tc>
+      </w:tr>
+      <w:tr>
+        <w:tc>
+          <w:tcPr/>
+          <w:p>
+            <w:pPr>
+              <w:pStyle w:val="Compact"/>
+              <w:jc w:val="center"/>
+            </w:pPr>
+            <m:oMath>
+              <m:r>
+                <m:rPr>
+                  <m:sty m:val="p"/>
+                </m:rPr>
+                <m:t>K</m:t>
+              </m:r>
+              <m:r>
+                <m:rPr>
+                  <m:sty m:val="p"/>
+                </m:rPr>
+                <m:t>M</m:t>
+              </m:r>
+              <m:r>
+                <m:rPr>
+                  <m:sty m:val="p"/>
+                </m:rPr>
+                <m:t>n</m:t>
+              </m:r>
+              <m:sSub>
+                <m:e>
+                  <m:r>
+                    <m:rPr>
+                      <m:sty m:val="p"/>
+                    </m:rPr>
+                    <m:t>O</m:t>
+                  </m:r>
+                </m:e>
+                <m:sub>
+                  <m:r>
+                    <m:rPr>
+                      <m:sty m:val="p"/>
+                    </m:rPr>
+                    <m:t>4</m:t>
+                  </m:r>
+                </m:sub>
+              </m:sSub>
+            </m:oMath>
+            <w:r>
+              <w:rPr>
+                <w:rFonts w:ascii="Times New Roman" w:hAnsi="Times New Roman" w:eastAsia="Times New Roman" w:cs="Times New Roman"/>
+              </w:rPr>
+              <w:t xml:space="preserve">​</w:t>
+            </w:r>
+          </w:p>
+        </w:tc>
+        <w:tc>
+          <w:tcPr/>
+          <w:p>
+            <w:pPr>
+              <w:pStyle w:val="Compact"/>
+              <w:jc w:val="center"/>
+            </w:pPr>
+            <m:oMath>
+              <m:r>
+                <m:t>2</m:t>
+              </m:r>
+              <m:r>
+                <m:rPr>
+                  <m:sty m:val="p"/>
+                </m:rPr>
+                <m:t>M</m:t>
+              </m:r>
+              <m:r>
+                <m:rPr>
+                  <m:sty m:val="p"/>
+                </m:rPr>
+                <m:t>n</m:t>
+              </m:r>
+              <m:sSubSup>
+                <m:e>
+                  <m:r>
+                    <m:rPr>
+                      <m:sty m:val="p"/>
+                    </m:rPr>
+                    <m:t>O</m:t>
+                  </m:r>
+                </m:e>
+                <m:sub>
+                  <m:r>
+                    <m:rPr>
+                      <m:sty m:val="p"/>
+                    </m:rPr>
+                    <m:t>4</m:t>
+                  </m:r>
+                </m:sub>
+                <m:sup>
+                  <m:r>
+                    <m:rPr>
+                      <m:sty m:val="p"/>
+                    </m:rPr>
+                    <m:t>−</m:t>
+                  </m:r>
+                </m:sup>
+              </m:sSubSup>
+              <m:r>
+                <m:rPr>
+                  <m:sty m:val="p"/>
+                </m:rPr>
+                <m:t>+</m:t>
+              </m:r>
+              <m:r>
+                <m:t>5</m:t>
+              </m:r>
+              <m:r>
+                <m:rPr>
+                  <m:sty m:val="p"/>
+                </m:rPr>
+                <m:t>S</m:t>
+              </m:r>
+              <m:sSubSup>
+                <m:e>
+                  <m:r>
+                    <m:rPr>
+                      <m:sty m:val="p"/>
+                    </m:rPr>
+                    <m:t>O</m:t>
+                  </m:r>
+                </m:e>
+                <m:sub>
+                  <m:r>
+                    <m:rPr>
+                      <m:sty m:val="p"/>
+                    </m:rPr>
+                    <m:t>3</m:t>
+                  </m:r>
+                </m:sub>
+                <m:sup>
+                  <m:r>
+                    <m:rPr>
+                      <m:sty m:val="p"/>
+                    </m:rPr>
+                    <m:t>2</m:t>
+                  </m:r>
+                  <m:r>
+                    <m:rPr>
+                      <m:sty m:val="p"/>
+                    </m:rPr>
+                    <m:t>−</m:t>
+                  </m:r>
+                </m:sup>
+              </m:sSubSup>
+              <m:r>
+                <m:rPr>
+                  <m:sty m:val="p"/>
+                </m:rPr>
+                <m:t>+</m:t>
+              </m:r>
+              <m:r>
+                <m:t>6</m:t>
+              </m:r>
+              <m:sSup>
+                <m:e>
+                  <m:r>
+                    <m:rPr>
+                      <m:sty m:val="p"/>
+                    </m:rPr>
+                    <m:t>H</m:t>
+                  </m:r>
+                </m:e>
+                <m:sup>
+                  <m:r>
+                    <m:rPr>
+                      <m:sty m:val="p"/>
+                    </m:rPr>
+                    <m:t>+</m:t>
+                  </m:r>
+                </m:sup>
+              </m:sSup>
+              <m:r>
+                <m:rPr>
+                  <m:sty m:val="p"/>
+                </m:rPr>
+                <m:t>→</m:t>
+              </m:r>
+              <m:r>
+                <m:t>2</m:t>
+              </m:r>
+              <m:r>
+                <m:rPr>
+                  <m:sty m:val="p"/>
+                </m:rPr>
+                <m:t>M</m:t>
+              </m:r>
+              <m:sSup>
+                <m:e>
+                  <m:r>
+                    <m:rPr>
+                      <m:sty m:val="p"/>
+                    </m:rPr>
+                    <m:t>n</m:t>
+                  </m:r>
+                </m:e>
+                <m:sup>
+                  <m:r>
+                    <m:rPr>
+                      <m:sty m:val="p"/>
+                    </m:rPr>
+                    <m:t>2</m:t>
+                  </m:r>
+                  <m:r>
+                    <m:rPr>
+                      <m:sty m:val="p"/>
+                    </m:rPr>
+                    <m:t>+</m:t>
+                  </m:r>
+                </m:sup>
+              </m:sSup>
+              <m:r>
+                <m:rPr>
+                  <m:sty m:val="p"/>
+                </m:rPr>
+                <m:t>+</m:t>
+              </m:r>
+              <m:r>
+                <m:t>5</m:t>
+              </m:r>
+              <m:r>
+                <m:rPr>
+                  <m:sty m:val="p"/>
+                </m:rPr>
+                <m:t>S</m:t>
+              </m:r>
+              <m:sSubSup>
+                <m:e>
+                  <m:r>
+                    <m:rPr>
+                      <m:sty m:val="p"/>
+                    </m:rPr>
+                    <m:t>O</m:t>
+                  </m:r>
+                </m:e>
+                <m:sub>
+                  <m:r>
+                    <m:rPr>
+                      <m:sty m:val="p"/>
+                    </m:rPr>
+                    <m:t>4</m:t>
+                  </m:r>
+                </m:sub>
+                <m:sup>
+                  <m:r>
+                    <m:rPr>
+                      <m:sty m:val="p"/>
+                    </m:rPr>
+                    <m:t>2</m:t>
+                  </m:r>
+                  <m:r>
+                    <m:rPr>
+                      <m:sty m:val="p"/>
+                    </m:rPr>
+                    <m:t>−</m:t>
+                  </m:r>
+                </m:sup>
+              </m:sSubSup>
+              <m:r>
+                <m:rPr>
+                  <m:sty m:val="p"/>
+                </m:rPr>
+                <m:t>+</m:t>
+              </m:r>
+              <m:r>
+                <m:t>3</m:t>
+              </m:r>
+              <m:sSub>
+                <m:e>
+                  <m:r>
+                    <m:rPr>
+                      <m:sty m:val="p"/>
+                    </m:rPr>
+                    <m:t>H</m:t>
+                  </m:r>
+                </m:e>
+                <m:sub>
+                  <m:r>
+                    <m:rPr>
+                      <m:sty m:val="p"/>
+                    </m:rPr>
+                    <m:t>2</m:t>
+                  </m:r>
+                </m:sub>
+              </m:sSub>
+              <m:r>
+                <m:rPr>
+                  <m:sty m:val="p"/>
+                </m:rPr>
+                <m:t>O</m:t>
+              </m:r>
+            </m:oMath>
+            <w:r>
+              <w:rPr>
+                <w:rFonts w:ascii="Times New Roman" w:hAnsi="Times New Roman" w:eastAsia="Times New Roman" w:cs="Times New Roman"/>
+              </w:rPr>
+              <w:t xml:space="preserve">​</w:t>
+            </w:r>
+          </w:p>
+        </w:tc>
+      </w:tr>
+      <w:tr>
+        <w:tc>
+          <w:tcPr/>
+          <w:p>
+            <w:pPr>
+              <w:pStyle w:val="Compact"/>
+              <w:jc w:val="center"/>
+            </w:pPr>
+            <m:oMath>
+              <m:sSub>
+                <m:e>
+                  <m:r>
+                    <m:rPr>
+                      <m:sty m:val="p"/>
+                    </m:rPr>
+                    <m:t>K</m:t>
+                  </m:r>
+                </m:e>
+                <m:sub>
+                  <m:r>
+                    <m:rPr>
+                      <m:sty m:val="p"/>
+                    </m:rPr>
+                    <m:t>2</m:t>
+                  </m:r>
+                </m:sub>
+              </m:sSub>
+              <m:r>
+                <m:rPr>
+                  <m:sty m:val="p"/>
+                </m:rPr>
+                <m:t>M</m:t>
+              </m:r>
+              <m:r>
+                <m:rPr>
+                  <m:sty m:val="p"/>
+                </m:rPr>
+                <m:t>n</m:t>
+              </m:r>
+              <m:sSub>
+                <m:e>
+                  <m:r>
+                    <m:rPr>
+                      <m:sty m:val="p"/>
+                    </m:rPr>
+                    <m:t>O</m:t>
+                  </m:r>
+                </m:e>
+                <m:sub>
+                  <m:r>
+                    <m:rPr>
+                      <m:sty m:val="p"/>
+                    </m:rPr>
+                    <m:t>4</m:t>
+                  </m:r>
+                </m:sub>
+              </m:sSub>
+            </m:oMath>
+            <w:r>
+              <w:rPr>
+                <w:rFonts w:ascii="Times New Roman" w:hAnsi="Times New Roman" w:eastAsia="Times New Roman" w:cs="Times New Roman"/>
+              </w:rPr>
+              <w:t xml:space="preserve">​</w:t>
+            </w:r>
+          </w:p>
+        </w:tc>
+        <w:tc>
+          <w:tcPr/>
+          <w:p>
+            <w:pPr>
+              <w:pStyle w:val="Compact"/>
+              <w:jc w:val="center"/>
+            </w:pPr>
+            <m:oMath>
+              <m:r>
+                <m:t>3</m:t>
+              </m:r>
+              <m:r>
+                <m:rPr>
+                  <m:sty m:val="p"/>
+                </m:rPr>
+                <m:t>M</m:t>
+              </m:r>
+              <m:r>
+                <m:rPr>
+                  <m:sty m:val="p"/>
+                </m:rPr>
+                <m:t>n</m:t>
+              </m:r>
+              <m:sSubSup>
+                <m:e>
+                  <m:r>
+                    <m:rPr>
+                      <m:sty m:val="p"/>
+                    </m:rPr>
+                    <m:t>O</m:t>
+                  </m:r>
+                </m:e>
+                <m:sub>
+                  <m:r>
+                    <m:rPr>
+                      <m:sty m:val="p"/>
+                    </m:rPr>
+                    <m:t>4</m:t>
+                  </m:r>
+                </m:sub>
+                <m:sup>
+                  <m:r>
+                    <m:rPr>
+                      <m:sty m:val="p"/>
+                    </m:rPr>
+                    <m:t>2</m:t>
+                  </m:r>
+                  <m:r>
+                    <m:rPr>
+                      <m:sty m:val="p"/>
+                    </m:rPr>
+                    <m:t>−</m:t>
+                  </m:r>
+                </m:sup>
+              </m:sSubSup>
+              <m:r>
+                <m:rPr>
+                  <m:sty m:val="p"/>
+                </m:rPr>
+                <m:t>+</m:t>
+              </m:r>
+              <m:r>
+                <m:t>4</m:t>
+              </m:r>
+              <m:sSup>
+                <m:e>
+                  <m:r>
+                    <m:rPr>
+                      <m:sty m:val="p"/>
+                    </m:rPr>
+                    <m:t>H</m:t>
+                  </m:r>
+                </m:e>
+                <m:sup>
+                  <m:r>
+                    <m:rPr>
+                      <m:sty m:val="p"/>
+                    </m:rPr>
+                    <m:t>+</m:t>
+                  </m:r>
+                </m:sup>
+              </m:sSup>
+              <m:r>
+                <m:rPr>
+                  <m:sty m:val="p"/>
+                </m:rPr>
+                <m:t>→</m:t>
+              </m:r>
+              <m:r>
+                <m:t>2</m:t>
+              </m:r>
+              <m:r>
+                <m:rPr>
+                  <m:sty m:val="p"/>
+                </m:rPr>
+                <m:t>M</m:t>
+              </m:r>
+              <m:r>
+                <m:rPr>
+                  <m:sty m:val="p"/>
+                </m:rPr>
+                <m:t>n</m:t>
+              </m:r>
+              <m:sSubSup>
+                <m:e>
+                  <m:r>
+                    <m:rPr>
+                      <m:sty m:val="p"/>
+                    </m:rPr>
+                    <m:t>O</m:t>
+                  </m:r>
+                </m:e>
+                <m:sub>
+                  <m:r>
+                    <m:rPr>
+                      <m:sty m:val="p"/>
+                    </m:rPr>
+                    <m:t>4</m:t>
+                  </m:r>
+                </m:sub>
+                <m:sup>
+                  <m:r>
+                    <m:rPr>
+                      <m:sty m:val="p"/>
+                    </m:rPr>
+                    <m:t>−</m:t>
+                  </m:r>
+                </m:sup>
+              </m:sSubSup>
+              <m:r>
+                <m:rPr>
+                  <m:sty m:val="p"/>
+                </m:rPr>
+                <m:t>+</m:t>
+              </m:r>
+              <m:r>
+                <m:rPr>
+                  <m:sty m:val="p"/>
+                </m:rPr>
+                <m:t>M</m:t>
+              </m:r>
+              <m:r>
+                <m:rPr>
+                  <m:sty m:val="p"/>
+                </m:rPr>
+                <m:t>n</m:t>
+              </m:r>
+              <m:sSub>
+                <m:e>
+                  <m:r>
+                    <m:rPr>
+                      <m:sty m:val="p"/>
+                    </m:rPr>
+                    <m:t>O</m:t>
+                  </m:r>
+                </m:e>
+                <m:sub>
+                  <m:r>
+                    <m:rPr>
+                      <m:sty m:val="p"/>
+                    </m:rPr>
+                    <m:t>2</m:t>
+                  </m:r>
+                </m:sub>
+              </m:sSub>
+              <m:r>
+                <m:rPr>
+                  <m:sty m:val="p"/>
+                </m:rPr>
+                <m:t>↓</m:t>
+              </m:r>
+              <m:r>
+                <m:rPr>
+                  <m:sty m:val="p"/>
+                </m:rPr>
+                <m:t>+</m:t>
+              </m:r>
+              <m:r>
+                <m:t>2</m:t>
+              </m:r>
+              <m:sSub>
+                <m:e>
+                  <m:r>
+                    <m:rPr>
+                      <m:sty m:val="p"/>
+                    </m:rPr>
+                    <m:t>H</m:t>
+                  </m:r>
+                </m:e>
+                <m:sub>
+                  <m:r>
+                    <m:rPr>
+                      <m:sty m:val="p"/>
+                    </m:rPr>
+                    <m:t>2</m:t>
+                  </m:r>
+                </m:sub>
+              </m:sSub>
+              <m:r>
+                <m:rPr>
+                  <m:sty m:val="p"/>
+                </m:rPr>
+                <m:t>O</m:t>
+              </m:r>
+            </m:oMath>
+            <w:r>
+              <w:rPr>
+                <w:rFonts w:ascii="Times New Roman" w:hAnsi="Times New Roman" w:eastAsia="Times New Roman" w:cs="Times New Roman"/>
+              </w:rPr>
+              <w:t xml:space="preserve">​</w:t>
+            </w:r>
+          </w:p>
+        </w:tc>
+      </w:tr>
+      <w:tr>
+        <w:tc>
+          <w:tcPr/>
+          <w:p>
+            <w:pPr>
+              <w:pStyle w:val="Compact"/>
+              <w:jc w:val="center"/>
+            </w:pPr>
+            <m:oMath>
+              <m:r>
+                <m:rPr>
+                  <m:sty m:val="p"/>
+                </m:rPr>
+                <m:t>L</m:t>
+              </m:r>
+              <m:r>
+                <m:rPr>
+                  <m:sty m:val="p"/>
+                </m:rPr>
+                <m:t>i</m:t>
+              </m:r>
+              <m:r>
+                <m:rPr>
+                  <m:sty m:val="p"/>
+                </m:rPr>
+                <m:t>M</m:t>
+              </m:r>
+              <m:sSub>
+                <m:e>
+                  <m:r>
+                    <m:rPr>
+                      <m:sty m:val="p"/>
+                    </m:rPr>
+                    <m:t>n</m:t>
+                  </m:r>
+                </m:e>
+                <m:sub>
+                  <m:r>
+                    <m:rPr>
+                      <m:sty m:val="p"/>
+                    </m:rPr>
+                    <m:t>2</m:t>
+                  </m:r>
+                </m:sub>
+              </m:sSub>
+              <m:sSub>
+                <m:e>
+                  <m:r>
+                    <m:rPr>
+                      <m:sty m:val="p"/>
+                    </m:rPr>
+                    <m:t>O</m:t>
+                  </m:r>
+                </m:e>
+                <m:sub>
+                  <m:r>
+                    <m:rPr>
+                      <m:sty m:val="p"/>
+                    </m:rPr>
+                    <m:t>4</m:t>
+                  </m:r>
+                </m:sub>
+              </m:sSub>
+            </m:oMath>
+            <w:r>
+              <w:rPr>
+                <w:rFonts w:ascii="Times New Roman" w:hAnsi="Times New Roman" w:eastAsia="Times New Roman" w:cs="Times New Roman"/>
+              </w:rPr>
+              <w:t xml:space="preserve">​</w:t>
+            </w:r>
           </w:p>
         </w:tc>
         <w:tc>
